--- a/Diplom/Документация по УП.03.01_Шаламов+/2.2 Техническое  задание/T3 Шаламов.docx
+++ b/Diplom/Документация по УП.03.01_Шаламов+/2.2 Техническое  задание/T3 Шаламов.docx
@@ -1,10 +1,10 @@
 
 <file path=word/document.xml><?xml version="1.0" encoding="utf-8"?>
-<w:document xmlns:wpc="http://schemas.microsoft.com/office/word/2010/wordprocessingCanvas" xmlns:cx="http://schemas.microsoft.com/office/drawing/2014/chartex" xmlns:cx1="http://schemas.microsoft.com/office/drawing/2015/9/8/chartex" xmlns:mc="http://schemas.openxmlformats.org/markup-compatibility/2006" xmlns:o="urn:schemas-microsoft-com:office:office" xmlns:r="http://schemas.openxmlformats.org/officeDocument/2006/relationships" xmlns:m="http://schemas.openxmlformats.org/officeDocument/2006/math" xmlns:v="urn:schemas-microsoft-com:vml" xmlns:wp14="http://schemas.microsoft.com/office/word/2010/wordprocessingDrawing" xmlns:wp="http://schemas.openxmlformats.org/drawingml/2006/wordprocessingDrawing" xmlns:w10="urn:schemas-microsoft-com:office:word" xmlns:w="http://schemas.openxmlformats.org/wordprocessingml/2006/main" xmlns:w14="http://schemas.microsoft.com/office/word/2010/wordml" xmlns:w15="http://schemas.microsoft.com/office/word/2012/wordml" xmlns:w16se="http://schemas.microsoft.com/office/word/2015/wordml/symex" xmlns:wpg="http://schemas.microsoft.com/office/word/2010/wordprocessingGroup" xmlns:wpi="http://schemas.microsoft.com/office/word/2010/wordprocessingInk" xmlns:wne="http://schemas.microsoft.com/office/word/2006/wordml" xmlns:wps="http://schemas.microsoft.com/office/word/2010/wordprocessingShape" mc:Ignorable="w14 w15 w16se wp14">
+<w:document xmlns:wpc="http://schemas.microsoft.com/office/word/2010/wordprocessingCanvas" xmlns:mc="http://schemas.openxmlformats.org/markup-compatibility/2006" xmlns:o="urn:schemas-microsoft-com:office:office" xmlns:r="http://schemas.openxmlformats.org/officeDocument/2006/relationships" xmlns:m="http://schemas.openxmlformats.org/officeDocument/2006/math" xmlns:v="urn:schemas-microsoft-com:vml" xmlns:wp14="http://schemas.microsoft.com/office/word/2010/wordprocessingDrawing" xmlns:wp="http://schemas.openxmlformats.org/drawingml/2006/wordprocessingDrawing" xmlns:w="http://schemas.openxmlformats.org/wordprocessingml/2006/main" xmlns:w14="http://schemas.microsoft.com/office/word/2010/wordml" xmlns:w10="urn:schemas-microsoft-com:office:word" xmlns:w15="http://schemas.microsoft.com/office/word/2012/wordml" xmlns:wpg="http://schemas.microsoft.com/office/word/2010/wordprocessingGroup" xmlns:wpi="http://schemas.microsoft.com/office/word/2010/wordprocessingInk" xmlns:wne="http://schemas.microsoft.com/office/word/2006/wordml" xmlns:wps="http://schemas.microsoft.com/office/word/2010/wordprocessingShape" xmlns:wpsCustomData="http://www.wps.cn/officeDocument/2013/wpsCustomData" mc:Ignorable="w14 w15 wp14">
   <w:body>
     <w:p>
       <w:pPr>
-        <w:pStyle w:val="a4"/>
+        <w:pStyle w:val="14"/>
         <w:spacing w:before="1"/>
         <w:rPr>
           <w:sz w:val="2"/>
@@ -13,21 +13,31 @@
     </w:p>
     <w:tbl>
       <w:tblPr>
+        <w:tblStyle w:val="12"/>
         <w:tblW w:w="0" w:type="auto"/>
         <w:tblInd w:w="7164" w:type="dxa"/>
         <w:tblLayout w:type="fixed"/>
         <w:tblCellMar>
+          <w:top w:w="0" w:type="dxa"/>
           <w:left w:w="0" w:type="dxa"/>
+          <w:bottom w:w="0" w:type="dxa"/>
           <w:right w:w="0" w:type="dxa"/>
         </w:tblCellMar>
-        <w:tblLook w:val="04A0" w:firstRow="1" w:lastRow="0" w:firstColumn="1" w:lastColumn="0" w:noHBand="0" w:noVBand="1"/>
       </w:tblPr>
       <w:tblGrid>
         <w:gridCol w:w="3555"/>
       </w:tblGrid>
       <w:tr>
+        <w:tblPrEx>
+          <w:tblCellMar>
+            <w:top w:w="0" w:type="dxa"/>
+            <w:left w:w="0" w:type="dxa"/>
+            <w:bottom w:w="0" w:type="dxa"/>
+            <w:right w:w="0" w:type="dxa"/>
+          </w:tblCellMar>
+        </w:tblPrEx>
         <w:trPr>
-          <w:trHeight w:val="316"/>
+          <w:trHeight w:val="316" w:hRule="atLeast"/>
         </w:trPr>
         <w:tc>
           <w:tcPr>
@@ -35,7 +45,7 @@
           </w:tcPr>
           <w:p>
             <w:pPr>
-              <w:pStyle w:val="TableParagraph"/>
+              <w:pStyle w:val="42"/>
               <w:spacing w:line="296" w:lineRule="exact"/>
               <w:ind w:left="491" w:right="1"/>
               <w:jc w:val="center"/>
@@ -54,8 +64,16 @@
         </w:tc>
       </w:tr>
       <w:tr>
+        <w:tblPrEx>
+          <w:tblCellMar>
+            <w:top w:w="0" w:type="dxa"/>
+            <w:left w:w="0" w:type="dxa"/>
+            <w:bottom w:w="0" w:type="dxa"/>
+            <w:right w:w="0" w:type="dxa"/>
+          </w:tblCellMar>
+        </w:tblPrEx>
         <w:trPr>
-          <w:trHeight w:val="679"/>
+          <w:trHeight w:val="679" w:hRule="atLeast"/>
         </w:trPr>
         <w:tc>
           <w:tcPr>
@@ -63,7 +81,7 @@
           </w:tcPr>
           <w:p>
             <w:pPr>
-              <w:pStyle w:val="TableParagraph"/>
+              <w:pStyle w:val="42"/>
               <w:spacing w:line="242" w:lineRule="auto"/>
               <w:ind w:left="491" w:hanging="312"/>
               <w:jc w:val="center"/>
@@ -75,26 +93,22 @@
               <w:rPr>
                 <w:sz w:val="28"/>
               </w:rPr>
-              <w:t xml:space="preserve"> </w:t>
-            </w:r>
-            <w:r>
-              <w:rPr>
-                <w:sz w:val="28"/>
-              </w:rPr>
-              <w:t>Директор</w:t>
-            </w:r>
-            <w:r>
-              <w:rPr>
-                <w:sz w:val="28"/>
-              </w:rPr>
-              <w:t xml:space="preserve"> МБОУ «Ильинская СОШ»</w:t>
+              <w:t xml:space="preserve"> Директор МБОУ «Ильинская СОШ»</w:t>
             </w:r>
           </w:p>
         </w:tc>
       </w:tr>
       <w:tr>
+        <w:tblPrEx>
+          <w:tblCellMar>
+            <w:top w:w="0" w:type="dxa"/>
+            <w:left w:w="0" w:type="dxa"/>
+            <w:bottom w:w="0" w:type="dxa"/>
+            <w:right w:w="0" w:type="dxa"/>
+          </w:tblCellMar>
+        </w:tblPrEx>
         <w:trPr>
-          <w:trHeight w:val="438"/>
+          <w:trHeight w:val="438" w:hRule="atLeast"/>
         </w:trPr>
         <w:tc>
           <w:tcPr>
@@ -102,7 +116,7 @@
           </w:tcPr>
           <w:p>
             <w:pPr>
-              <w:pStyle w:val="TableParagraph"/>
+              <w:pStyle w:val="42"/>
               <w:tabs>
                 <w:tab w:val="left" w:pos="1680"/>
               </w:tabs>
@@ -124,26 +138,22 @@
               <w:rPr>
                 <w:sz w:val="28"/>
               </w:rPr>
-              <w:t xml:space="preserve"> </w:t>
-            </w:r>
-            <w:r>
-              <w:rPr>
-                <w:sz w:val="28"/>
-              </w:rPr>
-              <w:t>Е</w:t>
-            </w:r>
-            <w:r>
-              <w:rPr>
-                <w:sz w:val="28"/>
-              </w:rPr>
-              <w:t>.А. Южакова</w:t>
+              <w:t xml:space="preserve"> Е.А. Южакова</w:t>
             </w:r>
           </w:p>
         </w:tc>
       </w:tr>
       <w:tr>
+        <w:tblPrEx>
+          <w:tblCellMar>
+            <w:top w:w="0" w:type="dxa"/>
+            <w:left w:w="0" w:type="dxa"/>
+            <w:bottom w:w="0" w:type="dxa"/>
+            <w:right w:w="0" w:type="dxa"/>
+          </w:tblCellMar>
+        </w:tblPrEx>
         <w:trPr>
-          <w:trHeight w:val="399"/>
+          <w:trHeight w:val="399" w:hRule="atLeast"/>
         </w:trPr>
         <w:tc>
           <w:tcPr>
@@ -151,7 +161,7 @@
           </w:tcPr>
           <w:p>
             <w:pPr>
-              <w:pStyle w:val="TableParagraph"/>
+              <w:pStyle w:val="42"/>
               <w:tabs>
                 <w:tab w:val="left" w:pos="841"/>
                 <w:tab w:val="left" w:pos="2664"/>
@@ -176,6 +186,12 @@
                 <w:u w:val="single"/>
               </w:rPr>
               <w:tab/>
+            </w:r>
+            <w:r>
+              <w:rPr>
+                <w:sz w:val="28"/>
+                <w:u w:val="single"/>
+              </w:rPr>
               <w:t xml:space="preserve">    </w:t>
             </w:r>
             <w:r>
@@ -211,7 +227,7 @@
     </w:tbl>
     <w:p>
       <w:pPr>
-        <w:pStyle w:val="a4"/>
+        <w:pStyle w:val="14"/>
         <w:rPr>
           <w:sz w:val="32"/>
         </w:rPr>
@@ -219,7 +235,7 @@
     </w:p>
     <w:p>
       <w:pPr>
-        <w:pStyle w:val="a4"/>
+        <w:pStyle w:val="14"/>
         <w:rPr>
           <w:sz w:val="32"/>
         </w:rPr>
@@ -227,7 +243,7 @@
     </w:p>
     <w:p>
       <w:pPr>
-        <w:pStyle w:val="a4"/>
+        <w:pStyle w:val="14"/>
         <w:rPr>
           <w:sz w:val="32"/>
         </w:rPr>
@@ -235,7 +251,7 @@
     </w:p>
     <w:p>
       <w:pPr>
-        <w:pStyle w:val="a4"/>
+        <w:pStyle w:val="14"/>
         <w:rPr>
           <w:sz w:val="32"/>
         </w:rPr>
@@ -243,7 +259,7 @@
     </w:p>
     <w:p>
       <w:pPr>
-        <w:pStyle w:val="a4"/>
+        <w:pStyle w:val="14"/>
         <w:spacing w:before="106"/>
         <w:rPr>
           <w:sz w:val="32"/>
@@ -269,25 +285,7 @@
           <w:sz w:val="40"/>
           <w:szCs w:val="28"/>
         </w:rPr>
-        <w:t xml:space="preserve">Система автоматизации </w:t>
-      </w:r>
-      <w:r>
-        <w:rPr>
-          <w:rFonts w:ascii="Times New Roman" w:hAnsi="Times New Roman" w:cs="Times New Roman"/>
-          <w:b/>
-          <w:sz w:val="40"/>
-          <w:szCs w:val="28"/>
-        </w:rPr>
-        <w:t>работы</w:t>
-      </w:r>
-      <w:r>
-        <w:rPr>
-          <w:rFonts w:ascii="Times New Roman" w:hAnsi="Times New Roman" w:cs="Times New Roman"/>
-          <w:b/>
-          <w:sz w:val="40"/>
-          <w:szCs w:val="28"/>
-        </w:rPr>
-        <w:t xml:space="preserve"> с информационными киосками школы МБОУ «Ильинская СОШ»</w:t>
+        <w:t>Система автоматизации работы с информационными киосками школы МБОУ «Ильинская СОШ»</w:t>
       </w:r>
     </w:p>
     <w:p>
@@ -309,6 +307,8 @@
         </w:rPr>
         <w:t>Техническое задание</w:t>
       </w:r>
+      <w:bookmarkStart w:id="17" w:name="_GoBack"/>
+      <w:bookmarkEnd w:id="17"/>
     </w:p>
     <w:p>
       <w:pPr>
@@ -323,7 +323,6 @@
       <w:r>
         <w:rPr>
           <w:b/>
-          <w:noProof/>
           <w:sz w:val="36"/>
           <w:lang w:eastAsia="ru-RU"/>
         </w:rPr>
@@ -360,7 +359,7 @@
                         <w:txbxContent>
                           <w:p>
                             <w:pPr>
-                              <w:pStyle w:val="a4"/>
+                              <w:pStyle w:val="14"/>
                             </w:pPr>
                           </w:p>
                         </w:txbxContent>
@@ -374,7 +373,7 @@
               </wp:anchor>
             </w:drawing>
           </mc:Choice>
-          <mc:Fallback xmlns:wpsCustomData="http://www.wps.cn/officeDocument/2013/wpsCustomData">
+          <mc:Fallback>
             <w:pict>
               <v:shape id="Textbox 1" o:spid="_x0000_s1026" o:spt="202" type="#_x0000_t202" style="position:absolute;left:0pt;margin-left:21.4pt;margin-top:32.65pt;height:413.2pt;width:42.25pt;mso-position-horizontal-relative:page;z-index:251659264;mso-width-relative:page;mso-height-relative:page;" filled="f" stroked="f" coordsize="21600,21600" o:gfxdata="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">
                 <v:fill on="f" focussize="0,0"/>
@@ -398,7 +397,7 @@
     </w:p>
     <w:p>
       <w:pPr>
-        <w:pStyle w:val="a4"/>
+        <w:pStyle w:val="14"/>
         <w:rPr>
           <w:b/>
           <w:sz w:val="20"/>
@@ -407,7 +406,7 @@
     </w:p>
     <w:p>
       <w:pPr>
-        <w:pStyle w:val="a4"/>
+        <w:pStyle w:val="14"/>
         <w:rPr>
           <w:b/>
           <w:sz w:val="20"/>
@@ -416,7 +415,7 @@
     </w:p>
     <w:p>
       <w:pPr>
-        <w:pStyle w:val="a4"/>
+        <w:pStyle w:val="14"/>
         <w:rPr>
           <w:b/>
           <w:sz w:val="20"/>
@@ -425,7 +424,7 @@
     </w:p>
     <w:p>
       <w:pPr>
-        <w:pStyle w:val="a4"/>
+        <w:pStyle w:val="14"/>
         <w:spacing w:before="190"/>
         <w:rPr>
           <w:b/>
@@ -435,21 +434,31 @@
     </w:p>
     <w:tbl>
       <w:tblPr>
+        <w:tblStyle w:val="12"/>
         <w:tblW w:w="0" w:type="auto"/>
         <w:tblInd w:w="7157" w:type="dxa"/>
         <w:tblLayout w:type="fixed"/>
         <w:tblCellMar>
+          <w:top w:w="0" w:type="dxa"/>
           <w:left w:w="0" w:type="dxa"/>
+          <w:bottom w:w="0" w:type="dxa"/>
           <w:right w:w="0" w:type="dxa"/>
         </w:tblCellMar>
-        <w:tblLook w:val="04A0" w:firstRow="1" w:lastRow="0" w:firstColumn="1" w:lastColumn="0" w:noHBand="0" w:noVBand="1"/>
       </w:tblPr>
       <w:tblGrid>
         <w:gridCol w:w="3550"/>
       </w:tblGrid>
       <w:tr>
+        <w:tblPrEx>
+          <w:tblCellMar>
+            <w:top w:w="0" w:type="dxa"/>
+            <w:left w:w="0" w:type="dxa"/>
+            <w:bottom w:w="0" w:type="dxa"/>
+            <w:right w:w="0" w:type="dxa"/>
+          </w:tblCellMar>
+        </w:tblPrEx>
         <w:trPr>
-          <w:trHeight w:val="68"/>
+          <w:trHeight w:val="68" w:hRule="atLeast"/>
         </w:trPr>
         <w:tc>
           <w:tcPr>
@@ -457,7 +466,7 @@
           </w:tcPr>
           <w:p>
             <w:pPr>
-              <w:pStyle w:val="TableParagraph"/>
+              <w:pStyle w:val="42"/>
               <w:spacing w:line="296" w:lineRule="exact"/>
               <w:ind w:left="14"/>
               <w:jc w:val="center"/>
@@ -489,8 +498,16 @@
         </w:tc>
       </w:tr>
       <w:tr>
+        <w:tblPrEx>
+          <w:tblCellMar>
+            <w:top w:w="0" w:type="dxa"/>
+            <w:left w:w="0" w:type="dxa"/>
+            <w:bottom w:w="0" w:type="dxa"/>
+            <w:right w:w="0" w:type="dxa"/>
+          </w:tblCellMar>
+        </w:tblPrEx>
         <w:trPr>
-          <w:trHeight w:val="417"/>
+          <w:trHeight w:val="417" w:hRule="atLeast"/>
         </w:trPr>
         <w:tc>
           <w:tcPr>
@@ -498,7 +515,7 @@
           </w:tcPr>
           <w:p>
             <w:pPr>
-              <w:pStyle w:val="TableParagraph"/>
+              <w:pStyle w:val="42"/>
               <w:tabs>
                 <w:tab w:val="left" w:pos="1559"/>
               </w:tabs>
@@ -506,7 +523,9 @@
               <w:ind w:left="16"/>
               <w:jc w:val="center"/>
               <w:rPr>
-                <w:sz w:val="28"/>
+                <w:rFonts w:hint="default"/>
+                <w:sz w:val="28"/>
+                <w:lang w:val="ru-RU"/>
               </w:rPr>
             </w:pPr>
             <w:r>
@@ -525,16 +544,33 @@
             <w:r>
               <w:rPr>
                 <w:sz w:val="28"/>
-                <w:highlight w:val="yellow"/>
-              </w:rPr>
-              <w:t>С.В. Койнов</w:t>
+                <w:highlight w:val="none"/>
+              </w:rPr>
+              <w:t xml:space="preserve">С.В. </w:t>
+            </w:r>
+            <w:r>
+              <w:rPr>
+                <w:rFonts w:hint="default"/>
+                <w:sz w:val="28"/>
+                <w:highlight w:val="none"/>
+                <w:lang w:val="ru-RU"/>
+              </w:rPr>
+              <w:t>Мясников</w:t>
             </w:r>
           </w:p>
         </w:tc>
       </w:tr>
       <w:tr>
+        <w:tblPrEx>
+          <w:tblCellMar>
+            <w:top w:w="0" w:type="dxa"/>
+            <w:left w:w="0" w:type="dxa"/>
+            <w:bottom w:w="0" w:type="dxa"/>
+            <w:right w:w="0" w:type="dxa"/>
+          </w:tblCellMar>
+        </w:tblPrEx>
         <w:trPr>
-          <w:trHeight w:val="653"/>
+          <w:trHeight w:val="653" w:hRule="atLeast"/>
         </w:trPr>
         <w:tc>
           <w:tcPr>
@@ -542,7 +578,7 @@
           </w:tcPr>
           <w:p>
             <w:pPr>
-              <w:pStyle w:val="TableParagraph"/>
+              <w:pStyle w:val="42"/>
               <w:tabs>
                 <w:tab w:val="left" w:pos="856"/>
                 <w:tab w:val="left" w:pos="2678"/>
@@ -593,8 +629,16 @@
         </w:tc>
       </w:tr>
       <w:tr>
+        <w:tblPrEx>
+          <w:tblCellMar>
+            <w:top w:w="0" w:type="dxa"/>
+            <w:left w:w="0" w:type="dxa"/>
+            <w:bottom w:w="0" w:type="dxa"/>
+            <w:right w:w="0" w:type="dxa"/>
+          </w:tblCellMar>
+        </w:tblPrEx>
         <w:trPr>
-          <w:trHeight w:val="606"/>
+          <w:trHeight w:val="606" w:hRule="atLeast"/>
         </w:trPr>
         <w:tc>
           <w:tcPr>
@@ -602,7 +646,7 @@
           </w:tcPr>
           <w:p>
             <w:pPr>
-              <w:pStyle w:val="TableParagraph"/>
+              <w:pStyle w:val="42"/>
               <w:spacing w:before="278" w:line="307" w:lineRule="exact"/>
               <w:ind w:left="16"/>
               <w:jc w:val="center"/>
@@ -634,8 +678,16 @@
         </w:tc>
       </w:tr>
       <w:tr>
+        <w:tblPrEx>
+          <w:tblCellMar>
+            <w:top w:w="0" w:type="dxa"/>
+            <w:left w:w="0" w:type="dxa"/>
+            <w:bottom w:w="0" w:type="dxa"/>
+            <w:right w:w="0" w:type="dxa"/>
+          </w:tblCellMar>
+        </w:tblPrEx>
         <w:trPr>
-          <w:trHeight w:val="426"/>
+          <w:trHeight w:val="426" w:hRule="atLeast"/>
         </w:trPr>
         <w:tc>
           <w:tcPr>
@@ -643,7 +695,7 @@
           </w:tcPr>
           <w:p>
             <w:pPr>
-              <w:pStyle w:val="TableParagraph"/>
+              <w:pStyle w:val="42"/>
               <w:ind w:left="50"/>
               <w:rPr>
                 <w:sz w:val="28"/>
@@ -659,8 +711,16 @@
         </w:tc>
       </w:tr>
       <w:tr>
+        <w:tblPrEx>
+          <w:tblCellMar>
+            <w:top w:w="0" w:type="dxa"/>
+            <w:left w:w="0" w:type="dxa"/>
+            <w:bottom w:w="0" w:type="dxa"/>
+            <w:right w:w="0" w:type="dxa"/>
+          </w:tblCellMar>
+        </w:tblPrEx>
         <w:trPr>
-          <w:trHeight w:val="394"/>
+          <w:trHeight w:val="394" w:hRule="atLeast"/>
         </w:trPr>
         <w:tc>
           <w:tcPr>
@@ -668,7 +728,7 @@
           </w:tcPr>
           <w:p>
             <w:pPr>
-              <w:pStyle w:val="TableParagraph"/>
+              <w:pStyle w:val="42"/>
               <w:tabs>
                 <w:tab w:val="left" w:pos="1694"/>
               </w:tabs>
@@ -690,26 +750,22 @@
               <w:rPr>
                 <w:sz w:val="28"/>
               </w:rPr>
-              <w:t xml:space="preserve"> </w:t>
-            </w:r>
-            <w:r>
-              <w:rPr>
-                <w:sz w:val="28"/>
-              </w:rPr>
-              <w:t>С</w:t>
-            </w:r>
-            <w:r>
-              <w:rPr>
-                <w:sz w:val="28"/>
-              </w:rPr>
-              <w:t>.А. Шаламов</w:t>
+              <w:t xml:space="preserve"> С.А. Шаламов</w:t>
             </w:r>
           </w:p>
         </w:tc>
       </w:tr>
       <w:tr>
+        <w:tblPrEx>
+          <w:tblCellMar>
+            <w:top w:w="0" w:type="dxa"/>
+            <w:left w:w="0" w:type="dxa"/>
+            <w:bottom w:w="0" w:type="dxa"/>
+            <w:right w:w="0" w:type="dxa"/>
+          </w:tblCellMar>
+        </w:tblPrEx>
         <w:trPr>
-          <w:trHeight w:val="352"/>
+          <w:trHeight w:val="352" w:hRule="atLeast"/>
         </w:trPr>
         <w:tc>
           <w:tcPr>
@@ -717,7 +773,7 @@
           </w:tcPr>
           <w:p>
             <w:pPr>
-              <w:pStyle w:val="TableParagraph"/>
+              <w:pStyle w:val="42"/>
               <w:tabs>
                 <w:tab w:val="left" w:pos="856"/>
                 <w:tab w:val="left" w:pos="2678"/>
@@ -770,7 +826,7 @@
     </w:tbl>
     <w:p>
       <w:pPr>
-        <w:pStyle w:val="a4"/>
+        <w:pStyle w:val="14"/>
         <w:rPr>
           <w:b/>
           <w:sz w:val="36"/>
@@ -779,7 +835,7 @@
     </w:p>
     <w:p>
       <w:pPr>
-        <w:pStyle w:val="a4"/>
+        <w:pStyle w:val="14"/>
         <w:rPr>
           <w:b/>
           <w:sz w:val="36"/>
@@ -788,7 +844,7 @@
     </w:p>
     <w:p>
       <w:pPr>
-        <w:pStyle w:val="a4"/>
+        <w:pStyle w:val="14"/>
         <w:rPr>
           <w:b/>
           <w:sz w:val="36"/>
@@ -797,7 +853,7 @@
     </w:p>
     <w:p>
       <w:pPr>
-        <w:pStyle w:val="a4"/>
+        <w:pStyle w:val="14"/>
         <w:rPr>
           <w:b/>
           <w:sz w:val="36"/>
@@ -806,7 +862,7 @@
     </w:p>
     <w:p>
       <w:pPr>
-        <w:pStyle w:val="a4"/>
+        <w:pStyle w:val="14"/>
         <w:rPr>
           <w:b/>
           <w:sz w:val="36"/>
@@ -815,7 +871,7 @@
     </w:p>
     <w:p>
       <w:pPr>
-        <w:pStyle w:val="a4"/>
+        <w:pStyle w:val="14"/>
         <w:rPr>
           <w:b/>
           <w:sz w:val="36"/>
@@ -824,7 +880,7 @@
     </w:p>
     <w:p>
       <w:pPr>
-        <w:pStyle w:val="a4"/>
+        <w:pStyle w:val="14"/>
         <w:spacing w:before="302"/>
         <w:rPr>
           <w:b/>
@@ -834,7 +890,7 @@
     </w:p>
     <w:p>
       <w:pPr>
-        <w:pStyle w:val="2"/>
+        <w:pStyle w:val="3"/>
         <w:ind w:left="1134" w:right="714"/>
         <w:jc w:val="center"/>
         <w:rPr>
@@ -844,7 +900,7 @@
         <w:sectPr>
           <w:pgSz w:w="11910" w:h="16840"/>
           <w:pgMar w:top="760" w:right="283" w:bottom="280" w:left="425" w:header="720" w:footer="720" w:gutter="0"/>
-          <w:cols w:space="720"/>
+          <w:cols w:space="720" w:num="1"/>
         </w:sectPr>
       </w:pPr>
       <w:r>
@@ -875,7 +931,6 @@
           <w:sz w:val="28"/>
           <w:szCs w:val="28"/>
         </w:rPr>
-        <w:lastRenderedPageBreak/>
         <w:t>СОДЕРЖАНИЕ</w:t>
       </w:r>
       <w:r>
@@ -891,13 +946,13 @@
     </w:p>
     <w:p>
       <w:pPr>
-        <w:pStyle w:val="11"/>
+        <w:pStyle w:val="15"/>
         <w:tabs>
           <w:tab w:val="right" w:leader="dot" w:pos="9345"/>
         </w:tabs>
         <w:jc w:val="both"/>
         <w:rPr>
-          <w:rFonts w:ascii="Times New Roman" w:eastAsiaTheme="minorEastAsia" w:hAnsi="Times New Roman" w:cs="Times New Roman"/>
+          <w:rFonts w:ascii="Times New Roman" w:hAnsi="Times New Roman" w:cs="Times New Roman" w:eastAsiaTheme="minorEastAsia"/>
           <w:sz w:val="28"/>
           <w:lang w:eastAsia="ru-RU"/>
         </w:rPr>
@@ -926,1249 +981,1369 @@
         </w:rPr>
         <w:fldChar w:fldCharType="separate"/>
       </w:r>
-      <w:hyperlink w:anchor="_Toc216808499" w:history="1">
-        <w:r>
-          <w:rPr>
-            <w:rStyle w:val="a3"/>
-            <w:rFonts w:ascii="Times New Roman" w:hAnsi="Times New Roman" w:cs="Times New Roman"/>
-            <w:sz w:val="28"/>
-          </w:rPr>
-          <w:t>ОБЩИЕ СВЕДЕНИЯ</w:t>
-        </w:r>
-        <w:r>
-          <w:rPr>
-            <w:rFonts w:ascii="Times New Roman" w:hAnsi="Times New Roman" w:cs="Times New Roman"/>
-            <w:sz w:val="28"/>
-          </w:rPr>
-          <w:tab/>
-        </w:r>
-        <w:r>
-          <w:rPr>
-            <w:rFonts w:ascii="Times New Roman" w:hAnsi="Times New Roman" w:cs="Times New Roman"/>
-            <w:sz w:val="28"/>
-          </w:rPr>
-          <w:fldChar w:fldCharType="begin"/>
-        </w:r>
-        <w:r>
-          <w:rPr>
-            <w:rFonts w:ascii="Times New Roman" w:hAnsi="Times New Roman" w:cs="Times New Roman"/>
-            <w:sz w:val="28"/>
-          </w:rPr>
-          <w:instrText xml:space="preserve"> PAGEREF _Toc216808499 \h </w:instrText>
-        </w:r>
-        <w:r>
-          <w:rPr>
-            <w:rFonts w:ascii="Times New Roman" w:hAnsi="Times New Roman" w:cs="Times New Roman"/>
-            <w:sz w:val="28"/>
-          </w:rPr>
-        </w:r>
-        <w:r>
-          <w:rPr>
-            <w:rFonts w:ascii="Times New Roman" w:hAnsi="Times New Roman" w:cs="Times New Roman"/>
-            <w:sz w:val="28"/>
-          </w:rPr>
-          <w:fldChar w:fldCharType="separate"/>
-        </w:r>
-        <w:r>
-          <w:rPr>
-            <w:rFonts w:ascii="Times New Roman" w:hAnsi="Times New Roman" w:cs="Times New Roman"/>
-            <w:sz w:val="28"/>
-          </w:rPr>
-          <w:t>3</w:t>
-        </w:r>
-        <w:r>
-          <w:rPr>
-            <w:rFonts w:ascii="Times New Roman" w:hAnsi="Times New Roman" w:cs="Times New Roman"/>
-            <w:sz w:val="28"/>
-          </w:rPr>
-          <w:fldChar w:fldCharType="end"/>
-        </w:r>
-      </w:hyperlink>
-    </w:p>
-    <w:p>
-      <w:pPr>
-        <w:pStyle w:val="11"/>
+      <w:r>
+        <w:fldChar w:fldCharType="begin"/>
+      </w:r>
+      <w:r>
+        <w:instrText xml:space="preserve"> HYPERLINK \l "_Toc216808499" </w:instrText>
+      </w:r>
+      <w:r>
+        <w:fldChar w:fldCharType="separate"/>
+      </w:r>
+      <w:r>
+        <w:rPr>
+          <w:rStyle w:val="13"/>
+          <w:rFonts w:ascii="Times New Roman" w:hAnsi="Times New Roman" w:cs="Times New Roman"/>
+          <w:sz w:val="28"/>
+        </w:rPr>
+        <w:t>ОБЩИЕ СВЕДЕНИЯ</w:t>
+      </w:r>
+      <w:r>
+        <w:rPr>
+          <w:rFonts w:ascii="Times New Roman" w:hAnsi="Times New Roman" w:cs="Times New Roman"/>
+          <w:sz w:val="28"/>
+        </w:rPr>
+        <w:tab/>
+      </w:r>
+      <w:r>
+        <w:rPr>
+          <w:rFonts w:ascii="Times New Roman" w:hAnsi="Times New Roman" w:cs="Times New Roman"/>
+          <w:sz w:val="28"/>
+        </w:rPr>
+        <w:fldChar w:fldCharType="begin"/>
+      </w:r>
+      <w:r>
+        <w:rPr>
+          <w:rFonts w:ascii="Times New Roman" w:hAnsi="Times New Roman" w:cs="Times New Roman"/>
+          <w:sz w:val="28"/>
+        </w:rPr>
+        <w:instrText xml:space="preserve"> PAGEREF _Toc216808499 \h </w:instrText>
+      </w:r>
+      <w:r>
+        <w:rPr>
+          <w:rFonts w:ascii="Times New Roman" w:hAnsi="Times New Roman" w:cs="Times New Roman"/>
+          <w:sz w:val="28"/>
+        </w:rPr>
+        <w:fldChar w:fldCharType="separate"/>
+      </w:r>
+      <w:r>
+        <w:rPr>
+          <w:rFonts w:ascii="Times New Roman" w:hAnsi="Times New Roman" w:cs="Times New Roman"/>
+          <w:sz w:val="28"/>
+        </w:rPr>
+        <w:t>3</w:t>
+      </w:r>
+      <w:r>
+        <w:rPr>
+          <w:rFonts w:ascii="Times New Roman" w:hAnsi="Times New Roman" w:cs="Times New Roman"/>
+          <w:sz w:val="28"/>
+        </w:rPr>
+        <w:fldChar w:fldCharType="end"/>
+      </w:r>
+      <w:r>
+        <w:rPr>
+          <w:rFonts w:ascii="Times New Roman" w:hAnsi="Times New Roman" w:cs="Times New Roman"/>
+          <w:sz w:val="28"/>
+        </w:rPr>
+        <w:fldChar w:fldCharType="end"/>
+      </w:r>
+    </w:p>
+    <w:p>
+      <w:pPr>
+        <w:pStyle w:val="15"/>
         <w:tabs>
           <w:tab w:val="right" w:leader="dot" w:pos="9345"/>
         </w:tabs>
         <w:jc w:val="both"/>
         <w:rPr>
-          <w:rFonts w:ascii="Times New Roman" w:eastAsiaTheme="minorEastAsia" w:hAnsi="Times New Roman" w:cs="Times New Roman"/>
+          <w:rFonts w:ascii="Times New Roman" w:hAnsi="Times New Roman" w:cs="Times New Roman" w:eastAsiaTheme="minorEastAsia"/>
           <w:sz w:val="28"/>
           <w:lang w:eastAsia="ru-RU"/>
         </w:rPr>
       </w:pPr>
-      <w:hyperlink w:anchor="_Toc216808500" w:history="1">
-        <w:r>
-          <w:rPr>
-            <w:rStyle w:val="a3"/>
-            <w:rFonts w:ascii="Times New Roman" w:hAnsi="Times New Roman" w:cs="Times New Roman"/>
-            <w:sz w:val="28"/>
-          </w:rPr>
-          <w:t>Цели и назначение создания автоматизированной системы</w:t>
-        </w:r>
-        <w:r>
-          <w:rPr>
-            <w:rFonts w:ascii="Times New Roman" w:hAnsi="Times New Roman" w:cs="Times New Roman"/>
-            <w:sz w:val="28"/>
-          </w:rPr>
-          <w:tab/>
-        </w:r>
-        <w:r>
-          <w:rPr>
-            <w:rFonts w:ascii="Times New Roman" w:hAnsi="Times New Roman" w:cs="Times New Roman"/>
-            <w:sz w:val="28"/>
-          </w:rPr>
-          <w:fldChar w:fldCharType="begin"/>
-        </w:r>
-        <w:r>
-          <w:rPr>
-            <w:rFonts w:ascii="Times New Roman" w:hAnsi="Times New Roman" w:cs="Times New Roman"/>
-            <w:sz w:val="28"/>
-          </w:rPr>
-          <w:instrText xml:space="preserve"> PAGEREF _Toc216808500 \h </w:instrText>
-        </w:r>
-        <w:r>
-          <w:rPr>
-            <w:rFonts w:ascii="Times New Roman" w:hAnsi="Times New Roman" w:cs="Times New Roman"/>
-            <w:sz w:val="28"/>
-          </w:rPr>
-        </w:r>
-        <w:r>
-          <w:rPr>
-            <w:rFonts w:ascii="Times New Roman" w:hAnsi="Times New Roman" w:cs="Times New Roman"/>
-            <w:sz w:val="28"/>
-          </w:rPr>
-          <w:fldChar w:fldCharType="separate"/>
-        </w:r>
-        <w:r>
-          <w:rPr>
-            <w:rFonts w:ascii="Times New Roman" w:hAnsi="Times New Roman" w:cs="Times New Roman"/>
-            <w:sz w:val="28"/>
-          </w:rPr>
-          <w:t>4</w:t>
-        </w:r>
-        <w:r>
-          <w:rPr>
-            <w:rFonts w:ascii="Times New Roman" w:hAnsi="Times New Roman" w:cs="Times New Roman"/>
-            <w:sz w:val="28"/>
-          </w:rPr>
-          <w:fldChar w:fldCharType="end"/>
-        </w:r>
-      </w:hyperlink>
-    </w:p>
-    <w:p>
-      <w:pPr>
-        <w:pStyle w:val="11"/>
+      <w:r>
+        <w:fldChar w:fldCharType="begin"/>
+      </w:r>
+      <w:r>
+        <w:instrText xml:space="preserve"> HYPERLINK \l "_Toc216808500" </w:instrText>
+      </w:r>
+      <w:r>
+        <w:fldChar w:fldCharType="separate"/>
+      </w:r>
+      <w:r>
+        <w:rPr>
+          <w:rStyle w:val="13"/>
+          <w:rFonts w:ascii="Times New Roman" w:hAnsi="Times New Roman" w:cs="Times New Roman"/>
+          <w:sz w:val="28"/>
+        </w:rPr>
+        <w:t>Цели и назначение создания автоматизированной системы</w:t>
+      </w:r>
+      <w:r>
+        <w:rPr>
+          <w:rFonts w:ascii="Times New Roman" w:hAnsi="Times New Roman" w:cs="Times New Roman"/>
+          <w:sz w:val="28"/>
+        </w:rPr>
+        <w:tab/>
+      </w:r>
+      <w:r>
+        <w:rPr>
+          <w:rFonts w:ascii="Times New Roman" w:hAnsi="Times New Roman" w:cs="Times New Roman"/>
+          <w:sz w:val="28"/>
+        </w:rPr>
+        <w:fldChar w:fldCharType="begin"/>
+      </w:r>
+      <w:r>
+        <w:rPr>
+          <w:rFonts w:ascii="Times New Roman" w:hAnsi="Times New Roman" w:cs="Times New Roman"/>
+          <w:sz w:val="28"/>
+        </w:rPr>
+        <w:instrText xml:space="preserve"> PAGEREF _Toc216808500 \h </w:instrText>
+      </w:r>
+      <w:r>
+        <w:rPr>
+          <w:rFonts w:ascii="Times New Roman" w:hAnsi="Times New Roman" w:cs="Times New Roman"/>
+          <w:sz w:val="28"/>
+        </w:rPr>
+        <w:fldChar w:fldCharType="separate"/>
+      </w:r>
+      <w:r>
+        <w:rPr>
+          <w:rFonts w:ascii="Times New Roman" w:hAnsi="Times New Roman" w:cs="Times New Roman"/>
+          <w:sz w:val="28"/>
+        </w:rPr>
+        <w:t>4</w:t>
+      </w:r>
+      <w:r>
+        <w:rPr>
+          <w:rFonts w:ascii="Times New Roman" w:hAnsi="Times New Roman" w:cs="Times New Roman"/>
+          <w:sz w:val="28"/>
+        </w:rPr>
+        <w:fldChar w:fldCharType="end"/>
+      </w:r>
+      <w:r>
+        <w:rPr>
+          <w:rFonts w:ascii="Times New Roman" w:hAnsi="Times New Roman" w:cs="Times New Roman"/>
+          <w:sz w:val="28"/>
+        </w:rPr>
+        <w:fldChar w:fldCharType="end"/>
+      </w:r>
+    </w:p>
+    <w:p>
+      <w:pPr>
+        <w:pStyle w:val="15"/>
         <w:tabs>
           <w:tab w:val="right" w:leader="dot" w:pos="9345"/>
         </w:tabs>
         <w:jc w:val="both"/>
         <w:rPr>
-          <w:rFonts w:ascii="Times New Roman" w:eastAsiaTheme="minorEastAsia" w:hAnsi="Times New Roman" w:cs="Times New Roman"/>
+          <w:rFonts w:ascii="Times New Roman" w:hAnsi="Times New Roman" w:cs="Times New Roman" w:eastAsiaTheme="minorEastAsia"/>
           <w:sz w:val="28"/>
           <w:lang w:eastAsia="ru-RU"/>
         </w:rPr>
       </w:pPr>
-      <w:hyperlink w:anchor="_Toc216808501" w:history="1">
-        <w:r>
-          <w:rPr>
-            <w:rStyle w:val="a3"/>
-            <w:rFonts w:ascii="Times New Roman" w:hAnsi="Times New Roman" w:cs="Times New Roman"/>
-            <w:sz w:val="28"/>
-          </w:rPr>
-          <w:t>Характеристика объектов автоматизации</w:t>
-        </w:r>
-        <w:r>
-          <w:rPr>
-            <w:rFonts w:ascii="Times New Roman" w:hAnsi="Times New Roman" w:cs="Times New Roman"/>
-            <w:sz w:val="28"/>
-          </w:rPr>
-          <w:tab/>
-        </w:r>
-        <w:r>
-          <w:rPr>
-            <w:rFonts w:ascii="Times New Roman" w:hAnsi="Times New Roman" w:cs="Times New Roman"/>
-            <w:sz w:val="28"/>
-          </w:rPr>
-          <w:fldChar w:fldCharType="begin"/>
-        </w:r>
-        <w:r>
-          <w:rPr>
-            <w:rFonts w:ascii="Times New Roman" w:hAnsi="Times New Roman" w:cs="Times New Roman"/>
-            <w:sz w:val="28"/>
-          </w:rPr>
-          <w:instrText xml:space="preserve"> PAGEREF _Toc216808501 \h </w:instrText>
-        </w:r>
-        <w:r>
-          <w:rPr>
-            <w:rFonts w:ascii="Times New Roman" w:hAnsi="Times New Roman" w:cs="Times New Roman"/>
-            <w:sz w:val="28"/>
-          </w:rPr>
-        </w:r>
-        <w:r>
-          <w:rPr>
-            <w:rFonts w:ascii="Times New Roman" w:hAnsi="Times New Roman" w:cs="Times New Roman"/>
-            <w:sz w:val="28"/>
-          </w:rPr>
-          <w:fldChar w:fldCharType="separate"/>
-        </w:r>
-        <w:r>
-          <w:rPr>
-            <w:rFonts w:ascii="Times New Roman" w:hAnsi="Times New Roman" w:cs="Times New Roman"/>
-            <w:sz w:val="28"/>
-          </w:rPr>
-          <w:t>5</w:t>
-        </w:r>
-        <w:r>
-          <w:rPr>
-            <w:rFonts w:ascii="Times New Roman" w:hAnsi="Times New Roman" w:cs="Times New Roman"/>
-            <w:sz w:val="28"/>
-          </w:rPr>
-          <w:fldChar w:fldCharType="end"/>
-        </w:r>
-      </w:hyperlink>
-    </w:p>
-    <w:p>
-      <w:pPr>
-        <w:pStyle w:val="11"/>
+      <w:r>
+        <w:fldChar w:fldCharType="begin"/>
+      </w:r>
+      <w:r>
+        <w:instrText xml:space="preserve"> HYPERLINK \l "_Toc216808501" </w:instrText>
+      </w:r>
+      <w:r>
+        <w:fldChar w:fldCharType="separate"/>
+      </w:r>
+      <w:r>
+        <w:rPr>
+          <w:rStyle w:val="13"/>
+          <w:rFonts w:ascii="Times New Roman" w:hAnsi="Times New Roman" w:cs="Times New Roman"/>
+          <w:sz w:val="28"/>
+        </w:rPr>
+        <w:t>Характеристика объектов автоматизации</w:t>
+      </w:r>
+      <w:r>
+        <w:rPr>
+          <w:rFonts w:ascii="Times New Roman" w:hAnsi="Times New Roman" w:cs="Times New Roman"/>
+          <w:sz w:val="28"/>
+        </w:rPr>
+        <w:tab/>
+      </w:r>
+      <w:r>
+        <w:rPr>
+          <w:rFonts w:ascii="Times New Roman" w:hAnsi="Times New Roman" w:cs="Times New Roman"/>
+          <w:sz w:val="28"/>
+        </w:rPr>
+        <w:fldChar w:fldCharType="begin"/>
+      </w:r>
+      <w:r>
+        <w:rPr>
+          <w:rFonts w:ascii="Times New Roman" w:hAnsi="Times New Roman" w:cs="Times New Roman"/>
+          <w:sz w:val="28"/>
+        </w:rPr>
+        <w:instrText xml:space="preserve"> PAGEREF _Toc216808501 \h </w:instrText>
+      </w:r>
+      <w:r>
+        <w:rPr>
+          <w:rFonts w:ascii="Times New Roman" w:hAnsi="Times New Roman" w:cs="Times New Roman"/>
+          <w:sz w:val="28"/>
+        </w:rPr>
+        <w:fldChar w:fldCharType="separate"/>
+      </w:r>
+      <w:r>
+        <w:rPr>
+          <w:rFonts w:ascii="Times New Roman" w:hAnsi="Times New Roman" w:cs="Times New Roman"/>
+          <w:sz w:val="28"/>
+        </w:rPr>
+        <w:t>5</w:t>
+      </w:r>
+      <w:r>
+        <w:rPr>
+          <w:rFonts w:ascii="Times New Roman" w:hAnsi="Times New Roman" w:cs="Times New Roman"/>
+          <w:sz w:val="28"/>
+        </w:rPr>
+        <w:fldChar w:fldCharType="end"/>
+      </w:r>
+      <w:r>
+        <w:rPr>
+          <w:rFonts w:ascii="Times New Roman" w:hAnsi="Times New Roman" w:cs="Times New Roman"/>
+          <w:sz w:val="28"/>
+        </w:rPr>
+        <w:fldChar w:fldCharType="end"/>
+      </w:r>
+    </w:p>
+    <w:p>
+      <w:pPr>
+        <w:pStyle w:val="15"/>
         <w:tabs>
           <w:tab w:val="right" w:leader="dot" w:pos="9345"/>
         </w:tabs>
         <w:jc w:val="both"/>
         <w:rPr>
-          <w:rFonts w:ascii="Times New Roman" w:eastAsiaTheme="minorEastAsia" w:hAnsi="Times New Roman" w:cs="Times New Roman"/>
+          <w:rFonts w:ascii="Times New Roman" w:hAnsi="Times New Roman" w:cs="Times New Roman" w:eastAsiaTheme="minorEastAsia"/>
           <w:sz w:val="28"/>
           <w:lang w:eastAsia="ru-RU"/>
         </w:rPr>
       </w:pPr>
-      <w:hyperlink w:anchor="_Toc216808502" w:history="1">
-        <w:r>
-          <w:rPr>
-            <w:rStyle w:val="a3"/>
-            <w:rFonts w:ascii="Times New Roman" w:hAnsi="Times New Roman" w:cs="Times New Roman"/>
-            <w:sz w:val="28"/>
-          </w:rPr>
-          <w:t>Требования к автоматизированной системе</w:t>
-        </w:r>
-        <w:r>
-          <w:rPr>
-            <w:rFonts w:ascii="Times New Roman" w:hAnsi="Times New Roman" w:cs="Times New Roman"/>
-            <w:sz w:val="28"/>
-          </w:rPr>
-          <w:tab/>
-        </w:r>
-        <w:r>
-          <w:rPr>
-            <w:rFonts w:ascii="Times New Roman" w:hAnsi="Times New Roman" w:cs="Times New Roman"/>
-            <w:sz w:val="28"/>
-          </w:rPr>
-          <w:fldChar w:fldCharType="begin"/>
-        </w:r>
-        <w:r>
-          <w:rPr>
-            <w:rFonts w:ascii="Times New Roman" w:hAnsi="Times New Roman" w:cs="Times New Roman"/>
-            <w:sz w:val="28"/>
-          </w:rPr>
-          <w:instrText xml:space="preserve"> PAGEREF _Toc216808502 \h </w:instrText>
-        </w:r>
-        <w:r>
-          <w:rPr>
-            <w:rFonts w:ascii="Times New Roman" w:hAnsi="Times New Roman" w:cs="Times New Roman"/>
-            <w:sz w:val="28"/>
-          </w:rPr>
-        </w:r>
-        <w:r>
-          <w:rPr>
-            <w:rFonts w:ascii="Times New Roman" w:hAnsi="Times New Roman" w:cs="Times New Roman"/>
-            <w:sz w:val="28"/>
-          </w:rPr>
-          <w:fldChar w:fldCharType="separate"/>
-        </w:r>
-        <w:r>
-          <w:rPr>
-            <w:rFonts w:ascii="Times New Roman" w:hAnsi="Times New Roman" w:cs="Times New Roman"/>
-            <w:sz w:val="28"/>
-          </w:rPr>
-          <w:t>6</w:t>
-        </w:r>
-        <w:r>
-          <w:rPr>
-            <w:rFonts w:ascii="Times New Roman" w:hAnsi="Times New Roman" w:cs="Times New Roman"/>
-            <w:sz w:val="28"/>
-          </w:rPr>
-          <w:fldChar w:fldCharType="end"/>
-        </w:r>
-      </w:hyperlink>
-    </w:p>
-    <w:p>
-      <w:pPr>
-        <w:pStyle w:val="21"/>
+      <w:r>
+        <w:fldChar w:fldCharType="begin"/>
+      </w:r>
+      <w:r>
+        <w:instrText xml:space="preserve"> HYPERLINK \l "_Toc216808502" </w:instrText>
+      </w:r>
+      <w:r>
+        <w:fldChar w:fldCharType="separate"/>
+      </w:r>
+      <w:r>
+        <w:rPr>
+          <w:rStyle w:val="13"/>
+          <w:rFonts w:ascii="Times New Roman" w:hAnsi="Times New Roman" w:cs="Times New Roman"/>
+          <w:sz w:val="28"/>
+        </w:rPr>
+        <w:t>Требования к автоматизированной системе</w:t>
+      </w:r>
+      <w:r>
+        <w:rPr>
+          <w:rFonts w:ascii="Times New Roman" w:hAnsi="Times New Roman" w:cs="Times New Roman"/>
+          <w:sz w:val="28"/>
+        </w:rPr>
+        <w:tab/>
+      </w:r>
+      <w:r>
+        <w:rPr>
+          <w:rFonts w:ascii="Times New Roman" w:hAnsi="Times New Roman" w:cs="Times New Roman"/>
+          <w:sz w:val="28"/>
+        </w:rPr>
+        <w:fldChar w:fldCharType="begin"/>
+      </w:r>
+      <w:r>
+        <w:rPr>
+          <w:rFonts w:ascii="Times New Roman" w:hAnsi="Times New Roman" w:cs="Times New Roman"/>
+          <w:sz w:val="28"/>
+        </w:rPr>
+        <w:instrText xml:space="preserve"> PAGEREF _Toc216808502 \h </w:instrText>
+      </w:r>
+      <w:r>
+        <w:rPr>
+          <w:rFonts w:ascii="Times New Roman" w:hAnsi="Times New Roman" w:cs="Times New Roman"/>
+          <w:sz w:val="28"/>
+        </w:rPr>
+        <w:fldChar w:fldCharType="separate"/>
+      </w:r>
+      <w:r>
+        <w:rPr>
+          <w:rFonts w:ascii="Times New Roman" w:hAnsi="Times New Roman" w:cs="Times New Roman"/>
+          <w:sz w:val="28"/>
+        </w:rPr>
+        <w:t>6</w:t>
+      </w:r>
+      <w:r>
+        <w:rPr>
+          <w:rFonts w:ascii="Times New Roman" w:hAnsi="Times New Roman" w:cs="Times New Roman"/>
+          <w:sz w:val="28"/>
+        </w:rPr>
+        <w:fldChar w:fldCharType="end"/>
+      </w:r>
+      <w:r>
+        <w:rPr>
+          <w:rFonts w:ascii="Times New Roman" w:hAnsi="Times New Roman" w:cs="Times New Roman"/>
+          <w:sz w:val="28"/>
+        </w:rPr>
+        <w:fldChar w:fldCharType="end"/>
+      </w:r>
+    </w:p>
+    <w:p>
+      <w:pPr>
+        <w:pStyle w:val="16"/>
         <w:tabs>
           <w:tab w:val="right" w:leader="dot" w:pos="9345"/>
         </w:tabs>
         <w:jc w:val="both"/>
         <w:rPr>
-          <w:rFonts w:ascii="Times New Roman" w:eastAsiaTheme="minorEastAsia" w:hAnsi="Times New Roman" w:cs="Times New Roman"/>
+          <w:rFonts w:ascii="Times New Roman" w:hAnsi="Times New Roman" w:cs="Times New Roman" w:eastAsiaTheme="minorEastAsia"/>
           <w:sz w:val="28"/>
           <w:lang w:eastAsia="ru-RU"/>
         </w:rPr>
       </w:pPr>
-      <w:hyperlink w:anchor="_Toc216808503" w:history="1">
-        <w:r>
-          <w:rPr>
-            <w:rStyle w:val="a3"/>
-            <w:rFonts w:ascii="Times New Roman" w:hAnsi="Times New Roman" w:cs="Times New Roman"/>
-            <w:sz w:val="28"/>
-          </w:rPr>
-          <w:t>Требования к структуре АС в целом</w:t>
-        </w:r>
-        <w:r>
-          <w:rPr>
-            <w:rFonts w:ascii="Times New Roman" w:hAnsi="Times New Roman" w:cs="Times New Roman"/>
-            <w:sz w:val="28"/>
-          </w:rPr>
-          <w:tab/>
-        </w:r>
-        <w:r>
-          <w:rPr>
-            <w:rFonts w:ascii="Times New Roman" w:hAnsi="Times New Roman" w:cs="Times New Roman"/>
-            <w:sz w:val="28"/>
-          </w:rPr>
-          <w:fldChar w:fldCharType="begin"/>
-        </w:r>
-        <w:r>
-          <w:rPr>
-            <w:rFonts w:ascii="Times New Roman" w:hAnsi="Times New Roman" w:cs="Times New Roman"/>
-            <w:sz w:val="28"/>
-          </w:rPr>
-          <w:instrText xml:space="preserve"> PAGEREF _Toc216808503 \h </w:instrText>
-        </w:r>
-        <w:r>
-          <w:rPr>
-            <w:rFonts w:ascii="Times New Roman" w:hAnsi="Times New Roman" w:cs="Times New Roman"/>
-            <w:sz w:val="28"/>
-          </w:rPr>
-        </w:r>
-        <w:r>
-          <w:rPr>
-            <w:rFonts w:ascii="Times New Roman" w:hAnsi="Times New Roman" w:cs="Times New Roman"/>
-            <w:sz w:val="28"/>
-          </w:rPr>
-          <w:fldChar w:fldCharType="separate"/>
-        </w:r>
-        <w:r>
-          <w:rPr>
-            <w:rFonts w:ascii="Times New Roman" w:hAnsi="Times New Roman" w:cs="Times New Roman"/>
-            <w:sz w:val="28"/>
-          </w:rPr>
-          <w:t>6</w:t>
-        </w:r>
-        <w:r>
-          <w:rPr>
-            <w:rFonts w:ascii="Times New Roman" w:hAnsi="Times New Roman" w:cs="Times New Roman"/>
-            <w:sz w:val="28"/>
-          </w:rPr>
-          <w:fldChar w:fldCharType="end"/>
-        </w:r>
-      </w:hyperlink>
-    </w:p>
-    <w:p>
-      <w:pPr>
-        <w:pStyle w:val="21"/>
+      <w:r>
+        <w:fldChar w:fldCharType="begin"/>
+      </w:r>
+      <w:r>
+        <w:instrText xml:space="preserve"> HYPERLINK \l "_Toc216808503" </w:instrText>
+      </w:r>
+      <w:r>
+        <w:fldChar w:fldCharType="separate"/>
+      </w:r>
+      <w:r>
+        <w:rPr>
+          <w:rStyle w:val="13"/>
+          <w:rFonts w:ascii="Times New Roman" w:hAnsi="Times New Roman" w:cs="Times New Roman"/>
+          <w:sz w:val="28"/>
+        </w:rPr>
+        <w:t>Требования к структуре АС в целом</w:t>
+      </w:r>
+      <w:r>
+        <w:rPr>
+          <w:rFonts w:ascii="Times New Roman" w:hAnsi="Times New Roman" w:cs="Times New Roman"/>
+          <w:sz w:val="28"/>
+        </w:rPr>
+        <w:tab/>
+      </w:r>
+      <w:r>
+        <w:rPr>
+          <w:rFonts w:ascii="Times New Roman" w:hAnsi="Times New Roman" w:cs="Times New Roman"/>
+          <w:sz w:val="28"/>
+        </w:rPr>
+        <w:fldChar w:fldCharType="begin"/>
+      </w:r>
+      <w:r>
+        <w:rPr>
+          <w:rFonts w:ascii="Times New Roman" w:hAnsi="Times New Roman" w:cs="Times New Roman"/>
+          <w:sz w:val="28"/>
+        </w:rPr>
+        <w:instrText xml:space="preserve"> PAGEREF _Toc216808503 \h </w:instrText>
+      </w:r>
+      <w:r>
+        <w:rPr>
+          <w:rFonts w:ascii="Times New Roman" w:hAnsi="Times New Roman" w:cs="Times New Roman"/>
+          <w:sz w:val="28"/>
+        </w:rPr>
+        <w:fldChar w:fldCharType="separate"/>
+      </w:r>
+      <w:r>
+        <w:rPr>
+          <w:rFonts w:ascii="Times New Roman" w:hAnsi="Times New Roman" w:cs="Times New Roman"/>
+          <w:sz w:val="28"/>
+        </w:rPr>
+        <w:t>6</w:t>
+      </w:r>
+      <w:r>
+        <w:rPr>
+          <w:rFonts w:ascii="Times New Roman" w:hAnsi="Times New Roman" w:cs="Times New Roman"/>
+          <w:sz w:val="28"/>
+        </w:rPr>
+        <w:fldChar w:fldCharType="end"/>
+      </w:r>
+      <w:r>
+        <w:rPr>
+          <w:rFonts w:ascii="Times New Roman" w:hAnsi="Times New Roman" w:cs="Times New Roman"/>
+          <w:sz w:val="28"/>
+        </w:rPr>
+        <w:fldChar w:fldCharType="end"/>
+      </w:r>
+    </w:p>
+    <w:p>
+      <w:pPr>
+        <w:pStyle w:val="16"/>
         <w:tabs>
           <w:tab w:val="right" w:leader="dot" w:pos="9345"/>
         </w:tabs>
         <w:jc w:val="both"/>
         <w:rPr>
-          <w:rFonts w:ascii="Times New Roman" w:eastAsiaTheme="minorEastAsia" w:hAnsi="Times New Roman" w:cs="Times New Roman"/>
+          <w:rFonts w:ascii="Times New Roman" w:hAnsi="Times New Roman" w:cs="Times New Roman" w:eastAsiaTheme="minorEastAsia"/>
           <w:sz w:val="28"/>
           <w:lang w:eastAsia="ru-RU"/>
         </w:rPr>
       </w:pPr>
-      <w:hyperlink w:anchor="_Toc216808504" w:history="1">
-        <w:r>
-          <w:rPr>
-            <w:rStyle w:val="a3"/>
-            <w:rFonts w:ascii="Times New Roman" w:hAnsi="Times New Roman" w:cs="Times New Roman"/>
-            <w:sz w:val="28"/>
-          </w:rPr>
-          <w:t>Требования к функциям (задачам), выполняемым АС</w:t>
-        </w:r>
-        <w:r>
-          <w:rPr>
-            <w:rFonts w:ascii="Times New Roman" w:hAnsi="Times New Roman" w:cs="Times New Roman"/>
-            <w:sz w:val="28"/>
-          </w:rPr>
-          <w:tab/>
-        </w:r>
-        <w:r>
-          <w:rPr>
-            <w:rFonts w:ascii="Times New Roman" w:hAnsi="Times New Roman" w:cs="Times New Roman"/>
-            <w:sz w:val="28"/>
-          </w:rPr>
-          <w:fldChar w:fldCharType="begin"/>
-        </w:r>
-        <w:r>
-          <w:rPr>
-            <w:rFonts w:ascii="Times New Roman" w:hAnsi="Times New Roman" w:cs="Times New Roman"/>
-            <w:sz w:val="28"/>
-          </w:rPr>
-          <w:instrText xml:space="preserve"> PAGEREF _Toc216808504 \h </w:instrText>
-        </w:r>
-        <w:r>
-          <w:rPr>
-            <w:rFonts w:ascii="Times New Roman" w:hAnsi="Times New Roman" w:cs="Times New Roman"/>
-            <w:sz w:val="28"/>
-          </w:rPr>
-        </w:r>
-        <w:r>
-          <w:rPr>
-            <w:rFonts w:ascii="Times New Roman" w:hAnsi="Times New Roman" w:cs="Times New Roman"/>
-            <w:sz w:val="28"/>
-          </w:rPr>
-          <w:fldChar w:fldCharType="separate"/>
-        </w:r>
-        <w:r>
-          <w:rPr>
-            <w:rFonts w:ascii="Times New Roman" w:hAnsi="Times New Roman" w:cs="Times New Roman"/>
-            <w:sz w:val="28"/>
-          </w:rPr>
-          <w:t>7</w:t>
-        </w:r>
-        <w:r>
-          <w:rPr>
-            <w:rFonts w:ascii="Times New Roman" w:hAnsi="Times New Roman" w:cs="Times New Roman"/>
-            <w:sz w:val="28"/>
-          </w:rPr>
-          <w:fldChar w:fldCharType="end"/>
-        </w:r>
-      </w:hyperlink>
-    </w:p>
-    <w:p>
-      <w:pPr>
-        <w:pStyle w:val="21"/>
+      <w:r>
+        <w:fldChar w:fldCharType="begin"/>
+      </w:r>
+      <w:r>
+        <w:instrText xml:space="preserve"> HYPERLINK \l "_Toc216808504" </w:instrText>
+      </w:r>
+      <w:r>
+        <w:fldChar w:fldCharType="separate"/>
+      </w:r>
+      <w:r>
+        <w:rPr>
+          <w:rStyle w:val="13"/>
+          <w:rFonts w:ascii="Times New Roman" w:hAnsi="Times New Roman" w:cs="Times New Roman"/>
+          <w:sz w:val="28"/>
+        </w:rPr>
+        <w:t>Требования к функциям (задачам), выполняемым АС</w:t>
+      </w:r>
+      <w:r>
+        <w:rPr>
+          <w:rFonts w:ascii="Times New Roman" w:hAnsi="Times New Roman" w:cs="Times New Roman"/>
+          <w:sz w:val="28"/>
+        </w:rPr>
+        <w:tab/>
+      </w:r>
+      <w:r>
+        <w:rPr>
+          <w:rFonts w:ascii="Times New Roman" w:hAnsi="Times New Roman" w:cs="Times New Roman"/>
+          <w:sz w:val="28"/>
+        </w:rPr>
+        <w:fldChar w:fldCharType="begin"/>
+      </w:r>
+      <w:r>
+        <w:rPr>
+          <w:rFonts w:ascii="Times New Roman" w:hAnsi="Times New Roman" w:cs="Times New Roman"/>
+          <w:sz w:val="28"/>
+        </w:rPr>
+        <w:instrText xml:space="preserve"> PAGEREF _Toc216808504 \h </w:instrText>
+      </w:r>
+      <w:r>
+        <w:rPr>
+          <w:rFonts w:ascii="Times New Roman" w:hAnsi="Times New Roman" w:cs="Times New Roman"/>
+          <w:sz w:val="28"/>
+        </w:rPr>
+        <w:fldChar w:fldCharType="separate"/>
+      </w:r>
+      <w:r>
+        <w:rPr>
+          <w:rFonts w:ascii="Times New Roman" w:hAnsi="Times New Roman" w:cs="Times New Roman"/>
+          <w:sz w:val="28"/>
+        </w:rPr>
+        <w:t>7</w:t>
+      </w:r>
+      <w:r>
+        <w:rPr>
+          <w:rFonts w:ascii="Times New Roman" w:hAnsi="Times New Roman" w:cs="Times New Roman"/>
+          <w:sz w:val="28"/>
+        </w:rPr>
+        <w:fldChar w:fldCharType="end"/>
+      </w:r>
+      <w:r>
+        <w:rPr>
+          <w:rFonts w:ascii="Times New Roman" w:hAnsi="Times New Roman" w:cs="Times New Roman"/>
+          <w:sz w:val="28"/>
+        </w:rPr>
+        <w:fldChar w:fldCharType="end"/>
+      </w:r>
+    </w:p>
+    <w:p>
+      <w:pPr>
+        <w:pStyle w:val="16"/>
         <w:tabs>
           <w:tab w:val="right" w:leader="dot" w:pos="9345"/>
         </w:tabs>
         <w:jc w:val="both"/>
         <w:rPr>
-          <w:rFonts w:ascii="Times New Roman" w:eastAsiaTheme="minorEastAsia" w:hAnsi="Times New Roman" w:cs="Times New Roman"/>
+          <w:rFonts w:ascii="Times New Roman" w:hAnsi="Times New Roman" w:cs="Times New Roman" w:eastAsiaTheme="minorEastAsia"/>
           <w:sz w:val="28"/>
           <w:lang w:eastAsia="ru-RU"/>
         </w:rPr>
       </w:pPr>
-      <w:hyperlink w:anchor="_Toc216808505" w:history="1">
-        <w:r>
-          <w:rPr>
-            <w:rStyle w:val="a3"/>
-            <w:rFonts w:ascii="Times New Roman" w:hAnsi="Times New Roman" w:cs="Times New Roman"/>
-            <w:sz w:val="28"/>
-          </w:rPr>
-          <w:t>Требования к видам обеспечения АС</w:t>
-        </w:r>
-        <w:r>
-          <w:rPr>
-            <w:rFonts w:ascii="Times New Roman" w:hAnsi="Times New Roman" w:cs="Times New Roman"/>
-            <w:sz w:val="28"/>
-          </w:rPr>
-          <w:tab/>
-        </w:r>
-        <w:r>
-          <w:rPr>
-            <w:rFonts w:ascii="Times New Roman" w:hAnsi="Times New Roman" w:cs="Times New Roman"/>
-            <w:sz w:val="28"/>
-          </w:rPr>
-          <w:fldChar w:fldCharType="begin"/>
-        </w:r>
-        <w:r>
-          <w:rPr>
-            <w:rFonts w:ascii="Times New Roman" w:hAnsi="Times New Roman" w:cs="Times New Roman"/>
-            <w:sz w:val="28"/>
-          </w:rPr>
-          <w:instrText xml:space="preserve"> PAGEREF _Toc216808505 \h </w:instrText>
-        </w:r>
-        <w:r>
-          <w:rPr>
-            <w:rFonts w:ascii="Times New Roman" w:hAnsi="Times New Roman" w:cs="Times New Roman"/>
-            <w:sz w:val="28"/>
-          </w:rPr>
-        </w:r>
-        <w:r>
-          <w:rPr>
-            <w:rFonts w:ascii="Times New Roman" w:hAnsi="Times New Roman" w:cs="Times New Roman"/>
-            <w:sz w:val="28"/>
-          </w:rPr>
-          <w:fldChar w:fldCharType="separate"/>
-        </w:r>
-        <w:r>
-          <w:rPr>
-            <w:rFonts w:ascii="Times New Roman" w:hAnsi="Times New Roman" w:cs="Times New Roman"/>
-            <w:sz w:val="28"/>
-          </w:rPr>
-          <w:t>8</w:t>
-        </w:r>
-        <w:r>
-          <w:rPr>
-            <w:rFonts w:ascii="Times New Roman" w:hAnsi="Times New Roman" w:cs="Times New Roman"/>
-            <w:sz w:val="28"/>
-          </w:rPr>
-          <w:fldChar w:fldCharType="end"/>
-        </w:r>
-      </w:hyperlink>
-    </w:p>
-    <w:p>
-      <w:pPr>
-        <w:pStyle w:val="21"/>
+      <w:r>
+        <w:fldChar w:fldCharType="begin"/>
+      </w:r>
+      <w:r>
+        <w:instrText xml:space="preserve"> HYPERLINK \l "_Toc216808505" </w:instrText>
+      </w:r>
+      <w:r>
+        <w:fldChar w:fldCharType="separate"/>
+      </w:r>
+      <w:r>
+        <w:rPr>
+          <w:rStyle w:val="13"/>
+          <w:rFonts w:ascii="Times New Roman" w:hAnsi="Times New Roman" w:cs="Times New Roman"/>
+          <w:sz w:val="28"/>
+        </w:rPr>
+        <w:t>Требования к видам обеспечения АС</w:t>
+      </w:r>
+      <w:r>
+        <w:rPr>
+          <w:rFonts w:ascii="Times New Roman" w:hAnsi="Times New Roman" w:cs="Times New Roman"/>
+          <w:sz w:val="28"/>
+        </w:rPr>
+        <w:tab/>
+      </w:r>
+      <w:r>
+        <w:rPr>
+          <w:rFonts w:ascii="Times New Roman" w:hAnsi="Times New Roman" w:cs="Times New Roman"/>
+          <w:sz w:val="28"/>
+        </w:rPr>
+        <w:fldChar w:fldCharType="begin"/>
+      </w:r>
+      <w:r>
+        <w:rPr>
+          <w:rFonts w:ascii="Times New Roman" w:hAnsi="Times New Roman" w:cs="Times New Roman"/>
+          <w:sz w:val="28"/>
+        </w:rPr>
+        <w:instrText xml:space="preserve"> PAGEREF _Toc216808505 \h </w:instrText>
+      </w:r>
+      <w:r>
+        <w:rPr>
+          <w:rFonts w:ascii="Times New Roman" w:hAnsi="Times New Roman" w:cs="Times New Roman"/>
+          <w:sz w:val="28"/>
+        </w:rPr>
+        <w:fldChar w:fldCharType="separate"/>
+      </w:r>
+      <w:r>
+        <w:rPr>
+          <w:rFonts w:ascii="Times New Roman" w:hAnsi="Times New Roman" w:cs="Times New Roman"/>
+          <w:sz w:val="28"/>
+        </w:rPr>
+        <w:t>8</w:t>
+      </w:r>
+      <w:r>
+        <w:rPr>
+          <w:rFonts w:ascii="Times New Roman" w:hAnsi="Times New Roman" w:cs="Times New Roman"/>
+          <w:sz w:val="28"/>
+        </w:rPr>
+        <w:fldChar w:fldCharType="end"/>
+      </w:r>
+      <w:r>
+        <w:rPr>
+          <w:rFonts w:ascii="Times New Roman" w:hAnsi="Times New Roman" w:cs="Times New Roman"/>
+          <w:sz w:val="28"/>
+        </w:rPr>
+        <w:fldChar w:fldCharType="end"/>
+      </w:r>
+    </w:p>
+    <w:p>
+      <w:pPr>
+        <w:pStyle w:val="16"/>
         <w:tabs>
           <w:tab w:val="right" w:leader="dot" w:pos="9345"/>
         </w:tabs>
         <w:jc w:val="both"/>
         <w:rPr>
-          <w:rFonts w:ascii="Times New Roman" w:eastAsiaTheme="minorEastAsia" w:hAnsi="Times New Roman" w:cs="Times New Roman"/>
+          <w:rFonts w:ascii="Times New Roman" w:hAnsi="Times New Roman" w:cs="Times New Roman" w:eastAsiaTheme="minorEastAsia"/>
           <w:sz w:val="28"/>
           <w:lang w:eastAsia="ru-RU"/>
         </w:rPr>
       </w:pPr>
-      <w:hyperlink w:anchor="_Toc216808506" w:history="1">
-        <w:r>
-          <w:rPr>
-            <w:rStyle w:val="a3"/>
-            <w:rFonts w:ascii="Times New Roman" w:hAnsi="Times New Roman" w:cs="Times New Roman"/>
-            <w:sz w:val="28"/>
-          </w:rPr>
-          <w:t>Общие технические требования к АС</w:t>
-        </w:r>
-        <w:r>
-          <w:rPr>
-            <w:rFonts w:ascii="Times New Roman" w:hAnsi="Times New Roman" w:cs="Times New Roman"/>
-            <w:sz w:val="28"/>
-          </w:rPr>
-          <w:tab/>
-        </w:r>
-        <w:r>
-          <w:rPr>
-            <w:rFonts w:ascii="Times New Roman" w:hAnsi="Times New Roman" w:cs="Times New Roman"/>
-            <w:sz w:val="28"/>
-          </w:rPr>
-          <w:fldChar w:fldCharType="begin"/>
-        </w:r>
-        <w:r>
-          <w:rPr>
-            <w:rFonts w:ascii="Times New Roman" w:hAnsi="Times New Roman" w:cs="Times New Roman"/>
-            <w:sz w:val="28"/>
-          </w:rPr>
-          <w:instrText xml:space="preserve"> PAGEREF _Toc216808506 \h </w:instrText>
-        </w:r>
-        <w:r>
-          <w:rPr>
-            <w:rFonts w:ascii="Times New Roman" w:hAnsi="Times New Roman" w:cs="Times New Roman"/>
-            <w:sz w:val="28"/>
-          </w:rPr>
-        </w:r>
-        <w:r>
-          <w:rPr>
-            <w:rFonts w:ascii="Times New Roman" w:hAnsi="Times New Roman" w:cs="Times New Roman"/>
-            <w:sz w:val="28"/>
-          </w:rPr>
-          <w:fldChar w:fldCharType="separate"/>
-        </w:r>
-        <w:r>
-          <w:rPr>
-            <w:rFonts w:ascii="Times New Roman" w:hAnsi="Times New Roman" w:cs="Times New Roman"/>
-            <w:sz w:val="28"/>
-          </w:rPr>
-          <w:t>9</w:t>
-        </w:r>
-        <w:r>
-          <w:rPr>
-            <w:rFonts w:ascii="Times New Roman" w:hAnsi="Times New Roman" w:cs="Times New Roman"/>
-            <w:sz w:val="28"/>
-          </w:rPr>
-          <w:fldChar w:fldCharType="end"/>
-        </w:r>
-      </w:hyperlink>
-    </w:p>
-    <w:p>
-      <w:pPr>
-        <w:pStyle w:val="21"/>
+      <w:r>
+        <w:fldChar w:fldCharType="begin"/>
+      </w:r>
+      <w:r>
+        <w:instrText xml:space="preserve"> HYPERLINK \l "_Toc216808506" </w:instrText>
+      </w:r>
+      <w:r>
+        <w:fldChar w:fldCharType="separate"/>
+      </w:r>
+      <w:r>
+        <w:rPr>
+          <w:rStyle w:val="13"/>
+          <w:rFonts w:ascii="Times New Roman" w:hAnsi="Times New Roman" w:cs="Times New Roman"/>
+          <w:sz w:val="28"/>
+        </w:rPr>
+        <w:t>Общие технические требования к АС</w:t>
+      </w:r>
+      <w:r>
+        <w:rPr>
+          <w:rFonts w:ascii="Times New Roman" w:hAnsi="Times New Roman" w:cs="Times New Roman"/>
+          <w:sz w:val="28"/>
+        </w:rPr>
+        <w:tab/>
+      </w:r>
+      <w:r>
+        <w:rPr>
+          <w:rFonts w:ascii="Times New Roman" w:hAnsi="Times New Roman" w:cs="Times New Roman"/>
+          <w:sz w:val="28"/>
+        </w:rPr>
+        <w:fldChar w:fldCharType="begin"/>
+      </w:r>
+      <w:r>
+        <w:rPr>
+          <w:rFonts w:ascii="Times New Roman" w:hAnsi="Times New Roman" w:cs="Times New Roman"/>
+          <w:sz w:val="28"/>
+        </w:rPr>
+        <w:instrText xml:space="preserve"> PAGEREF _Toc216808506 \h </w:instrText>
+      </w:r>
+      <w:r>
+        <w:rPr>
+          <w:rFonts w:ascii="Times New Roman" w:hAnsi="Times New Roman" w:cs="Times New Roman"/>
+          <w:sz w:val="28"/>
+        </w:rPr>
+        <w:fldChar w:fldCharType="separate"/>
+      </w:r>
+      <w:r>
+        <w:rPr>
+          <w:rFonts w:ascii="Times New Roman" w:hAnsi="Times New Roman" w:cs="Times New Roman"/>
+          <w:sz w:val="28"/>
+        </w:rPr>
+        <w:t>9</w:t>
+      </w:r>
+      <w:r>
+        <w:rPr>
+          <w:rFonts w:ascii="Times New Roman" w:hAnsi="Times New Roman" w:cs="Times New Roman"/>
+          <w:sz w:val="28"/>
+        </w:rPr>
+        <w:fldChar w:fldCharType="end"/>
+      </w:r>
+      <w:r>
+        <w:rPr>
+          <w:rFonts w:ascii="Times New Roman" w:hAnsi="Times New Roman" w:cs="Times New Roman"/>
+          <w:sz w:val="28"/>
+        </w:rPr>
+        <w:fldChar w:fldCharType="end"/>
+      </w:r>
+    </w:p>
+    <w:p>
+      <w:pPr>
+        <w:pStyle w:val="16"/>
         <w:tabs>
           <w:tab w:val="right" w:leader="dot" w:pos="9345"/>
         </w:tabs>
         <w:jc w:val="both"/>
         <w:rPr>
-          <w:rFonts w:ascii="Times New Roman" w:eastAsiaTheme="minorEastAsia" w:hAnsi="Times New Roman" w:cs="Times New Roman"/>
+          <w:rFonts w:ascii="Times New Roman" w:hAnsi="Times New Roman" w:cs="Times New Roman" w:eastAsiaTheme="minorEastAsia"/>
           <w:sz w:val="28"/>
           <w:lang w:eastAsia="ru-RU"/>
         </w:rPr>
       </w:pPr>
-      <w:hyperlink w:anchor="_Toc216808507" w:history="1">
-        <w:r>
-          <w:rPr>
-            <w:rStyle w:val="a3"/>
-            <w:rFonts w:ascii="Times New Roman" w:hAnsi="Times New Roman" w:cs="Times New Roman"/>
-            <w:sz w:val="28"/>
-          </w:rPr>
-          <w:t>Организационное обеспечение</w:t>
-        </w:r>
-        <w:r>
-          <w:rPr>
-            <w:rFonts w:ascii="Times New Roman" w:hAnsi="Times New Roman" w:cs="Times New Roman"/>
-            <w:sz w:val="28"/>
-          </w:rPr>
-          <w:tab/>
-        </w:r>
-        <w:r>
-          <w:rPr>
-            <w:rFonts w:ascii="Times New Roman" w:hAnsi="Times New Roman" w:cs="Times New Roman"/>
-            <w:sz w:val="28"/>
-          </w:rPr>
-          <w:fldChar w:fldCharType="begin"/>
-        </w:r>
-        <w:r>
-          <w:rPr>
-            <w:rFonts w:ascii="Times New Roman" w:hAnsi="Times New Roman" w:cs="Times New Roman"/>
-            <w:sz w:val="28"/>
-          </w:rPr>
-          <w:instrText xml:space="preserve"> PAGEREF _Toc216808507 \h </w:instrText>
-        </w:r>
-        <w:r>
-          <w:rPr>
-            <w:rFonts w:ascii="Times New Roman" w:hAnsi="Times New Roman" w:cs="Times New Roman"/>
-            <w:sz w:val="28"/>
-          </w:rPr>
-        </w:r>
-        <w:r>
-          <w:rPr>
-            <w:rFonts w:ascii="Times New Roman" w:hAnsi="Times New Roman" w:cs="Times New Roman"/>
-            <w:sz w:val="28"/>
-          </w:rPr>
-          <w:fldChar w:fldCharType="separate"/>
-        </w:r>
-        <w:r>
-          <w:rPr>
-            <w:rFonts w:ascii="Times New Roman" w:hAnsi="Times New Roman" w:cs="Times New Roman"/>
-            <w:sz w:val="28"/>
-          </w:rPr>
-          <w:t>9</w:t>
-        </w:r>
-        <w:r>
-          <w:rPr>
-            <w:rFonts w:ascii="Times New Roman" w:hAnsi="Times New Roman" w:cs="Times New Roman"/>
-            <w:sz w:val="28"/>
-          </w:rPr>
-          <w:fldChar w:fldCharType="end"/>
-        </w:r>
-      </w:hyperlink>
-    </w:p>
-    <w:p>
-      <w:pPr>
-        <w:pStyle w:val="21"/>
+      <w:r>
+        <w:fldChar w:fldCharType="begin"/>
+      </w:r>
+      <w:r>
+        <w:instrText xml:space="preserve"> HYPERLINK \l "_Toc216808507" </w:instrText>
+      </w:r>
+      <w:r>
+        <w:fldChar w:fldCharType="separate"/>
+      </w:r>
+      <w:r>
+        <w:rPr>
+          <w:rStyle w:val="13"/>
+          <w:rFonts w:ascii="Times New Roman" w:hAnsi="Times New Roman" w:cs="Times New Roman"/>
+          <w:sz w:val="28"/>
+        </w:rPr>
+        <w:t>Организационное обеспечение</w:t>
+      </w:r>
+      <w:r>
+        <w:rPr>
+          <w:rFonts w:ascii="Times New Roman" w:hAnsi="Times New Roman" w:cs="Times New Roman"/>
+          <w:sz w:val="28"/>
+        </w:rPr>
+        <w:tab/>
+      </w:r>
+      <w:r>
+        <w:rPr>
+          <w:rFonts w:ascii="Times New Roman" w:hAnsi="Times New Roman" w:cs="Times New Roman"/>
+          <w:sz w:val="28"/>
+        </w:rPr>
+        <w:fldChar w:fldCharType="begin"/>
+      </w:r>
+      <w:r>
+        <w:rPr>
+          <w:rFonts w:ascii="Times New Roman" w:hAnsi="Times New Roman" w:cs="Times New Roman"/>
+          <w:sz w:val="28"/>
+        </w:rPr>
+        <w:instrText xml:space="preserve"> PAGEREF _Toc216808507 \h </w:instrText>
+      </w:r>
+      <w:r>
+        <w:rPr>
+          <w:rFonts w:ascii="Times New Roman" w:hAnsi="Times New Roman" w:cs="Times New Roman"/>
+          <w:sz w:val="28"/>
+        </w:rPr>
+        <w:fldChar w:fldCharType="separate"/>
+      </w:r>
+      <w:r>
+        <w:rPr>
+          <w:rFonts w:ascii="Times New Roman" w:hAnsi="Times New Roman" w:cs="Times New Roman"/>
+          <w:sz w:val="28"/>
+        </w:rPr>
+        <w:t>9</w:t>
+      </w:r>
+      <w:r>
+        <w:rPr>
+          <w:rFonts w:ascii="Times New Roman" w:hAnsi="Times New Roman" w:cs="Times New Roman"/>
+          <w:sz w:val="28"/>
+        </w:rPr>
+        <w:fldChar w:fldCharType="end"/>
+      </w:r>
+      <w:r>
+        <w:rPr>
+          <w:rFonts w:ascii="Times New Roman" w:hAnsi="Times New Roman" w:cs="Times New Roman"/>
+          <w:sz w:val="28"/>
+        </w:rPr>
+        <w:fldChar w:fldCharType="end"/>
+      </w:r>
+    </w:p>
+    <w:p>
+      <w:pPr>
+        <w:pStyle w:val="16"/>
         <w:tabs>
           <w:tab w:val="right" w:leader="dot" w:pos="9345"/>
         </w:tabs>
         <w:jc w:val="both"/>
         <w:rPr>
-          <w:rFonts w:ascii="Times New Roman" w:eastAsiaTheme="minorEastAsia" w:hAnsi="Times New Roman" w:cs="Times New Roman"/>
+          <w:rFonts w:ascii="Times New Roman" w:hAnsi="Times New Roman" w:cs="Times New Roman" w:eastAsiaTheme="minorEastAsia"/>
           <w:sz w:val="28"/>
           <w:lang w:eastAsia="ru-RU"/>
         </w:rPr>
       </w:pPr>
-      <w:hyperlink w:anchor="_Toc216808508" w:history="1">
-        <w:r>
-          <w:rPr>
-            <w:rStyle w:val="a3"/>
-            <w:rFonts w:ascii="Times New Roman" w:hAnsi="Times New Roman" w:cs="Times New Roman"/>
-            <w:sz w:val="28"/>
-          </w:rPr>
-          <w:t>Функции работников с привязкой к элементам интерфейса</w:t>
-        </w:r>
-        <w:r>
-          <w:rPr>
-            <w:rFonts w:ascii="Times New Roman" w:hAnsi="Times New Roman" w:cs="Times New Roman"/>
-            <w:sz w:val="28"/>
-          </w:rPr>
-          <w:tab/>
-        </w:r>
-        <w:r>
-          <w:rPr>
-            <w:rFonts w:ascii="Times New Roman" w:hAnsi="Times New Roman" w:cs="Times New Roman"/>
-            <w:sz w:val="28"/>
-          </w:rPr>
-          <w:fldChar w:fldCharType="begin"/>
-        </w:r>
-        <w:r>
-          <w:rPr>
-            <w:rFonts w:ascii="Times New Roman" w:hAnsi="Times New Roman" w:cs="Times New Roman"/>
-            <w:sz w:val="28"/>
-          </w:rPr>
-          <w:instrText xml:space="preserve"> PAGEREF _Toc216808508 \h </w:instrText>
-        </w:r>
-        <w:r>
-          <w:rPr>
-            <w:rFonts w:ascii="Times New Roman" w:hAnsi="Times New Roman" w:cs="Times New Roman"/>
-            <w:sz w:val="28"/>
-          </w:rPr>
-        </w:r>
-        <w:r>
-          <w:rPr>
-            <w:rFonts w:ascii="Times New Roman" w:hAnsi="Times New Roman" w:cs="Times New Roman"/>
-            <w:sz w:val="28"/>
-          </w:rPr>
-          <w:fldChar w:fldCharType="separate"/>
-        </w:r>
-        <w:r>
-          <w:rPr>
-            <w:rFonts w:ascii="Times New Roman" w:hAnsi="Times New Roman" w:cs="Times New Roman"/>
-            <w:sz w:val="28"/>
-          </w:rPr>
-          <w:t>10</w:t>
-        </w:r>
-        <w:r>
-          <w:rPr>
-            <w:rFonts w:ascii="Times New Roman" w:hAnsi="Times New Roman" w:cs="Times New Roman"/>
-            <w:sz w:val="28"/>
-          </w:rPr>
-          <w:fldChar w:fldCharType="end"/>
-        </w:r>
-      </w:hyperlink>
-    </w:p>
-    <w:p>
-      <w:pPr>
-        <w:pStyle w:val="21"/>
+      <w:r>
+        <w:fldChar w:fldCharType="begin"/>
+      </w:r>
+      <w:r>
+        <w:instrText xml:space="preserve"> HYPERLINK \l "_Toc216808508" </w:instrText>
+      </w:r>
+      <w:r>
+        <w:fldChar w:fldCharType="separate"/>
+      </w:r>
+      <w:r>
+        <w:rPr>
+          <w:rStyle w:val="13"/>
+          <w:rFonts w:ascii="Times New Roman" w:hAnsi="Times New Roman" w:cs="Times New Roman"/>
+          <w:sz w:val="28"/>
+        </w:rPr>
+        <w:t>Функции работников с привязкой к элементам интерфейса</w:t>
+      </w:r>
+      <w:r>
+        <w:rPr>
+          <w:rFonts w:ascii="Times New Roman" w:hAnsi="Times New Roman" w:cs="Times New Roman"/>
+          <w:sz w:val="28"/>
+        </w:rPr>
+        <w:tab/>
+      </w:r>
+      <w:r>
+        <w:rPr>
+          <w:rFonts w:ascii="Times New Roman" w:hAnsi="Times New Roman" w:cs="Times New Roman"/>
+          <w:sz w:val="28"/>
+        </w:rPr>
+        <w:fldChar w:fldCharType="begin"/>
+      </w:r>
+      <w:r>
+        <w:rPr>
+          <w:rFonts w:ascii="Times New Roman" w:hAnsi="Times New Roman" w:cs="Times New Roman"/>
+          <w:sz w:val="28"/>
+        </w:rPr>
+        <w:instrText xml:space="preserve"> PAGEREF _Toc216808508 \h </w:instrText>
+      </w:r>
+      <w:r>
+        <w:rPr>
+          <w:rFonts w:ascii="Times New Roman" w:hAnsi="Times New Roman" w:cs="Times New Roman"/>
+          <w:sz w:val="28"/>
+        </w:rPr>
+        <w:fldChar w:fldCharType="separate"/>
+      </w:r>
+      <w:r>
+        <w:rPr>
+          <w:rFonts w:ascii="Times New Roman" w:hAnsi="Times New Roman" w:cs="Times New Roman"/>
+          <w:sz w:val="28"/>
+        </w:rPr>
+        <w:t>10</w:t>
+      </w:r>
+      <w:r>
+        <w:rPr>
+          <w:rFonts w:ascii="Times New Roman" w:hAnsi="Times New Roman" w:cs="Times New Roman"/>
+          <w:sz w:val="28"/>
+        </w:rPr>
+        <w:fldChar w:fldCharType="end"/>
+      </w:r>
+      <w:r>
+        <w:rPr>
+          <w:rFonts w:ascii="Times New Roman" w:hAnsi="Times New Roman" w:cs="Times New Roman"/>
+          <w:sz w:val="28"/>
+        </w:rPr>
+        <w:fldChar w:fldCharType="end"/>
+      </w:r>
+    </w:p>
+    <w:p>
+      <w:pPr>
+        <w:pStyle w:val="16"/>
         <w:tabs>
           <w:tab w:val="right" w:leader="dot" w:pos="9345"/>
         </w:tabs>
         <w:jc w:val="both"/>
         <w:rPr>
-          <w:rFonts w:ascii="Times New Roman" w:eastAsiaTheme="minorEastAsia" w:hAnsi="Times New Roman" w:cs="Times New Roman"/>
+          <w:rFonts w:ascii="Times New Roman" w:hAnsi="Times New Roman" w:cs="Times New Roman" w:eastAsiaTheme="minorEastAsia"/>
           <w:sz w:val="28"/>
           <w:lang w:eastAsia="ru-RU"/>
         </w:rPr>
       </w:pPr>
-      <w:hyperlink w:anchor="_Toc216808509" w:history="1">
-        <w:r>
-          <w:rPr>
-            <w:rStyle w:val="a3"/>
-            <w:rFonts w:ascii="Times New Roman" w:hAnsi="Times New Roman" w:cs="Times New Roman"/>
-            <w:sz w:val="28"/>
-          </w:rPr>
-          <w:t>Внешние прецеденты</w:t>
-        </w:r>
-        <w:r>
-          <w:rPr>
-            <w:rFonts w:ascii="Times New Roman" w:hAnsi="Times New Roman" w:cs="Times New Roman"/>
-            <w:sz w:val="28"/>
-          </w:rPr>
-          <w:tab/>
-        </w:r>
-        <w:r>
-          <w:rPr>
-            <w:rFonts w:ascii="Times New Roman" w:hAnsi="Times New Roman" w:cs="Times New Roman"/>
-            <w:sz w:val="28"/>
-          </w:rPr>
-          <w:fldChar w:fldCharType="begin"/>
-        </w:r>
-        <w:r>
-          <w:rPr>
-            <w:rFonts w:ascii="Times New Roman" w:hAnsi="Times New Roman" w:cs="Times New Roman"/>
-            <w:sz w:val="28"/>
-          </w:rPr>
-          <w:instrText xml:space="preserve"> PAGEREF _Toc216808509 \h </w:instrText>
-        </w:r>
-        <w:r>
-          <w:rPr>
-            <w:rFonts w:ascii="Times New Roman" w:hAnsi="Times New Roman" w:cs="Times New Roman"/>
-            <w:sz w:val="28"/>
-          </w:rPr>
-        </w:r>
-        <w:r>
-          <w:rPr>
-            <w:rFonts w:ascii="Times New Roman" w:hAnsi="Times New Roman" w:cs="Times New Roman"/>
-            <w:sz w:val="28"/>
-          </w:rPr>
-          <w:fldChar w:fldCharType="separate"/>
-        </w:r>
-        <w:r>
-          <w:rPr>
-            <w:rFonts w:ascii="Times New Roman" w:hAnsi="Times New Roman" w:cs="Times New Roman"/>
-            <w:sz w:val="28"/>
-          </w:rPr>
-          <w:t>12</w:t>
-        </w:r>
-        <w:r>
-          <w:rPr>
-            <w:rFonts w:ascii="Times New Roman" w:hAnsi="Times New Roman" w:cs="Times New Roman"/>
-            <w:sz w:val="28"/>
-          </w:rPr>
-          <w:fldChar w:fldCharType="end"/>
-        </w:r>
-      </w:hyperlink>
-    </w:p>
-    <w:p>
-      <w:pPr>
-        <w:pStyle w:val="11"/>
+      <w:r>
+        <w:fldChar w:fldCharType="begin"/>
+      </w:r>
+      <w:r>
+        <w:instrText xml:space="preserve"> HYPERLINK \l "_Toc216808509" </w:instrText>
+      </w:r>
+      <w:r>
+        <w:fldChar w:fldCharType="separate"/>
+      </w:r>
+      <w:r>
+        <w:rPr>
+          <w:rStyle w:val="13"/>
+          <w:rFonts w:ascii="Times New Roman" w:hAnsi="Times New Roman" w:cs="Times New Roman"/>
+          <w:sz w:val="28"/>
+        </w:rPr>
+        <w:t>Внешние прецеденты</w:t>
+      </w:r>
+      <w:r>
+        <w:rPr>
+          <w:rFonts w:ascii="Times New Roman" w:hAnsi="Times New Roman" w:cs="Times New Roman"/>
+          <w:sz w:val="28"/>
+        </w:rPr>
+        <w:tab/>
+      </w:r>
+      <w:r>
+        <w:rPr>
+          <w:rFonts w:ascii="Times New Roman" w:hAnsi="Times New Roman" w:cs="Times New Roman"/>
+          <w:sz w:val="28"/>
+        </w:rPr>
+        <w:fldChar w:fldCharType="begin"/>
+      </w:r>
+      <w:r>
+        <w:rPr>
+          <w:rFonts w:ascii="Times New Roman" w:hAnsi="Times New Roman" w:cs="Times New Roman"/>
+          <w:sz w:val="28"/>
+        </w:rPr>
+        <w:instrText xml:space="preserve"> PAGEREF _Toc216808509 \h </w:instrText>
+      </w:r>
+      <w:r>
+        <w:rPr>
+          <w:rFonts w:ascii="Times New Roman" w:hAnsi="Times New Roman" w:cs="Times New Roman"/>
+          <w:sz w:val="28"/>
+        </w:rPr>
+        <w:fldChar w:fldCharType="separate"/>
+      </w:r>
+      <w:r>
+        <w:rPr>
+          <w:rFonts w:ascii="Times New Roman" w:hAnsi="Times New Roman" w:cs="Times New Roman"/>
+          <w:sz w:val="28"/>
+        </w:rPr>
+        <w:t>12</w:t>
+      </w:r>
+      <w:r>
+        <w:rPr>
+          <w:rFonts w:ascii="Times New Roman" w:hAnsi="Times New Roman" w:cs="Times New Roman"/>
+          <w:sz w:val="28"/>
+        </w:rPr>
+        <w:fldChar w:fldCharType="end"/>
+      </w:r>
+      <w:r>
+        <w:rPr>
+          <w:rFonts w:ascii="Times New Roman" w:hAnsi="Times New Roman" w:cs="Times New Roman"/>
+          <w:sz w:val="28"/>
+        </w:rPr>
+        <w:fldChar w:fldCharType="end"/>
+      </w:r>
+    </w:p>
+    <w:p>
+      <w:pPr>
+        <w:pStyle w:val="15"/>
         <w:tabs>
           <w:tab w:val="right" w:leader="dot" w:pos="9345"/>
         </w:tabs>
         <w:jc w:val="both"/>
         <w:rPr>
-          <w:rFonts w:ascii="Times New Roman" w:eastAsiaTheme="minorEastAsia" w:hAnsi="Times New Roman" w:cs="Times New Roman"/>
+          <w:rFonts w:ascii="Times New Roman" w:hAnsi="Times New Roman" w:cs="Times New Roman" w:eastAsiaTheme="minorEastAsia"/>
           <w:sz w:val="28"/>
           <w:lang w:eastAsia="ru-RU"/>
         </w:rPr>
       </w:pPr>
-      <w:hyperlink w:anchor="_Toc216808510" w:history="1">
-        <w:r>
-          <w:rPr>
-            <w:rStyle w:val="a3"/>
-            <w:rFonts w:ascii="Times New Roman" w:hAnsi="Times New Roman" w:cs="Times New Roman"/>
-            <w:sz w:val="28"/>
-          </w:rPr>
-          <w:t xml:space="preserve">Состав и содержание </w:t>
-        </w:r>
-        <w:r>
-          <w:rPr>
-            <w:rStyle w:val="a3"/>
-            <w:rFonts w:ascii="Times New Roman" w:hAnsi="Times New Roman" w:cs="Times New Roman"/>
-            <w:sz w:val="28"/>
-          </w:rPr>
-          <w:t>работ по созданию автоматизированной системы</w:t>
-        </w:r>
-        <w:r>
-          <w:rPr>
-            <w:rFonts w:ascii="Times New Roman" w:hAnsi="Times New Roman" w:cs="Times New Roman"/>
-            <w:sz w:val="28"/>
-          </w:rPr>
-          <w:tab/>
-        </w:r>
-        <w:r>
-          <w:rPr>
-            <w:rFonts w:ascii="Times New Roman" w:hAnsi="Times New Roman" w:cs="Times New Roman"/>
-            <w:sz w:val="28"/>
-          </w:rPr>
-          <w:fldChar w:fldCharType="begin"/>
-        </w:r>
-        <w:r>
-          <w:rPr>
-            <w:rFonts w:ascii="Times New Roman" w:hAnsi="Times New Roman" w:cs="Times New Roman"/>
-            <w:sz w:val="28"/>
-          </w:rPr>
-          <w:instrText xml:space="preserve"> PAGEREF _Toc216808510 \h </w:instrText>
-        </w:r>
-        <w:r>
-          <w:rPr>
-            <w:rFonts w:ascii="Times New Roman" w:hAnsi="Times New Roman" w:cs="Times New Roman"/>
-            <w:sz w:val="28"/>
-          </w:rPr>
-        </w:r>
-        <w:r>
-          <w:rPr>
-            <w:rFonts w:ascii="Times New Roman" w:hAnsi="Times New Roman" w:cs="Times New Roman"/>
-            <w:sz w:val="28"/>
-          </w:rPr>
-          <w:fldChar w:fldCharType="separate"/>
-        </w:r>
-        <w:r>
-          <w:rPr>
-            <w:rFonts w:ascii="Times New Roman" w:hAnsi="Times New Roman" w:cs="Times New Roman"/>
-            <w:sz w:val="28"/>
-          </w:rPr>
-          <w:t>14</w:t>
-        </w:r>
-        <w:r>
-          <w:rPr>
-            <w:rFonts w:ascii="Times New Roman" w:hAnsi="Times New Roman" w:cs="Times New Roman"/>
-            <w:sz w:val="28"/>
-          </w:rPr>
-          <w:fldChar w:fldCharType="end"/>
-        </w:r>
-      </w:hyperlink>
-    </w:p>
-    <w:p>
-      <w:pPr>
-        <w:pStyle w:val="11"/>
+      <w:r>
+        <w:fldChar w:fldCharType="begin"/>
+      </w:r>
+      <w:r>
+        <w:instrText xml:space="preserve"> HYPERLINK \l "_Toc216808510" </w:instrText>
+      </w:r>
+      <w:r>
+        <w:fldChar w:fldCharType="separate"/>
+      </w:r>
+      <w:r>
+        <w:rPr>
+          <w:rStyle w:val="13"/>
+          <w:rFonts w:ascii="Times New Roman" w:hAnsi="Times New Roman" w:cs="Times New Roman"/>
+          <w:sz w:val="28"/>
+        </w:rPr>
+        <w:t>Состав и содержание работ по созданию автоматизированной системы</w:t>
+      </w:r>
+      <w:r>
+        <w:rPr>
+          <w:rFonts w:ascii="Times New Roman" w:hAnsi="Times New Roman" w:cs="Times New Roman"/>
+          <w:sz w:val="28"/>
+        </w:rPr>
+        <w:tab/>
+      </w:r>
+      <w:r>
+        <w:rPr>
+          <w:rFonts w:ascii="Times New Roman" w:hAnsi="Times New Roman" w:cs="Times New Roman"/>
+          <w:sz w:val="28"/>
+        </w:rPr>
+        <w:fldChar w:fldCharType="begin"/>
+      </w:r>
+      <w:r>
+        <w:rPr>
+          <w:rFonts w:ascii="Times New Roman" w:hAnsi="Times New Roman" w:cs="Times New Roman"/>
+          <w:sz w:val="28"/>
+        </w:rPr>
+        <w:instrText xml:space="preserve"> PAGEREF _Toc216808510 \h </w:instrText>
+      </w:r>
+      <w:r>
+        <w:rPr>
+          <w:rFonts w:ascii="Times New Roman" w:hAnsi="Times New Roman" w:cs="Times New Roman"/>
+          <w:sz w:val="28"/>
+        </w:rPr>
+        <w:fldChar w:fldCharType="separate"/>
+      </w:r>
+      <w:r>
+        <w:rPr>
+          <w:rFonts w:ascii="Times New Roman" w:hAnsi="Times New Roman" w:cs="Times New Roman"/>
+          <w:sz w:val="28"/>
+        </w:rPr>
+        <w:t>14</w:t>
+      </w:r>
+      <w:r>
+        <w:rPr>
+          <w:rFonts w:ascii="Times New Roman" w:hAnsi="Times New Roman" w:cs="Times New Roman"/>
+          <w:sz w:val="28"/>
+        </w:rPr>
+        <w:fldChar w:fldCharType="end"/>
+      </w:r>
+      <w:r>
+        <w:rPr>
+          <w:rFonts w:ascii="Times New Roman" w:hAnsi="Times New Roman" w:cs="Times New Roman"/>
+          <w:sz w:val="28"/>
+        </w:rPr>
+        <w:fldChar w:fldCharType="end"/>
+      </w:r>
+    </w:p>
+    <w:p>
+      <w:pPr>
+        <w:pStyle w:val="15"/>
         <w:tabs>
           <w:tab w:val="right" w:leader="dot" w:pos="9345"/>
         </w:tabs>
         <w:jc w:val="both"/>
         <w:rPr>
-          <w:rFonts w:ascii="Times New Roman" w:eastAsiaTheme="minorEastAsia" w:hAnsi="Times New Roman" w:cs="Times New Roman"/>
+          <w:rFonts w:ascii="Times New Roman" w:hAnsi="Times New Roman" w:cs="Times New Roman" w:eastAsiaTheme="minorEastAsia"/>
           <w:sz w:val="28"/>
           <w:lang w:eastAsia="ru-RU"/>
         </w:rPr>
       </w:pPr>
-      <w:hyperlink w:anchor="_Toc216808511" w:history="1">
-        <w:r>
-          <w:rPr>
-            <w:rStyle w:val="a3"/>
-            <w:rFonts w:ascii="Times New Roman" w:hAnsi="Times New Roman" w:cs="Times New Roman"/>
-            <w:sz w:val="28"/>
-          </w:rPr>
-          <w:t>Порядок разработки автоматизированной системы</w:t>
-        </w:r>
-        <w:r>
-          <w:rPr>
-            <w:rFonts w:ascii="Times New Roman" w:hAnsi="Times New Roman" w:cs="Times New Roman"/>
-            <w:sz w:val="28"/>
-          </w:rPr>
-          <w:tab/>
-        </w:r>
-        <w:r>
-          <w:rPr>
-            <w:rFonts w:ascii="Times New Roman" w:hAnsi="Times New Roman" w:cs="Times New Roman"/>
-            <w:sz w:val="28"/>
-          </w:rPr>
-          <w:fldChar w:fldCharType="begin"/>
-        </w:r>
-        <w:r>
-          <w:rPr>
-            <w:rFonts w:ascii="Times New Roman" w:hAnsi="Times New Roman" w:cs="Times New Roman"/>
-            <w:sz w:val="28"/>
-          </w:rPr>
-          <w:instrText xml:space="preserve"> PAGEREF _Toc216808511 \h </w:instrText>
-        </w:r>
-        <w:r>
-          <w:rPr>
-            <w:rFonts w:ascii="Times New Roman" w:hAnsi="Times New Roman" w:cs="Times New Roman"/>
-            <w:sz w:val="28"/>
-          </w:rPr>
-        </w:r>
-        <w:r>
-          <w:rPr>
-            <w:rFonts w:ascii="Times New Roman" w:hAnsi="Times New Roman" w:cs="Times New Roman"/>
-            <w:sz w:val="28"/>
-          </w:rPr>
-          <w:fldChar w:fldCharType="separate"/>
-        </w:r>
-        <w:r>
-          <w:rPr>
-            <w:rFonts w:ascii="Times New Roman" w:hAnsi="Times New Roman" w:cs="Times New Roman"/>
-            <w:sz w:val="28"/>
-          </w:rPr>
-          <w:t>16</w:t>
-        </w:r>
-        <w:r>
-          <w:rPr>
-            <w:rFonts w:ascii="Times New Roman" w:hAnsi="Times New Roman" w:cs="Times New Roman"/>
-            <w:sz w:val="28"/>
-          </w:rPr>
-          <w:fldChar w:fldCharType="end"/>
-        </w:r>
-      </w:hyperlink>
-    </w:p>
-    <w:p>
-      <w:pPr>
-        <w:pStyle w:val="11"/>
+      <w:r>
+        <w:fldChar w:fldCharType="begin"/>
+      </w:r>
+      <w:r>
+        <w:instrText xml:space="preserve"> HYPERLINK \l "_Toc216808511" </w:instrText>
+      </w:r>
+      <w:r>
+        <w:fldChar w:fldCharType="separate"/>
+      </w:r>
+      <w:r>
+        <w:rPr>
+          <w:rStyle w:val="13"/>
+          <w:rFonts w:ascii="Times New Roman" w:hAnsi="Times New Roman" w:cs="Times New Roman"/>
+          <w:sz w:val="28"/>
+        </w:rPr>
+        <w:t>Порядок разработки автоматизированной системы</w:t>
+      </w:r>
+      <w:r>
+        <w:rPr>
+          <w:rFonts w:ascii="Times New Roman" w:hAnsi="Times New Roman" w:cs="Times New Roman"/>
+          <w:sz w:val="28"/>
+        </w:rPr>
+        <w:tab/>
+      </w:r>
+      <w:r>
+        <w:rPr>
+          <w:rFonts w:ascii="Times New Roman" w:hAnsi="Times New Roman" w:cs="Times New Roman"/>
+          <w:sz w:val="28"/>
+        </w:rPr>
+        <w:fldChar w:fldCharType="begin"/>
+      </w:r>
+      <w:r>
+        <w:rPr>
+          <w:rFonts w:ascii="Times New Roman" w:hAnsi="Times New Roman" w:cs="Times New Roman"/>
+          <w:sz w:val="28"/>
+        </w:rPr>
+        <w:instrText xml:space="preserve"> PAGEREF _Toc216808511 \h </w:instrText>
+      </w:r>
+      <w:r>
+        <w:rPr>
+          <w:rFonts w:ascii="Times New Roman" w:hAnsi="Times New Roman" w:cs="Times New Roman"/>
+          <w:sz w:val="28"/>
+        </w:rPr>
+        <w:fldChar w:fldCharType="separate"/>
+      </w:r>
+      <w:r>
+        <w:rPr>
+          <w:rFonts w:ascii="Times New Roman" w:hAnsi="Times New Roman" w:cs="Times New Roman"/>
+          <w:sz w:val="28"/>
+        </w:rPr>
+        <w:t>16</w:t>
+      </w:r>
+      <w:r>
+        <w:rPr>
+          <w:rFonts w:ascii="Times New Roman" w:hAnsi="Times New Roman" w:cs="Times New Roman"/>
+          <w:sz w:val="28"/>
+        </w:rPr>
+        <w:fldChar w:fldCharType="end"/>
+      </w:r>
+      <w:r>
+        <w:rPr>
+          <w:rFonts w:ascii="Times New Roman" w:hAnsi="Times New Roman" w:cs="Times New Roman"/>
+          <w:sz w:val="28"/>
+        </w:rPr>
+        <w:fldChar w:fldCharType="end"/>
+      </w:r>
+    </w:p>
+    <w:p>
+      <w:pPr>
+        <w:pStyle w:val="15"/>
         <w:tabs>
           <w:tab w:val="right" w:leader="dot" w:pos="9345"/>
         </w:tabs>
         <w:jc w:val="both"/>
         <w:rPr>
-          <w:rFonts w:ascii="Times New Roman" w:eastAsiaTheme="minorEastAsia" w:hAnsi="Times New Roman" w:cs="Times New Roman"/>
+          <w:rFonts w:ascii="Times New Roman" w:hAnsi="Times New Roman" w:cs="Times New Roman" w:eastAsiaTheme="minorEastAsia"/>
           <w:sz w:val="28"/>
           <w:lang w:eastAsia="ru-RU"/>
         </w:rPr>
       </w:pPr>
-      <w:hyperlink w:anchor="_Toc216808512" w:history="1">
-        <w:r>
-          <w:rPr>
-            <w:rStyle w:val="a3"/>
-            <w:rFonts w:ascii="Times New Roman" w:hAnsi="Times New Roman" w:cs="Times New Roman"/>
-            <w:sz w:val="28"/>
-          </w:rPr>
-          <w:t>Порядок контроля и приемки автоматизированной системы</w:t>
-        </w:r>
-        <w:r>
-          <w:rPr>
-            <w:rFonts w:ascii="Times New Roman" w:hAnsi="Times New Roman" w:cs="Times New Roman"/>
-            <w:sz w:val="28"/>
-          </w:rPr>
-          <w:tab/>
-        </w:r>
-        <w:r>
-          <w:rPr>
-            <w:rFonts w:ascii="Times New Roman" w:hAnsi="Times New Roman" w:cs="Times New Roman"/>
-            <w:sz w:val="28"/>
-          </w:rPr>
-          <w:fldChar w:fldCharType="begin"/>
-        </w:r>
-        <w:r>
-          <w:rPr>
-            <w:rFonts w:ascii="Times New Roman" w:hAnsi="Times New Roman" w:cs="Times New Roman"/>
-            <w:sz w:val="28"/>
-          </w:rPr>
-          <w:instrText xml:space="preserve"> PAGEREF _Toc216808512 \h </w:instrText>
-        </w:r>
-        <w:r>
-          <w:rPr>
-            <w:rFonts w:ascii="Times New Roman" w:hAnsi="Times New Roman" w:cs="Times New Roman"/>
-            <w:sz w:val="28"/>
-          </w:rPr>
-        </w:r>
-        <w:r>
-          <w:rPr>
-            <w:rFonts w:ascii="Times New Roman" w:hAnsi="Times New Roman" w:cs="Times New Roman"/>
-            <w:sz w:val="28"/>
-          </w:rPr>
-          <w:fldChar w:fldCharType="separate"/>
-        </w:r>
-        <w:r>
-          <w:rPr>
-            <w:rFonts w:ascii="Times New Roman" w:hAnsi="Times New Roman" w:cs="Times New Roman"/>
-            <w:sz w:val="28"/>
-          </w:rPr>
-          <w:t>17</w:t>
-        </w:r>
-        <w:r>
-          <w:rPr>
-            <w:rFonts w:ascii="Times New Roman" w:hAnsi="Times New Roman" w:cs="Times New Roman"/>
-            <w:sz w:val="28"/>
-          </w:rPr>
-          <w:fldChar w:fldCharType="end"/>
-        </w:r>
-      </w:hyperlink>
-    </w:p>
-    <w:p>
-      <w:pPr>
-        <w:pStyle w:val="11"/>
+      <w:r>
+        <w:fldChar w:fldCharType="begin"/>
+      </w:r>
+      <w:r>
+        <w:instrText xml:space="preserve"> HYPERLINK \l "_Toc216808512" </w:instrText>
+      </w:r>
+      <w:r>
+        <w:fldChar w:fldCharType="separate"/>
+      </w:r>
+      <w:r>
+        <w:rPr>
+          <w:rStyle w:val="13"/>
+          <w:rFonts w:ascii="Times New Roman" w:hAnsi="Times New Roman" w:cs="Times New Roman"/>
+          <w:sz w:val="28"/>
+        </w:rPr>
+        <w:t>Порядок контроля и приемки автоматизированной системы</w:t>
+      </w:r>
+      <w:r>
+        <w:rPr>
+          <w:rFonts w:ascii="Times New Roman" w:hAnsi="Times New Roman" w:cs="Times New Roman"/>
+          <w:sz w:val="28"/>
+        </w:rPr>
+        <w:tab/>
+      </w:r>
+      <w:r>
+        <w:rPr>
+          <w:rFonts w:ascii="Times New Roman" w:hAnsi="Times New Roman" w:cs="Times New Roman"/>
+          <w:sz w:val="28"/>
+        </w:rPr>
+        <w:fldChar w:fldCharType="begin"/>
+      </w:r>
+      <w:r>
+        <w:rPr>
+          <w:rFonts w:ascii="Times New Roman" w:hAnsi="Times New Roman" w:cs="Times New Roman"/>
+          <w:sz w:val="28"/>
+        </w:rPr>
+        <w:instrText xml:space="preserve"> PAGEREF _Toc216808512 \h </w:instrText>
+      </w:r>
+      <w:r>
+        <w:rPr>
+          <w:rFonts w:ascii="Times New Roman" w:hAnsi="Times New Roman" w:cs="Times New Roman"/>
+          <w:sz w:val="28"/>
+        </w:rPr>
+        <w:fldChar w:fldCharType="separate"/>
+      </w:r>
+      <w:r>
+        <w:rPr>
+          <w:rFonts w:ascii="Times New Roman" w:hAnsi="Times New Roman" w:cs="Times New Roman"/>
+          <w:sz w:val="28"/>
+        </w:rPr>
+        <w:t>17</w:t>
+      </w:r>
+      <w:r>
+        <w:rPr>
+          <w:rFonts w:ascii="Times New Roman" w:hAnsi="Times New Roman" w:cs="Times New Roman"/>
+          <w:sz w:val="28"/>
+        </w:rPr>
+        <w:fldChar w:fldCharType="end"/>
+      </w:r>
+      <w:r>
+        <w:rPr>
+          <w:rFonts w:ascii="Times New Roman" w:hAnsi="Times New Roman" w:cs="Times New Roman"/>
+          <w:sz w:val="28"/>
+        </w:rPr>
+        <w:fldChar w:fldCharType="end"/>
+      </w:r>
+    </w:p>
+    <w:p>
+      <w:pPr>
+        <w:pStyle w:val="15"/>
         <w:tabs>
           <w:tab w:val="right" w:leader="dot" w:pos="9345"/>
         </w:tabs>
         <w:jc w:val="both"/>
         <w:rPr>
-          <w:rFonts w:ascii="Times New Roman" w:eastAsiaTheme="minorEastAsia" w:hAnsi="Times New Roman" w:cs="Times New Roman"/>
+          <w:rFonts w:ascii="Times New Roman" w:hAnsi="Times New Roman" w:cs="Times New Roman" w:eastAsiaTheme="minorEastAsia"/>
           <w:sz w:val="28"/>
           <w:lang w:eastAsia="ru-RU"/>
         </w:rPr>
       </w:pPr>
-      <w:hyperlink w:anchor="_Toc216808513" w:history="1">
-        <w:r>
-          <w:rPr>
-            <w:rStyle w:val="a3"/>
-            <w:rFonts w:ascii="Times New Roman" w:hAnsi="Times New Roman" w:cs="Times New Roman"/>
-            <w:sz w:val="28"/>
-          </w:rPr>
-          <w:t>Требования к составу и содержанию работ по подготовке объекта автоматизации к вводу АС в действие</w:t>
-        </w:r>
-        <w:r>
-          <w:rPr>
-            <w:rFonts w:ascii="Times New Roman" w:hAnsi="Times New Roman" w:cs="Times New Roman"/>
-            <w:sz w:val="28"/>
-          </w:rPr>
-          <w:tab/>
-        </w:r>
-        <w:r>
-          <w:rPr>
-            <w:rFonts w:ascii="Times New Roman" w:hAnsi="Times New Roman" w:cs="Times New Roman"/>
-            <w:sz w:val="28"/>
-          </w:rPr>
-          <w:fldChar w:fldCharType="begin"/>
-        </w:r>
-        <w:r>
-          <w:rPr>
-            <w:rFonts w:ascii="Times New Roman" w:hAnsi="Times New Roman" w:cs="Times New Roman"/>
-            <w:sz w:val="28"/>
-          </w:rPr>
-          <w:instrText xml:space="preserve"> PAGEREF _Toc216808513 \h </w:instrText>
-        </w:r>
-        <w:r>
-          <w:rPr>
-            <w:rFonts w:ascii="Times New Roman" w:hAnsi="Times New Roman" w:cs="Times New Roman"/>
-            <w:sz w:val="28"/>
-          </w:rPr>
-        </w:r>
-        <w:r>
-          <w:rPr>
-            <w:rFonts w:ascii="Times New Roman" w:hAnsi="Times New Roman" w:cs="Times New Roman"/>
-            <w:sz w:val="28"/>
-          </w:rPr>
-          <w:fldChar w:fldCharType="separate"/>
-        </w:r>
-        <w:r>
-          <w:rPr>
-            <w:rFonts w:ascii="Times New Roman" w:hAnsi="Times New Roman" w:cs="Times New Roman"/>
-            <w:sz w:val="28"/>
-          </w:rPr>
-          <w:t>18</w:t>
-        </w:r>
-        <w:r>
-          <w:rPr>
-            <w:rFonts w:ascii="Times New Roman" w:hAnsi="Times New Roman" w:cs="Times New Roman"/>
-            <w:sz w:val="28"/>
-          </w:rPr>
-          <w:fldChar w:fldCharType="end"/>
-        </w:r>
-      </w:hyperlink>
-    </w:p>
-    <w:p>
-      <w:pPr>
-        <w:pStyle w:val="11"/>
+      <w:r>
+        <w:fldChar w:fldCharType="begin"/>
+      </w:r>
+      <w:r>
+        <w:instrText xml:space="preserve"> HYPERLINK \l "_Toc216808513" </w:instrText>
+      </w:r>
+      <w:r>
+        <w:fldChar w:fldCharType="separate"/>
+      </w:r>
+      <w:r>
+        <w:rPr>
+          <w:rStyle w:val="13"/>
+          <w:rFonts w:ascii="Times New Roman" w:hAnsi="Times New Roman" w:cs="Times New Roman"/>
+          <w:sz w:val="28"/>
+        </w:rPr>
+        <w:t>Требования к составу и содержанию работ по подготовке объекта автоматизации к вводу АС в действие</w:t>
+      </w:r>
+      <w:r>
+        <w:rPr>
+          <w:rFonts w:ascii="Times New Roman" w:hAnsi="Times New Roman" w:cs="Times New Roman"/>
+          <w:sz w:val="28"/>
+        </w:rPr>
+        <w:tab/>
+      </w:r>
+      <w:r>
+        <w:rPr>
+          <w:rFonts w:ascii="Times New Roman" w:hAnsi="Times New Roman" w:cs="Times New Roman"/>
+          <w:sz w:val="28"/>
+        </w:rPr>
+        <w:fldChar w:fldCharType="begin"/>
+      </w:r>
+      <w:r>
+        <w:rPr>
+          <w:rFonts w:ascii="Times New Roman" w:hAnsi="Times New Roman" w:cs="Times New Roman"/>
+          <w:sz w:val="28"/>
+        </w:rPr>
+        <w:instrText xml:space="preserve"> PAGEREF _Toc216808513 \h </w:instrText>
+      </w:r>
+      <w:r>
+        <w:rPr>
+          <w:rFonts w:ascii="Times New Roman" w:hAnsi="Times New Roman" w:cs="Times New Roman"/>
+          <w:sz w:val="28"/>
+        </w:rPr>
+        <w:fldChar w:fldCharType="separate"/>
+      </w:r>
+      <w:r>
+        <w:rPr>
+          <w:rFonts w:ascii="Times New Roman" w:hAnsi="Times New Roman" w:cs="Times New Roman"/>
+          <w:sz w:val="28"/>
+        </w:rPr>
+        <w:t>18</w:t>
+      </w:r>
+      <w:r>
+        <w:rPr>
+          <w:rFonts w:ascii="Times New Roman" w:hAnsi="Times New Roman" w:cs="Times New Roman"/>
+          <w:sz w:val="28"/>
+        </w:rPr>
+        <w:fldChar w:fldCharType="end"/>
+      </w:r>
+      <w:r>
+        <w:rPr>
+          <w:rFonts w:ascii="Times New Roman" w:hAnsi="Times New Roman" w:cs="Times New Roman"/>
+          <w:sz w:val="28"/>
+        </w:rPr>
+        <w:fldChar w:fldCharType="end"/>
+      </w:r>
+    </w:p>
+    <w:p>
+      <w:pPr>
+        <w:pStyle w:val="15"/>
         <w:tabs>
           <w:tab w:val="right" w:leader="dot" w:pos="9345"/>
         </w:tabs>
         <w:jc w:val="both"/>
         <w:rPr>
-          <w:rFonts w:ascii="Times New Roman" w:eastAsiaTheme="minorEastAsia" w:hAnsi="Times New Roman" w:cs="Times New Roman"/>
+          <w:rFonts w:ascii="Times New Roman" w:hAnsi="Times New Roman" w:cs="Times New Roman" w:eastAsiaTheme="minorEastAsia"/>
           <w:sz w:val="28"/>
           <w:lang w:eastAsia="ru-RU"/>
         </w:rPr>
       </w:pPr>
-      <w:hyperlink w:anchor="_Toc216808514" w:history="1">
-        <w:r>
-          <w:rPr>
-            <w:rStyle w:val="a3"/>
-            <w:rFonts w:ascii="Times New Roman" w:hAnsi="Times New Roman" w:cs="Times New Roman"/>
-            <w:sz w:val="28"/>
-          </w:rPr>
-          <w:t>Тр</w:t>
-        </w:r>
-        <w:r>
-          <w:rPr>
-            <w:rStyle w:val="a3"/>
-            <w:rFonts w:ascii="Times New Roman" w:hAnsi="Times New Roman" w:cs="Times New Roman"/>
-            <w:sz w:val="28"/>
-          </w:rPr>
-          <w:t>ебования к документированию</w:t>
-        </w:r>
-        <w:r>
-          <w:rPr>
-            <w:rFonts w:ascii="Times New Roman" w:hAnsi="Times New Roman" w:cs="Times New Roman"/>
-            <w:sz w:val="28"/>
-          </w:rPr>
-          <w:tab/>
-        </w:r>
-        <w:r>
-          <w:rPr>
-            <w:rFonts w:ascii="Times New Roman" w:hAnsi="Times New Roman" w:cs="Times New Roman"/>
-            <w:sz w:val="28"/>
-          </w:rPr>
-          <w:fldChar w:fldCharType="begin"/>
-        </w:r>
-        <w:r>
-          <w:rPr>
-            <w:rFonts w:ascii="Times New Roman" w:hAnsi="Times New Roman" w:cs="Times New Roman"/>
-            <w:sz w:val="28"/>
-          </w:rPr>
-          <w:instrText xml:space="preserve"> PAGEREF _Toc216808514 \h </w:instrText>
-        </w:r>
-        <w:r>
-          <w:rPr>
-            <w:rFonts w:ascii="Times New Roman" w:hAnsi="Times New Roman" w:cs="Times New Roman"/>
-            <w:sz w:val="28"/>
-          </w:rPr>
-        </w:r>
-        <w:r>
-          <w:rPr>
-            <w:rFonts w:ascii="Times New Roman" w:hAnsi="Times New Roman" w:cs="Times New Roman"/>
-            <w:sz w:val="28"/>
-          </w:rPr>
-          <w:fldChar w:fldCharType="separate"/>
-        </w:r>
-        <w:r>
-          <w:rPr>
-            <w:rFonts w:ascii="Times New Roman" w:hAnsi="Times New Roman" w:cs="Times New Roman"/>
-            <w:sz w:val="28"/>
-          </w:rPr>
-          <w:t>19</w:t>
-        </w:r>
-        <w:r>
-          <w:rPr>
-            <w:rFonts w:ascii="Times New Roman" w:hAnsi="Times New Roman" w:cs="Times New Roman"/>
-            <w:sz w:val="28"/>
-          </w:rPr>
-          <w:fldChar w:fldCharType="end"/>
-        </w:r>
-      </w:hyperlink>
-    </w:p>
-    <w:p>
-      <w:pPr>
-        <w:pStyle w:val="11"/>
+      <w:r>
+        <w:fldChar w:fldCharType="begin"/>
+      </w:r>
+      <w:r>
+        <w:instrText xml:space="preserve"> HYPERLINK \l "_Toc216808514" </w:instrText>
+      </w:r>
+      <w:r>
+        <w:fldChar w:fldCharType="separate"/>
+      </w:r>
+      <w:r>
+        <w:rPr>
+          <w:rStyle w:val="13"/>
+          <w:rFonts w:ascii="Times New Roman" w:hAnsi="Times New Roman" w:cs="Times New Roman"/>
+          <w:sz w:val="28"/>
+        </w:rPr>
+        <w:t>Требования к документированию</w:t>
+      </w:r>
+      <w:r>
+        <w:rPr>
+          <w:rFonts w:ascii="Times New Roman" w:hAnsi="Times New Roman" w:cs="Times New Roman"/>
+          <w:sz w:val="28"/>
+        </w:rPr>
+        <w:tab/>
+      </w:r>
+      <w:r>
+        <w:rPr>
+          <w:rFonts w:ascii="Times New Roman" w:hAnsi="Times New Roman" w:cs="Times New Roman"/>
+          <w:sz w:val="28"/>
+        </w:rPr>
+        <w:fldChar w:fldCharType="begin"/>
+      </w:r>
+      <w:r>
+        <w:rPr>
+          <w:rFonts w:ascii="Times New Roman" w:hAnsi="Times New Roman" w:cs="Times New Roman"/>
+          <w:sz w:val="28"/>
+        </w:rPr>
+        <w:instrText xml:space="preserve"> PAGEREF _Toc216808514 \h </w:instrText>
+      </w:r>
+      <w:r>
+        <w:rPr>
+          <w:rFonts w:ascii="Times New Roman" w:hAnsi="Times New Roman" w:cs="Times New Roman"/>
+          <w:sz w:val="28"/>
+        </w:rPr>
+        <w:fldChar w:fldCharType="separate"/>
+      </w:r>
+      <w:r>
+        <w:rPr>
+          <w:rFonts w:ascii="Times New Roman" w:hAnsi="Times New Roman" w:cs="Times New Roman"/>
+          <w:sz w:val="28"/>
+        </w:rPr>
+        <w:t>19</w:t>
+      </w:r>
+      <w:r>
+        <w:rPr>
+          <w:rFonts w:ascii="Times New Roman" w:hAnsi="Times New Roman" w:cs="Times New Roman"/>
+          <w:sz w:val="28"/>
+        </w:rPr>
+        <w:fldChar w:fldCharType="end"/>
+      </w:r>
+      <w:r>
+        <w:rPr>
+          <w:rFonts w:ascii="Times New Roman" w:hAnsi="Times New Roman" w:cs="Times New Roman"/>
+          <w:sz w:val="28"/>
+        </w:rPr>
+        <w:fldChar w:fldCharType="end"/>
+      </w:r>
+    </w:p>
+    <w:p>
+      <w:pPr>
+        <w:pStyle w:val="15"/>
         <w:tabs>
           <w:tab w:val="right" w:leader="dot" w:pos="9345"/>
         </w:tabs>
         <w:jc w:val="both"/>
         <w:rPr>
-          <w:rFonts w:ascii="Times New Roman" w:eastAsiaTheme="minorEastAsia" w:hAnsi="Times New Roman" w:cs="Times New Roman"/>
+          <w:rFonts w:ascii="Times New Roman" w:hAnsi="Times New Roman" w:cs="Times New Roman" w:eastAsiaTheme="minorEastAsia"/>
           <w:sz w:val="28"/>
           <w:lang w:eastAsia="ru-RU"/>
         </w:rPr>
       </w:pPr>
-      <w:hyperlink w:anchor="_Toc216808515" w:history="1">
-        <w:r>
-          <w:rPr>
-            <w:rStyle w:val="a3"/>
-            <w:rFonts w:ascii="Times New Roman" w:hAnsi="Times New Roman" w:cs="Times New Roman"/>
-            <w:sz w:val="28"/>
-          </w:rPr>
-          <w:t>Источники разработки</w:t>
-        </w:r>
-        <w:r>
-          <w:rPr>
-            <w:rFonts w:ascii="Times New Roman" w:hAnsi="Times New Roman" w:cs="Times New Roman"/>
-            <w:sz w:val="28"/>
-          </w:rPr>
-          <w:tab/>
-        </w:r>
-        <w:r>
-          <w:rPr>
-            <w:rFonts w:ascii="Times New Roman" w:hAnsi="Times New Roman" w:cs="Times New Roman"/>
-            <w:sz w:val="28"/>
-          </w:rPr>
-          <w:fldChar w:fldCharType="begin"/>
-        </w:r>
-        <w:r>
-          <w:rPr>
-            <w:rFonts w:ascii="Times New Roman" w:hAnsi="Times New Roman" w:cs="Times New Roman"/>
-            <w:sz w:val="28"/>
-          </w:rPr>
-          <w:instrText xml:space="preserve"> PAGEREF _Toc216808515 \h </w:instrText>
-        </w:r>
-        <w:r>
-          <w:rPr>
-            <w:rFonts w:ascii="Times New Roman" w:hAnsi="Times New Roman" w:cs="Times New Roman"/>
-            <w:sz w:val="28"/>
-          </w:rPr>
-        </w:r>
-        <w:r>
-          <w:rPr>
-            <w:rFonts w:ascii="Times New Roman" w:hAnsi="Times New Roman" w:cs="Times New Roman"/>
-            <w:sz w:val="28"/>
-          </w:rPr>
-          <w:fldChar w:fldCharType="separate"/>
-        </w:r>
-        <w:r>
-          <w:rPr>
-            <w:rFonts w:ascii="Times New Roman" w:hAnsi="Times New Roman" w:cs="Times New Roman"/>
-            <w:sz w:val="28"/>
-          </w:rPr>
-          <w:t>20</w:t>
-        </w:r>
-        <w:r>
-          <w:rPr>
-            <w:rFonts w:ascii="Times New Roman" w:hAnsi="Times New Roman" w:cs="Times New Roman"/>
-            <w:sz w:val="28"/>
-          </w:rPr>
-          <w:fldChar w:fldCharType="end"/>
-        </w:r>
-      </w:hyperlink>
-    </w:p>
-    <w:p>
-      <w:pPr>
-        <w:rPr>
-          <w:rFonts w:ascii="Times New Roman" w:hAnsi="Times New Roman" w:cs="Times New Roman"/>
-          <w:sz w:val="28"/>
-          <w:szCs w:val="28"/>
-        </w:rPr>
-      </w:pPr>
-      <w:r>
-        <w:rPr>
-          <w:rFonts w:ascii="Times New Roman" w:hAnsi="Times New Roman" w:cs="Times New Roman"/>
-          <w:sz w:val="28"/>
-          <w:szCs w:val="28"/>
+      <w:r>
+        <w:fldChar w:fldCharType="begin"/>
+      </w:r>
+      <w:r>
+        <w:instrText xml:space="preserve"> HYPERLINK \l "_Toc216808515" </w:instrText>
+      </w:r>
+      <w:r>
+        <w:fldChar w:fldCharType="separate"/>
+      </w:r>
+      <w:r>
+        <w:rPr>
+          <w:rStyle w:val="13"/>
+          <w:rFonts w:ascii="Times New Roman" w:hAnsi="Times New Roman" w:cs="Times New Roman"/>
+          <w:sz w:val="28"/>
+        </w:rPr>
+        <w:t>Источники разработки</w:t>
+      </w:r>
+      <w:r>
+        <w:rPr>
+          <w:rFonts w:ascii="Times New Roman" w:hAnsi="Times New Roman" w:cs="Times New Roman"/>
+          <w:sz w:val="28"/>
+        </w:rPr>
+        <w:tab/>
+      </w:r>
+      <w:r>
+        <w:rPr>
+          <w:rFonts w:ascii="Times New Roman" w:hAnsi="Times New Roman" w:cs="Times New Roman"/>
+          <w:sz w:val="28"/>
+        </w:rPr>
+        <w:fldChar w:fldCharType="begin"/>
+      </w:r>
+      <w:r>
+        <w:rPr>
+          <w:rFonts w:ascii="Times New Roman" w:hAnsi="Times New Roman" w:cs="Times New Roman"/>
+          <w:sz w:val="28"/>
+        </w:rPr>
+        <w:instrText xml:space="preserve"> PAGEREF _Toc216808515 \h </w:instrText>
+      </w:r>
+      <w:r>
+        <w:rPr>
+          <w:rFonts w:ascii="Times New Roman" w:hAnsi="Times New Roman" w:cs="Times New Roman"/>
+          <w:sz w:val="28"/>
+        </w:rPr>
+        <w:fldChar w:fldCharType="separate"/>
+      </w:r>
+      <w:r>
+        <w:rPr>
+          <w:rFonts w:ascii="Times New Roman" w:hAnsi="Times New Roman" w:cs="Times New Roman"/>
+          <w:sz w:val="28"/>
+        </w:rPr>
+        <w:t>20</w:t>
+      </w:r>
+      <w:r>
+        <w:rPr>
+          <w:rFonts w:ascii="Times New Roman" w:hAnsi="Times New Roman" w:cs="Times New Roman"/>
+          <w:sz w:val="28"/>
         </w:rPr>
         <w:fldChar w:fldCharType="end"/>
       </w:r>
+      <w:r>
+        <w:rPr>
+          <w:rFonts w:ascii="Times New Roman" w:hAnsi="Times New Roman" w:cs="Times New Roman"/>
+          <w:sz w:val="28"/>
+        </w:rPr>
+        <w:fldChar w:fldCharType="end"/>
+      </w:r>
+    </w:p>
+    <w:p>
+      <w:pPr>
+        <w:rPr>
+          <w:rFonts w:ascii="Times New Roman" w:hAnsi="Times New Roman" w:cs="Times New Roman"/>
+          <w:sz w:val="28"/>
+          <w:szCs w:val="28"/>
+        </w:rPr>
+      </w:pPr>
+      <w:r>
+        <w:rPr>
+          <w:rFonts w:ascii="Times New Roman" w:hAnsi="Times New Roman" w:cs="Times New Roman"/>
+          <w:sz w:val="28"/>
+          <w:szCs w:val="28"/>
+        </w:rPr>
+        <w:fldChar w:fldCharType="end"/>
+      </w:r>
     </w:p>
     <w:p>
       <w:pPr>
@@ -2189,11 +2364,10 @@
     </w:p>
     <w:p>
       <w:pPr>
-        <w:pStyle w:val="ae"/>
+        <w:pStyle w:val="38"/>
       </w:pPr>
       <w:bookmarkStart w:id="0" w:name="_Toc216808499"/>
       <w:r>
-        <w:lastRenderedPageBreak/>
         <w:t>ОБЩИЕ СВЕДЕНИЯ</w:t>
       </w:r>
       <w:bookmarkEnd w:id="0"/>
@@ -2215,15 +2389,7 @@
           <w:sz w:val="28"/>
           <w:szCs w:val="28"/>
         </w:rPr>
-        <w:t xml:space="preserve">Настоящее Техническое задание разработано в соответствии с требованиями ГОСТ 34.602-2020 «Информационная технология (ИТ). Комплекс стандартов на автоматизированные системы. Техническое задание на создание </w:t>
-      </w:r>
-      <w:r>
-        <w:rPr>
-          <w:rFonts w:ascii="Times New Roman" w:hAnsi="Times New Roman"/>
-          <w:sz w:val="28"/>
-          <w:szCs w:val="28"/>
-        </w:rPr>
-        <w:t>автоматизированной системы» и определяет цели, требования и порядок создания Автоматизированной информационной системы работы с информационными киосками.</w:t>
+        <w:t>Настоящее Техническое задание разработано в соответствии с требованиями ГОСТ 34.602-2020 «Информационная технология (ИТ). Комплекс стандартов на автоматизированные системы. Техническое задание на создание автоматизированной системы» и определяет цели, требования и порядок создания Автоматизированной информационной системы работы с информационными киосками.</w:t>
       </w:r>
     </w:p>
     <w:p>
@@ -2251,15 +2417,7 @@
           <w:sz w:val="28"/>
           <w:szCs w:val="28"/>
         </w:rPr>
-        <w:t>Автоматизированная информационная система работы с информационными киосками М</w:t>
-      </w:r>
-      <w:r>
-        <w:rPr>
-          <w:rFonts w:ascii="Times New Roman" w:hAnsi="Times New Roman"/>
-          <w:sz w:val="28"/>
-          <w:szCs w:val="28"/>
-        </w:rPr>
-        <w:t>БОУ «Ильинская средняя общеобразовательная школа».</w:t>
+        <w:t>Автоматизированная информационная система работы с информационными киосками МБОУ «Ильинская средняя общеобразовательная школа».</w:t>
       </w:r>
     </w:p>
     <w:p>
@@ -2357,11 +2515,10 @@
     </w:p>
     <w:p>
       <w:pPr>
-        <w:pStyle w:val="ae"/>
+        <w:pStyle w:val="38"/>
       </w:pPr>
       <w:bookmarkStart w:id="1" w:name="_Toc216808500"/>
       <w:r>
-        <w:lastRenderedPageBreak/>
         <w:t>Цели и назначение создания автоматизированной системы</w:t>
       </w:r>
       <w:bookmarkEnd w:id="1"/>
@@ -2402,31 +2559,15 @@
           <w:sz w:val="28"/>
           <w:szCs w:val="28"/>
         </w:rPr>
-        <w:t>-</w:t>
-      </w:r>
-      <w:r>
-        <w:rPr>
-          <w:rFonts w:ascii="Times New Roman" w:hAnsi="Times New Roman" w:cs="Times New Roman"/>
-          <w:sz w:val="28"/>
-          <w:szCs w:val="28"/>
-        </w:rPr>
-        <w:t xml:space="preserve"> </w:t>
-      </w:r>
-      <w:r>
-        <w:rPr>
-          <w:rFonts w:ascii="Times New Roman" w:hAnsi="Times New Roman"/>
-          <w:sz w:val="28"/>
-          <w:szCs w:val="28"/>
-        </w:rPr>
-        <w:t>П</w:t>
-      </w:r>
-      <w:r>
-        <w:rPr>
-          <w:rFonts w:ascii="Times New Roman" w:hAnsi="Times New Roman"/>
-          <w:sz w:val="28"/>
-          <w:szCs w:val="28"/>
-        </w:rPr>
-        <w:t>овышение доступности и оперативности предоставления информации об учебном процессе, мероприятиях и жизни школы для учащихся, родителей и гостей.</w:t>
+        <w:t xml:space="preserve">- </w:t>
+      </w:r>
+      <w:r>
+        <w:rPr>
+          <w:rFonts w:ascii="Times New Roman" w:hAnsi="Times New Roman"/>
+          <w:sz w:val="28"/>
+          <w:szCs w:val="28"/>
+        </w:rPr>
+        <w:t>Повышение доступности и оперативности предоставления информации об учебном процессе, мероприятиях и жизни школы для учащихся, родителей и гостей.</w:t>
       </w:r>
     </w:p>
     <w:p>
@@ -2445,15 +2586,7 @@
           <w:sz w:val="28"/>
           <w:szCs w:val="28"/>
         </w:rPr>
-        <w:t>-</w:t>
-      </w:r>
-      <w:r>
-        <w:rPr>
-          <w:rFonts w:ascii="Times New Roman" w:hAnsi="Times New Roman" w:cs="Times New Roman"/>
-          <w:sz w:val="28"/>
-          <w:szCs w:val="28"/>
-        </w:rPr>
-        <w:t xml:space="preserve"> </w:t>
+        <w:t xml:space="preserve">- </w:t>
       </w:r>
       <w:r>
         <w:rPr>
@@ -2480,15 +2613,7 @@
           <w:sz w:val="28"/>
           <w:szCs w:val="28"/>
         </w:rPr>
-        <w:t>-</w:t>
-      </w:r>
-      <w:r>
-        <w:rPr>
-          <w:rFonts w:ascii="Times New Roman" w:hAnsi="Times New Roman" w:cs="Times New Roman"/>
-          <w:sz w:val="28"/>
-          <w:szCs w:val="28"/>
-        </w:rPr>
-        <w:t xml:space="preserve"> </w:t>
+        <w:t xml:space="preserve">- </w:t>
       </w:r>
       <w:r>
         <w:rPr>
@@ -2515,15 +2640,7 @@
           <w:sz w:val="28"/>
           <w:szCs w:val="28"/>
         </w:rPr>
-        <w:t>-</w:t>
-      </w:r>
-      <w:r>
-        <w:rPr>
-          <w:rFonts w:ascii="Times New Roman" w:hAnsi="Times New Roman" w:cs="Times New Roman"/>
-          <w:sz w:val="28"/>
-          <w:szCs w:val="28"/>
-        </w:rPr>
-        <w:t xml:space="preserve"> </w:t>
+        <w:t xml:space="preserve">- </w:t>
       </w:r>
       <w:r>
         <w:rPr>
@@ -2550,15 +2667,7 @@
           <w:sz w:val="28"/>
           <w:szCs w:val="28"/>
         </w:rPr>
-        <w:t>-</w:t>
-      </w:r>
-      <w:r>
-        <w:rPr>
-          <w:rFonts w:ascii="Times New Roman" w:hAnsi="Times New Roman" w:cs="Times New Roman"/>
-          <w:sz w:val="28"/>
-          <w:szCs w:val="28"/>
-        </w:rPr>
-        <w:t xml:space="preserve"> </w:t>
+        <w:t xml:space="preserve">- </w:t>
       </w:r>
       <w:r>
         <w:rPr>
@@ -2586,23 +2695,7 @@
           <w:sz w:val="28"/>
           <w:szCs w:val="28"/>
         </w:rPr>
-        <w:t>АИС «Инфокиоск-Школа» п</w:t>
-      </w:r>
-      <w:r>
-        <w:rPr>
-          <w:rFonts w:ascii="Times New Roman" w:hAnsi="Times New Roman"/>
-          <w:sz w:val="28"/>
-          <w:szCs w:val="28"/>
-        </w:rPr>
-        <w:t>редназначена для централизованного управления, наполнения и отображения актуальной информации (расписание, новости, объявления, справочные данные) на сенсорных информационных киосках, установленных в холле и других общедоступных зонах школы. Система состои</w:t>
-      </w:r>
-      <w:r>
-        <w:rPr>
-          <w:rFonts w:ascii="Times New Roman" w:hAnsi="Times New Roman"/>
-          <w:sz w:val="28"/>
-          <w:szCs w:val="28"/>
-        </w:rPr>
-        <w:t>т из административного модуля для сотрудников и клиентского модуля, работающего в полноэкранном режиме на терминалах киосков.</w:t>
+        <w:t>АИС «Инфокиоск-Школа» предназначена для централизованного управления, наполнения и отображения актуальной информации (расписание, новости, объявления, справочные данные) на сенсорных информационных киосках, установленных в холле и других общедоступных зонах школы. Система состоит из административного модуля для сотрудников и клиентского модуля, работающего в полноэкранном режиме на терминалах киосков.</w:t>
       </w:r>
       <w:r>
         <w:rPr>
@@ -2615,11 +2708,10 @@
     </w:p>
     <w:p>
       <w:pPr>
-        <w:pStyle w:val="ae"/>
+        <w:pStyle w:val="38"/>
       </w:pPr>
       <w:bookmarkStart w:id="2" w:name="_Toc216808501"/>
       <w:r>
-        <w:lastRenderedPageBreak/>
         <w:t>Характеристика объектов автоматизации</w:t>
       </w:r>
       <w:bookmarkEnd w:id="2"/>
@@ -2641,15 +2733,7 @@
           <w:sz w:val="28"/>
           <w:szCs w:val="28"/>
         </w:rPr>
-        <w:t>Объектом автоматизации является процесс информирования участников образовательного процесса</w:t>
-      </w:r>
-      <w:r>
-        <w:rPr>
-          <w:rFonts w:ascii="Times New Roman" w:hAnsi="Times New Roman"/>
-          <w:sz w:val="28"/>
-          <w:szCs w:val="28"/>
-        </w:rPr>
-        <w:t xml:space="preserve"> через терминалы общего доступа (инфокиоски).</w:t>
+        <w:t>Объектом автоматизации является процесс информирования участников образовательного процесса через терминалы общего доступа (инфокиоски).</w:t>
       </w:r>
     </w:p>
     <w:p>
@@ -2686,131 +2770,75 @@
           <w:sz w:val="28"/>
           <w:szCs w:val="28"/>
         </w:rPr>
-        <w:t xml:space="preserve">- </w:t>
-      </w:r>
-      <w:r>
-        <w:rPr>
-          <w:rFonts w:ascii="Times New Roman" w:hAnsi="Times New Roman"/>
-          <w:sz w:val="28"/>
-          <w:szCs w:val="28"/>
-        </w:rPr>
-        <w:t>Управление расписанием: Публикация актуального расписания уроков, звонков, замен.</w:t>
-      </w:r>
-    </w:p>
-    <w:p>
-      <w:pPr>
-        <w:rPr>
-          <w:rFonts w:ascii="Times New Roman" w:hAnsi="Times New Roman"/>
-          <w:sz w:val="28"/>
-          <w:szCs w:val="28"/>
-        </w:rPr>
-      </w:pPr>
-      <w:r>
-        <w:rPr>
-          <w:rFonts w:ascii="Times New Roman" w:hAnsi="Times New Roman"/>
-          <w:sz w:val="28"/>
-          <w:szCs w:val="28"/>
-        </w:rPr>
-        <w:t xml:space="preserve">- </w:t>
-      </w:r>
-      <w:r>
-        <w:rPr>
-          <w:rFonts w:ascii="Times New Roman" w:hAnsi="Times New Roman"/>
-          <w:sz w:val="28"/>
-          <w:szCs w:val="28"/>
-        </w:rPr>
-        <w:t>Публикация новостей и объявлений: Создание и размещение анонсо</w:t>
-      </w:r>
-      <w:r>
-        <w:rPr>
-          <w:rFonts w:ascii="Times New Roman" w:hAnsi="Times New Roman"/>
-          <w:sz w:val="28"/>
-          <w:szCs w:val="28"/>
-        </w:rPr>
-        <w:t>в мероприятий, школьных новостей, важных объявлений.</w:t>
-      </w:r>
-    </w:p>
-    <w:p>
-      <w:pPr>
-        <w:rPr>
-          <w:rFonts w:ascii="Times New Roman" w:hAnsi="Times New Roman"/>
-          <w:sz w:val="28"/>
-          <w:szCs w:val="28"/>
-        </w:rPr>
-      </w:pPr>
-      <w:r>
-        <w:rPr>
-          <w:rFonts w:ascii="Times New Roman" w:hAnsi="Times New Roman"/>
-          <w:sz w:val="28"/>
-          <w:szCs w:val="28"/>
-        </w:rPr>
-        <w:t xml:space="preserve">- </w:t>
-      </w:r>
-      <w:r>
-        <w:rPr>
-          <w:rFonts w:ascii="Times New Roman" w:hAnsi="Times New Roman"/>
-          <w:sz w:val="28"/>
-          <w:szCs w:val="28"/>
-        </w:rPr>
-        <w:t>Ведение справочной информации: Управление разделами «О школе», «Педагогический состав», «Контакты», «Достижения».</w:t>
-      </w:r>
-    </w:p>
-    <w:p>
-      <w:pPr>
-        <w:rPr>
-          <w:rFonts w:ascii="Times New Roman" w:hAnsi="Times New Roman"/>
-          <w:sz w:val="28"/>
-          <w:szCs w:val="28"/>
-        </w:rPr>
-      </w:pPr>
-      <w:r>
-        <w:rPr>
-          <w:rFonts w:ascii="Times New Roman" w:hAnsi="Times New Roman"/>
-          <w:sz w:val="28"/>
-          <w:szCs w:val="28"/>
-        </w:rPr>
-        <w:t xml:space="preserve">- </w:t>
-      </w:r>
-      <w:r>
-        <w:rPr>
-          <w:rFonts w:ascii="Times New Roman" w:hAnsi="Times New Roman"/>
-          <w:sz w:val="28"/>
-          <w:szCs w:val="28"/>
-        </w:rPr>
-        <w:t>Управление медиаконтентом: Загрузка и организация фотогалерей, презентаций.</w:t>
-      </w:r>
-    </w:p>
-    <w:p>
-      <w:pPr>
-        <w:rPr>
-          <w:rFonts w:ascii="Times New Roman" w:hAnsi="Times New Roman" w:cs="Times New Roman"/>
-          <w:sz w:val="28"/>
-          <w:szCs w:val="28"/>
-        </w:rPr>
-      </w:pPr>
-      <w:r>
-        <w:rPr>
-          <w:rFonts w:ascii="Times New Roman" w:hAnsi="Times New Roman"/>
-          <w:sz w:val="28"/>
-          <w:szCs w:val="28"/>
-        </w:rPr>
-        <w:t xml:space="preserve">- </w:t>
-      </w:r>
-      <w:r>
-        <w:rPr>
-          <w:rFonts w:ascii="Times New Roman" w:hAnsi="Times New Roman"/>
-          <w:sz w:val="28"/>
-          <w:szCs w:val="28"/>
-        </w:rPr>
-        <w:t>Админис</w:t>
-      </w:r>
-      <w:r>
-        <w:rPr>
-          <w:rFonts w:ascii="Times New Roman" w:hAnsi="Times New Roman"/>
-          <w:sz w:val="28"/>
-          <w:szCs w:val="28"/>
-        </w:rPr>
-        <w:t>трирование киосков: Управление включением/выключением, мониторинг состояния, удаленное обновление интерфейса.</w:t>
+        <w:t>- Управление расписанием: Публикация актуального расписания уроков, звонков, замен.</w:t>
+      </w:r>
+    </w:p>
+    <w:p>
+      <w:pPr>
+        <w:rPr>
+          <w:rFonts w:ascii="Times New Roman" w:hAnsi="Times New Roman"/>
+          <w:sz w:val="28"/>
+          <w:szCs w:val="28"/>
+        </w:rPr>
+      </w:pPr>
+      <w:r>
+        <w:rPr>
+          <w:rFonts w:ascii="Times New Roman" w:hAnsi="Times New Roman"/>
+          <w:sz w:val="28"/>
+          <w:szCs w:val="28"/>
+        </w:rPr>
+        <w:t>- Публикация новостей и объявлений: Создание и размещение анонсов мероприятий, школьных новостей, важных объявлений.</w:t>
+      </w:r>
+    </w:p>
+    <w:p>
+      <w:pPr>
+        <w:rPr>
+          <w:rFonts w:ascii="Times New Roman" w:hAnsi="Times New Roman"/>
+          <w:sz w:val="28"/>
+          <w:szCs w:val="28"/>
+        </w:rPr>
+      </w:pPr>
+      <w:r>
+        <w:rPr>
+          <w:rFonts w:ascii="Times New Roman" w:hAnsi="Times New Roman"/>
+          <w:sz w:val="28"/>
+          <w:szCs w:val="28"/>
+        </w:rPr>
+        <w:t>- Ведение справочной информации: Управление разделами «О школе», «Педагогический состав», «Контакты», «Достижения».</w:t>
+      </w:r>
+    </w:p>
+    <w:p>
+      <w:pPr>
+        <w:rPr>
+          <w:rFonts w:ascii="Times New Roman" w:hAnsi="Times New Roman"/>
+          <w:sz w:val="28"/>
+          <w:szCs w:val="28"/>
+        </w:rPr>
+      </w:pPr>
+      <w:r>
+        <w:rPr>
+          <w:rFonts w:ascii="Times New Roman" w:hAnsi="Times New Roman"/>
+          <w:sz w:val="28"/>
+          <w:szCs w:val="28"/>
+        </w:rPr>
+        <w:t>- Управление медиаконтентом: Загрузка и организация фотогалерей, презентаций.</w:t>
+      </w:r>
+    </w:p>
+    <w:p>
+      <w:pPr>
+        <w:rPr>
+          <w:rFonts w:ascii="Times New Roman" w:hAnsi="Times New Roman" w:cs="Times New Roman"/>
+          <w:sz w:val="28"/>
+          <w:szCs w:val="28"/>
+        </w:rPr>
+      </w:pPr>
+      <w:r>
+        <w:rPr>
+          <w:rFonts w:ascii="Times New Roman" w:hAnsi="Times New Roman"/>
+          <w:sz w:val="28"/>
+          <w:szCs w:val="28"/>
+        </w:rPr>
+        <w:t>- Администрирование киосков: Управление включением/выключением, мониторинг состояния, удаленное обновление интерфейса.</w:t>
       </w:r>
       <w:r>
         <w:rPr>
@@ -2823,18 +2851,17 @@
     </w:p>
     <w:p>
       <w:pPr>
-        <w:pStyle w:val="ae"/>
+        <w:pStyle w:val="38"/>
       </w:pPr>
       <w:bookmarkStart w:id="3" w:name="_Toc216808502"/>
       <w:r>
-        <w:lastRenderedPageBreak/>
         <w:t>Требования к автоматизированной системе</w:t>
       </w:r>
       <w:bookmarkEnd w:id="3"/>
     </w:p>
     <w:p>
       <w:pPr>
-        <w:pStyle w:val="af0"/>
+        <w:pStyle w:val="40"/>
       </w:pPr>
       <w:bookmarkStart w:id="4" w:name="_Toc216808503"/>
       <w:r>
@@ -2867,135 +2894,79 @@
           <w:sz w:val="28"/>
           <w:szCs w:val="28"/>
         </w:rPr>
-        <w:t xml:space="preserve">Система должна быть построена по клиент-серверной </w:t>
-      </w:r>
-      <w:r>
-        <w:rPr>
-          <w:rFonts w:ascii="Times New Roman" w:hAnsi="Times New Roman"/>
-          <w:sz w:val="28"/>
-          <w:szCs w:val="28"/>
-        </w:rPr>
-        <w:t>архитектуре:</w:t>
-      </w:r>
-    </w:p>
-    <w:p>
-      <w:pPr>
-        <w:spacing w:line="360" w:lineRule="auto"/>
-        <w:rPr>
-          <w:rFonts w:ascii="Times New Roman" w:hAnsi="Times New Roman"/>
-          <w:sz w:val="28"/>
-          <w:szCs w:val="28"/>
-        </w:rPr>
-      </w:pPr>
-      <w:r>
-        <w:rPr>
-          <w:rFonts w:ascii="Times New Roman" w:hAnsi="Times New Roman"/>
-          <w:sz w:val="28"/>
-          <w:szCs w:val="28"/>
-        </w:rPr>
-        <w:t xml:space="preserve">- </w:t>
-      </w:r>
-      <w:r>
-        <w:rPr>
-          <w:rFonts w:ascii="Times New Roman" w:hAnsi="Times New Roman"/>
-          <w:sz w:val="28"/>
-          <w:szCs w:val="28"/>
-        </w:rPr>
-        <w:t>Сервер базы данных: СУБД RED Expert. Обеспечивает хранение всех данных системы.</w:t>
-      </w:r>
-    </w:p>
-    <w:p>
-      <w:pPr>
-        <w:spacing w:line="360" w:lineRule="auto"/>
-        <w:rPr>
-          <w:rFonts w:ascii="Times New Roman" w:hAnsi="Times New Roman"/>
-          <w:sz w:val="28"/>
-          <w:szCs w:val="28"/>
-        </w:rPr>
-      </w:pPr>
-      <w:r>
-        <w:rPr>
-          <w:rFonts w:ascii="Times New Roman" w:hAnsi="Times New Roman"/>
-          <w:sz w:val="28"/>
-          <w:szCs w:val="28"/>
-        </w:rPr>
-        <w:t xml:space="preserve">- </w:t>
-      </w:r>
-      <w:r>
-        <w:rPr>
-          <w:rFonts w:ascii="Times New Roman" w:hAnsi="Times New Roman"/>
-          <w:sz w:val="28"/>
-          <w:szCs w:val="28"/>
-        </w:rPr>
-        <w:t>Клиентское приложение (Административный модуль): Кроссплатформенное приложение на Avalonia UI (C# .NET). Предназначено для сотрудников школы.</w:t>
-      </w:r>
-    </w:p>
-    <w:p>
-      <w:pPr>
-        <w:spacing w:line="360" w:lineRule="auto"/>
-        <w:rPr>
-          <w:rFonts w:ascii="Times New Roman" w:hAnsi="Times New Roman"/>
-          <w:sz w:val="28"/>
-          <w:szCs w:val="28"/>
-        </w:rPr>
-      </w:pPr>
-      <w:r>
-        <w:rPr>
-          <w:rFonts w:ascii="Times New Roman" w:hAnsi="Times New Roman"/>
-          <w:sz w:val="28"/>
-          <w:szCs w:val="28"/>
-        </w:rPr>
-        <w:t xml:space="preserve">- </w:t>
-      </w:r>
-      <w:r>
-        <w:rPr>
-          <w:rFonts w:ascii="Times New Roman" w:hAnsi="Times New Roman"/>
-          <w:sz w:val="28"/>
-          <w:szCs w:val="28"/>
-        </w:rPr>
-        <w:t>Клиентское прил</w:t>
-      </w:r>
-      <w:r>
-        <w:rPr>
-          <w:rFonts w:ascii="Times New Roman" w:hAnsi="Times New Roman"/>
-          <w:sz w:val="28"/>
-          <w:szCs w:val="28"/>
-        </w:rPr>
-        <w:t>ожение (Модуль киоска): Кроссплатформенное приложение на Avalonia UI (C# .NET). Работает в полноэкранном режиме (kiosk-mode) на терминалах под управлением РЕД ОС.</w:t>
-      </w:r>
-    </w:p>
-    <w:p>
-      <w:pPr>
-        <w:spacing w:line="360" w:lineRule="auto"/>
-        <w:rPr>
-          <w:rFonts w:ascii="Times New Roman" w:hAnsi="Times New Roman" w:cs="Times New Roman"/>
-          <w:sz w:val="28"/>
-          <w:szCs w:val="28"/>
-        </w:rPr>
-      </w:pPr>
-      <w:r>
-        <w:rPr>
-          <w:rFonts w:ascii="Times New Roman" w:hAnsi="Times New Roman"/>
-          <w:sz w:val="28"/>
-          <w:szCs w:val="28"/>
-        </w:rPr>
-        <w:t xml:space="preserve">- </w:t>
-      </w:r>
-      <w:r>
-        <w:rPr>
-          <w:rFonts w:ascii="Times New Roman" w:hAnsi="Times New Roman"/>
-          <w:sz w:val="28"/>
-          <w:szCs w:val="28"/>
-        </w:rPr>
-        <w:t>Сетевое взаимодействие: Взаимодействие клиентов с БД осуществляется по локальной сети школы</w:t>
-      </w:r>
-      <w:r>
-        <w:rPr>
-          <w:rFonts w:ascii="Times New Roman" w:hAnsi="Times New Roman"/>
-          <w:sz w:val="28"/>
-          <w:szCs w:val="28"/>
-        </w:rPr>
-        <w:t xml:space="preserve"> по защищенному каналу.</w:t>
+        <w:t>Система должна быть построена по клиент-серверной архитектуре:</w:t>
+      </w:r>
+    </w:p>
+    <w:p>
+      <w:pPr>
+        <w:spacing w:line="360" w:lineRule="auto"/>
+        <w:rPr>
+          <w:rFonts w:ascii="Times New Roman" w:hAnsi="Times New Roman"/>
+          <w:sz w:val="28"/>
+          <w:szCs w:val="28"/>
+        </w:rPr>
+      </w:pPr>
+      <w:r>
+        <w:rPr>
+          <w:rFonts w:ascii="Times New Roman" w:hAnsi="Times New Roman"/>
+          <w:sz w:val="28"/>
+          <w:szCs w:val="28"/>
+        </w:rPr>
+        <w:t>- Сервер базы данных: СУБД RED Expert. Обеспечивает хранение всех данных системы.</w:t>
+      </w:r>
+    </w:p>
+    <w:p>
+      <w:pPr>
+        <w:spacing w:line="360" w:lineRule="auto"/>
+        <w:rPr>
+          <w:rFonts w:ascii="Times New Roman" w:hAnsi="Times New Roman"/>
+          <w:sz w:val="28"/>
+          <w:szCs w:val="28"/>
+        </w:rPr>
+      </w:pPr>
+      <w:r>
+        <w:rPr>
+          <w:rFonts w:ascii="Times New Roman" w:hAnsi="Times New Roman"/>
+          <w:sz w:val="28"/>
+          <w:szCs w:val="28"/>
+        </w:rPr>
+        <w:t>- Клиентское приложение (Административный модуль): Кроссплатформенное приложение на Avalonia UI (C# .NET). Предназначено для сотрудников школы.</w:t>
+      </w:r>
+    </w:p>
+    <w:p>
+      <w:pPr>
+        <w:spacing w:line="360" w:lineRule="auto"/>
+        <w:rPr>
+          <w:rFonts w:ascii="Times New Roman" w:hAnsi="Times New Roman"/>
+          <w:sz w:val="28"/>
+          <w:szCs w:val="28"/>
+        </w:rPr>
+      </w:pPr>
+      <w:r>
+        <w:rPr>
+          <w:rFonts w:ascii="Times New Roman" w:hAnsi="Times New Roman"/>
+          <w:sz w:val="28"/>
+          <w:szCs w:val="28"/>
+        </w:rPr>
+        <w:t>- Клиентское приложение (Модуль киоска): Кроссплатформенное приложение на Avalonia UI (C# .NET). Работает в полноэкранном режиме (kiosk-mode) на терминалах под управлением РЕД ОС.</w:t>
+      </w:r>
+    </w:p>
+    <w:p>
+      <w:pPr>
+        <w:spacing w:line="360" w:lineRule="auto"/>
+        <w:rPr>
+          <w:rFonts w:ascii="Times New Roman" w:hAnsi="Times New Roman" w:cs="Times New Roman"/>
+          <w:sz w:val="28"/>
+          <w:szCs w:val="28"/>
+        </w:rPr>
+      </w:pPr>
+      <w:r>
+        <w:rPr>
+          <w:rFonts w:ascii="Times New Roman" w:hAnsi="Times New Roman"/>
+          <w:sz w:val="28"/>
+          <w:szCs w:val="28"/>
+        </w:rPr>
+        <w:t>- Сетевое взаимодействие: Взаимодействие клиентов с БД осуществляется по локальной сети школы по защищенному каналу.</w:t>
       </w:r>
     </w:p>
     <w:p>
@@ -3012,17 +2983,47 @@
     </w:p>
     <w:tbl>
       <w:tblPr>
-        <w:tblStyle w:val="aa"/>
+        <w:tblStyle w:val="19"/>
         <w:tblW w:w="0" w:type="auto"/>
         <w:jc w:val="center"/>
-        <w:tblLook w:val="04A0" w:firstRow="1" w:lastRow="0" w:firstColumn="1" w:lastColumn="0" w:noHBand="0" w:noVBand="1"/>
+        <w:tblBorders>
+          <w:top w:val="single" w:color="auto" w:sz="4" w:space="0"/>
+          <w:left w:val="single" w:color="auto" w:sz="4" w:space="0"/>
+          <w:bottom w:val="single" w:color="auto" w:sz="4" w:space="0"/>
+          <w:right w:val="single" w:color="auto" w:sz="4" w:space="0"/>
+          <w:insideH w:val="single" w:color="auto" w:sz="4" w:space="0"/>
+          <w:insideV w:val="single" w:color="auto" w:sz="4" w:space="0"/>
+        </w:tblBorders>
+        <w:tblLayout w:type="autofit"/>
+        <w:tblCellMar>
+          <w:top w:w="0" w:type="dxa"/>
+          <w:left w:w="108" w:type="dxa"/>
+          <w:bottom w:w="0" w:type="dxa"/>
+          <w:right w:w="108" w:type="dxa"/>
+        </w:tblCellMar>
       </w:tblPr>
       <w:tblGrid>
         <w:gridCol w:w="7716"/>
       </w:tblGrid>
       <w:tr>
+        <w:tblPrEx>
+          <w:tblBorders>
+            <w:top w:val="single" w:color="auto" w:sz="4" w:space="0"/>
+            <w:left w:val="single" w:color="auto" w:sz="4" w:space="0"/>
+            <w:bottom w:val="single" w:color="auto" w:sz="4" w:space="0"/>
+            <w:right w:val="single" w:color="auto" w:sz="4" w:space="0"/>
+            <w:insideH w:val="single" w:color="auto" w:sz="4" w:space="0"/>
+            <w:insideV w:val="single" w:color="auto" w:sz="4" w:space="0"/>
+          </w:tblBorders>
+          <w:tblCellMar>
+            <w:top w:w="0" w:type="dxa"/>
+            <w:left w:w="108" w:type="dxa"/>
+            <w:bottom w:w="0" w:type="dxa"/>
+            <w:right w:w="108" w:type="dxa"/>
+          </w:tblCellMar>
+        </w:tblPrEx>
         <w:trPr>
-          <w:trHeight w:val="5575"/>
+          <w:trHeight w:val="5575" w:hRule="atLeast"/>
           <w:jc w:val="center"/>
         </w:trPr>
         <w:tc>
@@ -3034,7 +3035,7 @@
               <w:spacing w:after="0" w:line="360" w:lineRule="auto"/>
               <w:jc w:val="both"/>
               <w:rPr>
-                <w:rFonts w:ascii="Times New Roman" w:eastAsia="SimSun" w:hAnsi="Times New Roman" w:cs="Times New Roman"/>
+                <w:rFonts w:ascii="Times New Roman" w:hAnsi="Times New Roman" w:eastAsia="SimSun" w:cs="Times New Roman"/>
                 <w:kern w:val="0"/>
                 <w:sz w:val="28"/>
                 <w:szCs w:val="28"/>
@@ -3044,7 +3045,6 @@
             </w:pPr>
             <w:r>
               <w:rPr>
-                <w:noProof/>
                 <w:lang w:eastAsia="ru-RU"/>
               </w:rPr>
               <w:drawing>
@@ -3065,7 +3065,7 @@
                           </pic:cNvPicPr>
                         </pic:nvPicPr>
                         <pic:blipFill>
-                          <a:blip r:embed="rId9"/>
+                          <a:blip r:embed="rId6"/>
                           <a:stretch>
                             <a:fillRect/>
                           </a:stretch>
@@ -3093,8 +3093,24 @@
         </w:tc>
       </w:tr>
       <w:tr>
+        <w:tblPrEx>
+          <w:tblBorders>
+            <w:top w:val="single" w:color="auto" w:sz="4" w:space="0"/>
+            <w:left w:val="single" w:color="auto" w:sz="4" w:space="0"/>
+            <w:bottom w:val="single" w:color="auto" w:sz="4" w:space="0"/>
+            <w:right w:val="single" w:color="auto" w:sz="4" w:space="0"/>
+            <w:insideH w:val="single" w:color="auto" w:sz="4" w:space="0"/>
+            <w:insideV w:val="single" w:color="auto" w:sz="4" w:space="0"/>
+          </w:tblBorders>
+          <w:tblCellMar>
+            <w:top w:w="0" w:type="dxa"/>
+            <w:left w:w="108" w:type="dxa"/>
+            <w:bottom w:w="0" w:type="dxa"/>
+            <w:right w:w="108" w:type="dxa"/>
+          </w:tblCellMar>
+        </w:tblPrEx>
         <w:trPr>
-          <w:trHeight w:val="433"/>
+          <w:trHeight w:val="433" w:hRule="atLeast"/>
           <w:jc w:val="center"/>
         </w:trPr>
         <w:tc>
@@ -3106,7 +3122,7 @@
               <w:spacing w:after="0" w:line="360" w:lineRule="auto"/>
               <w:jc w:val="center"/>
               <w:rPr>
-                <w:rFonts w:ascii="Times New Roman" w:eastAsia="SimSun" w:hAnsi="Times New Roman" w:cs="Times New Roman"/>
+                <w:rFonts w:ascii="Times New Roman" w:hAnsi="Times New Roman" w:eastAsia="SimSun" w:cs="Times New Roman"/>
                 <w:kern w:val="0"/>
                 <w:sz w:val="28"/>
                 <w:szCs w:val="28"/>
@@ -3116,7 +3132,7 @@
             </w:pPr>
             <w:r>
               <w:rPr>
-                <w:rFonts w:ascii="Times New Roman" w:eastAsia="SimSun" w:hAnsi="Times New Roman" w:cs="Times New Roman"/>
+                <w:rFonts w:ascii="Times New Roman" w:hAnsi="Times New Roman" w:eastAsia="SimSun" w:cs="Times New Roman"/>
                 <w:kern w:val="0"/>
                 <w:sz w:val="28"/>
                 <w:szCs w:val="28"/>
@@ -3143,7 +3159,7 @@
     </w:p>
     <w:p>
       <w:pPr>
-        <w:pStyle w:val="af0"/>
+        <w:pStyle w:val="40"/>
       </w:pPr>
       <w:bookmarkStart w:id="5" w:name="_Toc216808504"/>
       <w:r>
@@ -3206,15 +3222,7 @@
           <w:sz w:val="28"/>
           <w:szCs w:val="28"/>
         </w:rPr>
-        <w:t xml:space="preserve">Ф1.2. </w:t>
-      </w:r>
-      <w:r>
-        <w:rPr>
-          <w:rFonts w:ascii="Times New Roman" w:hAnsi="Times New Roman"/>
-          <w:sz w:val="28"/>
-          <w:szCs w:val="28"/>
-        </w:rPr>
-        <w:t>Управление расписанием (загрузка по классам, ручное редактирование, публикация замен).</w:t>
+        <w:t>Ф1.2. Управление расписанием (загрузка по классам, ручное редактирование, публикация замен).</w:t>
       </w:r>
     </w:p>
     <w:p>
@@ -3291,15 +3299,7 @@
           <w:sz w:val="28"/>
           <w:szCs w:val="28"/>
         </w:rPr>
-        <w:t xml:space="preserve">Ф2.1. Управление </w:t>
-      </w:r>
-      <w:r>
-        <w:rPr>
-          <w:rFonts w:ascii="Times New Roman" w:hAnsi="Times New Roman"/>
-          <w:sz w:val="28"/>
-          <w:szCs w:val="28"/>
-        </w:rPr>
-        <w:t>пользователями (роли: Администратор, Редактор, Просмотр).</w:t>
+        <w:t>Ф2.1. Управление пользователями (роли: Администратор, Редактор, Просмотр).</w:t>
       </w:r>
     </w:p>
     <w:p>
@@ -3395,15 +3395,7 @@
           <w:sz w:val="28"/>
           <w:szCs w:val="28"/>
         </w:rPr>
-        <w:t xml:space="preserve">Ф3.1. </w:t>
-      </w:r>
-      <w:r>
-        <w:rPr>
-          <w:rFonts w:ascii="Times New Roman" w:hAnsi="Times New Roman"/>
-          <w:sz w:val="28"/>
-          <w:szCs w:val="28"/>
-        </w:rPr>
-        <w:t>Отображение главного меню с крупными сенсорными кнопками.</w:t>
+        <w:t>Ф3.1. Отображение главного меню с крупными сенсорными кнопками.</w:t>
       </w:r>
     </w:p>
     <w:p>
@@ -3479,15 +3471,7 @@
           <w:sz w:val="28"/>
           <w:szCs w:val="28"/>
         </w:rPr>
-        <w:t xml:space="preserve">Ф3.5. Автозапуск, </w:t>
-      </w:r>
-      <w:r>
-        <w:rPr>
-          <w:rFonts w:ascii="Times New Roman" w:hAnsi="Times New Roman"/>
-          <w:sz w:val="28"/>
-          <w:szCs w:val="28"/>
-        </w:rPr>
-        <w:t>работа в полноэкранном режиме, защита от выхода.</w:t>
+        <w:t>Ф3.5. Автозапуск, работа в полноэкранном режиме, защита от выхода.</w:t>
       </w:r>
     </w:p>
     <w:p>
@@ -3545,13 +3529,12 @@
           <w:sz w:val="28"/>
           <w:szCs w:val="28"/>
         </w:rPr>
-        <w:lastRenderedPageBreak/>
         <w:t>Ф4.2. Экспорт расписания в PDF/XLSX.</w:t>
       </w:r>
     </w:p>
     <w:p>
       <w:pPr>
-        <w:pStyle w:val="af0"/>
+        <w:pStyle w:val="40"/>
       </w:pPr>
       <w:bookmarkStart w:id="6" w:name="_Toc216808505"/>
       <w:r>
@@ -3576,15 +3559,7 @@
           <w:sz w:val="28"/>
           <w:szCs w:val="28"/>
         </w:rPr>
-        <w:t>Техническое: Клиенты – ПК/терминалы с РЕД ОС. Сервер БД – РЕД ОС Сер</w:t>
-      </w:r>
-      <w:r>
-        <w:rPr>
-          <w:rFonts w:ascii="Times New Roman" w:hAnsi="Times New Roman"/>
-          <w:sz w:val="28"/>
-          <w:szCs w:val="28"/>
-        </w:rPr>
-        <w:t>вер / РЕД БАЗА.</w:t>
+        <w:t>Техническое: Клиенты – ПК/терминалы с РЕД ОС. Сервер БД – РЕД ОС Сервер / РЕД БАЗА.</w:t>
       </w:r>
     </w:p>
     <w:p>
@@ -3664,15 +3639,7 @@
           <w:sz w:val="28"/>
           <w:szCs w:val="28"/>
         </w:rPr>
-        <w:t>Лингвистическое: Русский язык интерфейса и кон</w:t>
-      </w:r>
-      <w:r>
-        <w:rPr>
-          <w:rFonts w:ascii="Times New Roman" w:hAnsi="Times New Roman"/>
-          <w:sz w:val="28"/>
-          <w:szCs w:val="28"/>
-        </w:rPr>
-        <w:t>тента.</w:t>
+        <w:t>Лингвистическое: Русский язык интерфейса и контента.</w:t>
       </w:r>
     </w:p>
     <w:p>
@@ -3697,7 +3664,7 @@
     </w:p>
     <w:p>
       <w:pPr>
-        <w:pStyle w:val="af0"/>
+        <w:pStyle w:val="40"/>
       </w:pPr>
       <w:bookmarkStart w:id="7" w:name="_Toc216808506"/>
       <w:r>
@@ -3722,15 +3689,7 @@
           <w:sz w:val="28"/>
           <w:szCs w:val="28"/>
         </w:rPr>
-        <w:t>Производительность: Отклик интерфейса на действия пользователя киоска – не более 2 сек. Загрузка основных разделов – не</w:t>
-      </w:r>
-      <w:r>
-        <w:rPr>
-          <w:rFonts w:ascii="Times New Roman" w:hAnsi="Times New Roman"/>
-          <w:sz w:val="28"/>
-          <w:szCs w:val="28"/>
-        </w:rPr>
-        <w:t xml:space="preserve"> более 5 сек.</w:t>
+        <w:t>Производительность: Отклик интерфейса на действия пользователя киоска – не более 2 сек. Загрузка основных разделов – не более 5 сек.</w:t>
       </w:r>
     </w:p>
     <w:p>
@@ -3770,15 +3729,7 @@
           <w:sz w:val="28"/>
           <w:szCs w:val="28"/>
         </w:rPr>
-        <w:t>Безопасность: Аутентификация по логину/паролю. Хранение паролей в хэшированном виде. Разграничение прав по ролям. Соблюдение ФЗ-</w:t>
-      </w:r>
-      <w:r>
-        <w:rPr>
-          <w:rFonts w:ascii="Times New Roman" w:hAnsi="Times New Roman"/>
-          <w:sz w:val="28"/>
-          <w:szCs w:val="28"/>
-        </w:rPr>
-        <w:t>152 (при работе с персданными учителей/учеников).</w:t>
+        <w:t>Безопасность: Аутентификация по логину/паролю. Хранение паролей в хэшированном виде. Разграничение прав по ролям. Соблюдение ФЗ-152 (при работе с персданными учителей/учеников).</w:t>
       </w:r>
     </w:p>
     <w:p>
@@ -3803,28 +3754,28 @@
     </w:p>
     <w:p>
       <w:pPr>
-        <w:pStyle w:val="af0"/>
+        <w:pStyle w:val="40"/>
       </w:pPr>
       <w:bookmarkStart w:id="8" w:name="_Toc216808507"/>
     </w:p>
     <w:p>
       <w:pPr>
-        <w:pStyle w:val="af0"/>
-      </w:pPr>
-    </w:p>
-    <w:p>
-      <w:pPr>
-        <w:pStyle w:val="af0"/>
-      </w:pPr>
-    </w:p>
-    <w:p>
-      <w:pPr>
-        <w:pStyle w:val="af0"/>
-      </w:pPr>
-    </w:p>
-    <w:p>
-      <w:pPr>
-        <w:pStyle w:val="af0"/>
+        <w:pStyle w:val="40"/>
+      </w:pPr>
+    </w:p>
+    <w:p>
+      <w:pPr>
+        <w:pStyle w:val="40"/>
+      </w:pPr>
+    </w:p>
+    <w:p>
+      <w:pPr>
+        <w:pStyle w:val="40"/>
+      </w:pPr>
+    </w:p>
+    <w:p>
+      <w:pPr>
+        <w:pStyle w:val="40"/>
       </w:pPr>
       <w:r>
         <w:t>Организационное обеспечение</w:t>
@@ -3847,69 +3798,45 @@
           <w:sz w:val="28"/>
           <w:szCs w:val="28"/>
         </w:rPr>
-        <w:t>Назначение ответственных лиц</w:t>
-      </w:r>
-      <w:r>
-        <w:rPr>
-          <w:rFonts w:ascii="Times New Roman" w:hAnsi="Times New Roman"/>
-          <w:sz w:val="28"/>
-          <w:szCs w:val="28"/>
-        </w:rPr>
-        <w:t>. Из числа сотрудников МБОУ «Ильинская СОШ» приказом директора назначаются:</w:t>
-      </w:r>
-    </w:p>
-    <w:p>
-      <w:pPr>
-        <w:spacing w:line="360" w:lineRule="auto"/>
-        <w:jc w:val="both"/>
-        <w:rPr>
-          <w:rFonts w:ascii="Times New Roman" w:hAnsi="Times New Roman"/>
-          <w:sz w:val="28"/>
-          <w:szCs w:val="28"/>
-        </w:rPr>
-      </w:pPr>
-      <w:r>
-        <w:rPr>
-          <w:rFonts w:ascii="Times New Roman" w:hAnsi="Times New Roman"/>
-          <w:sz w:val="28"/>
-          <w:szCs w:val="28"/>
-        </w:rPr>
-        <w:t xml:space="preserve">        Администратор системы – сотрудник (например, системный администратор или заместитель директора по ИКТ), отвечающий за общее функционирование АС, управление учетными записям</w:t>
-      </w:r>
-      <w:r>
-        <w:rPr>
-          <w:rFonts w:ascii="Times New Roman" w:hAnsi="Times New Roman"/>
-          <w:sz w:val="28"/>
-          <w:szCs w:val="28"/>
-        </w:rPr>
-        <w:t>и пользователей, техническое обслуживание, резервное копирование данных и первичную поддержку.</w:t>
-      </w:r>
-    </w:p>
-    <w:p>
-      <w:pPr>
-        <w:spacing w:line="360" w:lineRule="auto"/>
-        <w:jc w:val="both"/>
-        <w:rPr>
-          <w:rFonts w:ascii="Times New Roman" w:hAnsi="Times New Roman"/>
-          <w:sz w:val="28"/>
-          <w:szCs w:val="28"/>
-        </w:rPr>
-      </w:pPr>
-      <w:r>
-        <w:rPr>
-          <w:rFonts w:ascii="Times New Roman" w:hAnsi="Times New Roman"/>
-          <w:sz w:val="28"/>
-          <w:szCs w:val="28"/>
-        </w:rPr>
-        <w:t xml:space="preserve">        Редакторы контента – сотрудники (например, секретарь, завучи, ответственные педагоги), уполномоченные наполнять и актуализировать информационные разделы </w:t>
-      </w:r>
-      <w:r>
-        <w:rPr>
-          <w:rFonts w:ascii="Times New Roman" w:hAnsi="Times New Roman"/>
-          <w:sz w:val="28"/>
-          <w:szCs w:val="28"/>
-        </w:rPr>
-        <w:t>(новости, расписание, объявления) в соответствии со своими должностными обязанностями.</w:t>
+        <w:t>Назначение ответственных лиц. Из числа сотрудников МБОУ «Ильинская СОШ» приказом директора назначаются:</w:t>
+      </w:r>
+    </w:p>
+    <w:p>
+      <w:pPr>
+        <w:spacing w:line="360" w:lineRule="auto"/>
+        <w:jc w:val="both"/>
+        <w:rPr>
+          <w:rFonts w:ascii="Times New Roman" w:hAnsi="Times New Roman"/>
+          <w:sz w:val="28"/>
+          <w:szCs w:val="28"/>
+        </w:rPr>
+      </w:pPr>
+      <w:r>
+        <w:rPr>
+          <w:rFonts w:ascii="Times New Roman" w:hAnsi="Times New Roman"/>
+          <w:sz w:val="28"/>
+          <w:szCs w:val="28"/>
+        </w:rPr>
+        <w:t xml:space="preserve">        Администратор системы – сотрудник (например, системный администратор или заместитель директора по ИКТ), отвечающий за общее функционирование АС, управление учетными записями пользователей, техническое обслуживание, резервное копирование данных и первичную поддержку.</w:t>
+      </w:r>
+    </w:p>
+    <w:p>
+      <w:pPr>
+        <w:spacing w:line="360" w:lineRule="auto"/>
+        <w:jc w:val="both"/>
+        <w:rPr>
+          <w:rFonts w:ascii="Times New Roman" w:hAnsi="Times New Roman"/>
+          <w:sz w:val="28"/>
+          <w:szCs w:val="28"/>
+        </w:rPr>
+      </w:pPr>
+      <w:r>
+        <w:rPr>
+          <w:rFonts w:ascii="Times New Roman" w:hAnsi="Times New Roman"/>
+          <w:sz w:val="28"/>
+          <w:szCs w:val="28"/>
+        </w:rPr>
+        <w:t xml:space="preserve">        Редакторы контента – сотрудники (например, секретарь, завучи, ответственные педагоги), уполномоченные наполнять и актуализировать информационные разделы (новости, расписание, объявления) в соответствии со своими должностными обязанностями.</w:t>
       </w:r>
     </w:p>
     <w:p>
@@ -3947,74 +3874,26 @@
           <w:sz w:val="28"/>
           <w:szCs w:val="28"/>
         </w:rPr>
-        <w:t xml:space="preserve">        </w:t>
-      </w:r>
-      <w:r>
-        <w:rPr>
-          <w:rFonts w:ascii="Times New Roman" w:hAnsi="Times New Roman"/>
-          <w:sz w:val="28"/>
-          <w:szCs w:val="28"/>
-        </w:rPr>
-        <w:t xml:space="preserve">- </w:t>
-      </w:r>
-      <w:r>
-        <w:rPr>
-          <w:rFonts w:ascii="Times New Roman" w:hAnsi="Times New Roman"/>
-          <w:sz w:val="28"/>
-          <w:szCs w:val="28"/>
-        </w:rPr>
-        <w:t xml:space="preserve">Для Администратора системы – углубленный курс по </w:t>
-      </w:r>
-      <w:r>
-        <w:rPr>
-          <w:rFonts w:ascii="Times New Roman" w:hAnsi="Times New Roman"/>
-          <w:sz w:val="28"/>
-          <w:szCs w:val="28"/>
-        </w:rPr>
-        <w:t>установке, настройке, администрированию, решению типовых проблем и вопросам информационной безопасности АС.</w:t>
-      </w:r>
-    </w:p>
-    <w:p>
-      <w:pPr>
-        <w:spacing w:line="360" w:lineRule="auto"/>
-        <w:jc w:val="both"/>
-        <w:rPr>
-          <w:rFonts w:ascii="Times New Roman" w:hAnsi="Times New Roman"/>
-          <w:sz w:val="28"/>
-          <w:szCs w:val="28"/>
-        </w:rPr>
-      </w:pPr>
-      <w:r>
-        <w:rPr>
-          <w:rFonts w:ascii="Times New Roman" w:hAnsi="Times New Roman"/>
-          <w:sz w:val="28"/>
-          <w:szCs w:val="28"/>
-        </w:rPr>
-        <w:t xml:space="preserve">        </w:t>
-      </w:r>
-      <w:r>
-        <w:rPr>
-          <w:rFonts w:ascii="Times New Roman" w:hAnsi="Times New Roman"/>
-          <w:sz w:val="28"/>
-          <w:szCs w:val="28"/>
-        </w:rPr>
-        <w:t xml:space="preserve">- </w:t>
-      </w:r>
-      <w:r>
-        <w:rPr>
-          <w:rFonts w:ascii="Times New Roman" w:hAnsi="Times New Roman"/>
-          <w:sz w:val="28"/>
-          <w:szCs w:val="28"/>
-        </w:rPr>
-        <w:t>Для Редакторов контента – практический тренинг по работе с административным модулем: созданию и публикации материалов, управлению расписан</w:t>
-      </w:r>
-      <w:r>
-        <w:rPr>
-          <w:rFonts w:ascii="Times New Roman" w:hAnsi="Times New Roman"/>
-          <w:sz w:val="28"/>
-          <w:szCs w:val="28"/>
-        </w:rPr>
-        <w:t>ием, работе с медиафайлами.</w:t>
+        <w:t xml:space="preserve">        - Для Администратора системы – углубленный курс по установке, настройке, администрированию, решению типовых проблем и вопросам информационной безопасности АС.</w:t>
+      </w:r>
+    </w:p>
+    <w:p>
+      <w:pPr>
+        <w:spacing w:line="360" w:lineRule="auto"/>
+        <w:jc w:val="both"/>
+        <w:rPr>
+          <w:rFonts w:ascii="Times New Roman" w:hAnsi="Times New Roman"/>
+          <w:sz w:val="28"/>
+          <w:szCs w:val="28"/>
+        </w:rPr>
+      </w:pPr>
+      <w:r>
+        <w:rPr>
+          <w:rFonts w:ascii="Times New Roman" w:hAnsi="Times New Roman"/>
+          <w:sz w:val="28"/>
+          <w:szCs w:val="28"/>
+        </w:rPr>
+        <w:t xml:space="preserve">        - Для Редакторов контента – практический тренинг по работе с административным модулем: созданию и публикации материалов, управлению расписанием, работе с медиафайлами.</w:t>
       </w:r>
     </w:p>
     <w:p>
@@ -4052,34 +3931,25 @@
           <w:sz w:val="28"/>
           <w:szCs w:val="28"/>
         </w:rPr>
-        <w:t xml:space="preserve">        Выделение и подготовку серверного оборудования (физического или виртуального) в соответствии с требованиями п. 4 для </w:t>
-      </w:r>
-      <w:r>
-        <w:rPr>
-          <w:rFonts w:ascii="Times New Roman" w:hAnsi="Times New Roman"/>
-          <w:sz w:val="28"/>
-          <w:szCs w:val="28"/>
-        </w:rPr>
-        <w:t>установки сервера базы данных RED Expert.</w:t>
-      </w:r>
-    </w:p>
-    <w:p>
-      <w:pPr>
-        <w:spacing w:line="360" w:lineRule="auto"/>
-        <w:jc w:val="both"/>
-        <w:rPr>
-          <w:rFonts w:ascii="Times New Roman" w:hAnsi="Times New Roman"/>
-          <w:sz w:val="28"/>
-          <w:szCs w:val="28"/>
-        </w:rPr>
-      </w:pPr>
-      <w:r>
-        <w:rPr>
-          <w:rFonts w:ascii="Times New Roman" w:hAnsi="Times New Roman"/>
-          <w:sz w:val="28"/>
-          <w:szCs w:val="28"/>
-        </w:rPr>
-        <w:lastRenderedPageBreak/>
+        <w:t xml:space="preserve">        Выделение и подготовку серверного оборудования (физического или виртуального) в соответствии с требованиями п. 4 для установки сервера базы данных RED Expert.</w:t>
+      </w:r>
+    </w:p>
+    <w:p>
+      <w:pPr>
+        <w:spacing w:line="360" w:lineRule="auto"/>
+        <w:jc w:val="both"/>
+        <w:rPr>
+          <w:rFonts w:ascii="Times New Roman" w:hAnsi="Times New Roman"/>
+          <w:sz w:val="28"/>
+          <w:szCs w:val="28"/>
+        </w:rPr>
+      </w:pPr>
+      <w:r>
+        <w:rPr>
+          <w:rFonts w:ascii="Times New Roman" w:hAnsi="Times New Roman"/>
+          <w:sz w:val="28"/>
+          <w:szCs w:val="28"/>
+        </w:rPr>
         <w:t xml:space="preserve">        Установку требуемого системного программного обеспечения (ОС РЕД ОС, СУБД) на сервер и рабочие места.</w:t>
       </w:r>
     </w:p>
@@ -4099,15 +3969,7 @@
           <w:sz w:val="28"/>
           <w:szCs w:val="28"/>
         </w:rPr>
-        <w:t xml:space="preserve">        Обеспечение стабильного сетевого подключения между сервером, рабочими местами администраторов/ре</w:t>
-      </w:r>
-      <w:r>
-        <w:rPr>
-          <w:rFonts w:ascii="Times New Roman" w:hAnsi="Times New Roman"/>
-          <w:sz w:val="28"/>
-          <w:szCs w:val="28"/>
-        </w:rPr>
-        <w:t>дакторов и терминалами информационных киосков.</w:t>
+        <w:t xml:space="preserve">        Обеспечение стабильного сетевого подключения между сервером, рабочими местами администраторов/редакторов и терминалами информационных киосков.</w:t>
       </w:r>
     </w:p>
     <w:p>
@@ -4145,98 +4007,50 @@
           <w:sz w:val="28"/>
           <w:szCs w:val="28"/>
         </w:rPr>
-        <w:t xml:space="preserve">        </w:t>
-      </w:r>
-      <w:r>
-        <w:rPr>
-          <w:rFonts w:ascii="Times New Roman" w:hAnsi="Times New Roman"/>
-          <w:sz w:val="28"/>
-          <w:szCs w:val="28"/>
-        </w:rPr>
-        <w:t xml:space="preserve">- </w:t>
-      </w:r>
-      <w:r>
-        <w:rPr>
-          <w:rFonts w:ascii="Times New Roman" w:hAnsi="Times New Roman"/>
-          <w:sz w:val="28"/>
-          <w:szCs w:val="28"/>
-        </w:rPr>
-        <w:t>Периодичность обновления контента.</w:t>
-      </w:r>
-    </w:p>
-    <w:p>
-      <w:pPr>
-        <w:spacing w:line="360" w:lineRule="auto"/>
-        <w:jc w:val="both"/>
-        <w:rPr>
-          <w:rFonts w:ascii="Times New Roman" w:hAnsi="Times New Roman"/>
-          <w:sz w:val="28"/>
-          <w:szCs w:val="28"/>
-        </w:rPr>
-      </w:pPr>
-      <w:r>
-        <w:rPr>
-          <w:rFonts w:ascii="Times New Roman" w:hAnsi="Times New Roman"/>
-          <w:sz w:val="28"/>
-          <w:szCs w:val="28"/>
-        </w:rPr>
-        <w:t xml:space="preserve">        </w:t>
-      </w:r>
-      <w:r>
-        <w:rPr>
-          <w:rFonts w:ascii="Times New Roman" w:hAnsi="Times New Roman"/>
-          <w:sz w:val="28"/>
-          <w:szCs w:val="28"/>
-        </w:rPr>
-        <w:t xml:space="preserve">- </w:t>
-      </w:r>
-      <w:r>
-        <w:rPr>
-          <w:rFonts w:ascii="Times New Roman" w:hAnsi="Times New Roman"/>
-          <w:sz w:val="28"/>
-          <w:szCs w:val="28"/>
-        </w:rPr>
-        <w:t>Порядок реакции на сбои в работе киосков.</w:t>
-      </w:r>
-    </w:p>
-    <w:p>
-      <w:pPr>
-        <w:spacing w:line="360" w:lineRule="auto"/>
-        <w:jc w:val="both"/>
-        <w:rPr>
-          <w:rFonts w:ascii="Times New Roman" w:hAnsi="Times New Roman" w:cs="Times New Roman"/>
-          <w:sz w:val="28"/>
-          <w:szCs w:val="28"/>
-        </w:rPr>
-      </w:pPr>
-      <w:r>
-        <w:rPr>
-          <w:rFonts w:ascii="Times New Roman" w:hAnsi="Times New Roman"/>
-          <w:sz w:val="28"/>
-          <w:szCs w:val="28"/>
-        </w:rPr>
-        <w:t xml:space="preserve">        </w:t>
-      </w:r>
-      <w:r>
-        <w:rPr>
-          <w:rFonts w:ascii="Times New Roman" w:hAnsi="Times New Roman"/>
-          <w:sz w:val="28"/>
-          <w:szCs w:val="28"/>
-        </w:rPr>
-        <w:t xml:space="preserve">- </w:t>
-      </w:r>
-      <w:r>
-        <w:rPr>
-          <w:rFonts w:ascii="Times New Roman" w:hAnsi="Times New Roman"/>
-          <w:sz w:val="28"/>
-          <w:szCs w:val="28"/>
-        </w:rPr>
-        <w:t>Процедуры резервного копирования и восстановления данных.</w:t>
-      </w:r>
-    </w:p>
-    <w:p>
-      <w:pPr>
-        <w:pStyle w:val="af0"/>
+        <w:t xml:space="preserve">        - Периодичность обновления контента.</w:t>
+      </w:r>
+    </w:p>
+    <w:p>
+      <w:pPr>
+        <w:spacing w:line="360" w:lineRule="auto"/>
+        <w:jc w:val="both"/>
+        <w:rPr>
+          <w:rFonts w:ascii="Times New Roman" w:hAnsi="Times New Roman"/>
+          <w:sz w:val="28"/>
+          <w:szCs w:val="28"/>
+        </w:rPr>
+      </w:pPr>
+      <w:r>
+        <w:rPr>
+          <w:rFonts w:ascii="Times New Roman" w:hAnsi="Times New Roman"/>
+          <w:sz w:val="28"/>
+          <w:szCs w:val="28"/>
+        </w:rPr>
+        <w:t xml:space="preserve">        - Порядок реакции на сбои в работе киосков.</w:t>
+      </w:r>
+    </w:p>
+    <w:p>
+      <w:pPr>
+        <w:spacing w:line="360" w:lineRule="auto"/>
+        <w:jc w:val="both"/>
+        <w:rPr>
+          <w:rFonts w:ascii="Times New Roman" w:hAnsi="Times New Roman" w:cs="Times New Roman"/>
+          <w:sz w:val="28"/>
+          <w:szCs w:val="28"/>
+        </w:rPr>
+      </w:pPr>
+      <w:r>
+        <w:rPr>
+          <w:rFonts w:ascii="Times New Roman" w:hAnsi="Times New Roman"/>
+          <w:sz w:val="28"/>
+          <w:szCs w:val="28"/>
+        </w:rPr>
+        <w:t xml:space="preserve">        - Процедуры резервного копирования и восстановления данных.</w:t>
+      </w:r>
+    </w:p>
+    <w:p>
+      <w:pPr>
+        <w:pStyle w:val="40"/>
       </w:pPr>
       <w:bookmarkStart w:id="9" w:name="_Toc216808508"/>
       <w:r>
@@ -4259,16 +4073,47 @@
     </w:p>
     <w:tbl>
       <w:tblPr>
-        <w:tblStyle w:val="aa"/>
+        <w:tblStyle w:val="19"/>
         <w:tblW w:w="0" w:type="auto"/>
-        <w:tblLook w:val="04A0" w:firstRow="1" w:lastRow="0" w:firstColumn="1" w:lastColumn="0" w:noHBand="0" w:noVBand="1"/>
+        <w:tblInd w:w="0" w:type="dxa"/>
+        <w:tblBorders>
+          <w:top w:val="single" w:color="auto" w:sz="4" w:space="0"/>
+          <w:left w:val="single" w:color="auto" w:sz="4" w:space="0"/>
+          <w:bottom w:val="single" w:color="auto" w:sz="4" w:space="0"/>
+          <w:right w:val="single" w:color="auto" w:sz="4" w:space="0"/>
+          <w:insideH w:val="single" w:color="auto" w:sz="4" w:space="0"/>
+          <w:insideV w:val="single" w:color="auto" w:sz="4" w:space="0"/>
+        </w:tblBorders>
+        <w:tblLayout w:type="autofit"/>
+        <w:tblCellMar>
+          <w:top w:w="0" w:type="dxa"/>
+          <w:left w:w="108" w:type="dxa"/>
+          <w:bottom w:w="0" w:type="dxa"/>
+          <w:right w:w="108" w:type="dxa"/>
+        </w:tblCellMar>
       </w:tblPr>
       <w:tblGrid>
-        <w:gridCol w:w="3095"/>
-        <w:gridCol w:w="3079"/>
-        <w:gridCol w:w="3171"/>
+        <w:gridCol w:w="3190"/>
+        <w:gridCol w:w="3190"/>
+        <w:gridCol w:w="3191"/>
       </w:tblGrid>
       <w:tr>
+        <w:tblPrEx>
+          <w:tblBorders>
+            <w:top w:val="single" w:color="auto" w:sz="4" w:space="0"/>
+            <w:left w:val="single" w:color="auto" w:sz="4" w:space="0"/>
+            <w:bottom w:val="single" w:color="auto" w:sz="4" w:space="0"/>
+            <w:right w:val="single" w:color="auto" w:sz="4" w:space="0"/>
+            <w:insideH w:val="single" w:color="auto" w:sz="4" w:space="0"/>
+            <w:insideV w:val="single" w:color="auto" w:sz="4" w:space="0"/>
+          </w:tblBorders>
+          <w:tblCellMar>
+            <w:top w:w="0" w:type="dxa"/>
+            <w:left w:w="108" w:type="dxa"/>
+            <w:bottom w:w="0" w:type="dxa"/>
+            <w:right w:w="108" w:type="dxa"/>
+          </w:tblCellMar>
+        </w:tblPrEx>
         <w:tc>
           <w:tcPr>
             <w:tcW w:w="3190" w:type="dxa"/>
@@ -4337,20 +4182,28 @@
                 <w:sz w:val="28"/>
                 <w:szCs w:val="28"/>
               </w:rPr>
-              <w:t xml:space="preserve">Элементы интерфейса </w:t>
-            </w:r>
-            <w:r>
-              <w:rPr>
-                <w:rFonts w:ascii="Times New Roman" w:hAnsi="Times New Roman"/>
-                <w:sz w:val="28"/>
-                <w:szCs w:val="28"/>
-              </w:rPr>
-              <w:t>(Админ. модуль)</w:t>
+              <w:t>Элементы интерфейса (Админ. модуль)</w:t>
             </w:r>
           </w:p>
         </w:tc>
       </w:tr>
       <w:tr>
+        <w:tblPrEx>
+          <w:tblBorders>
+            <w:top w:val="single" w:color="auto" w:sz="4" w:space="0"/>
+            <w:left w:val="single" w:color="auto" w:sz="4" w:space="0"/>
+            <w:bottom w:val="single" w:color="auto" w:sz="4" w:space="0"/>
+            <w:right w:val="single" w:color="auto" w:sz="4" w:space="0"/>
+            <w:insideH w:val="single" w:color="auto" w:sz="4" w:space="0"/>
+            <w:insideV w:val="single" w:color="auto" w:sz="4" w:space="0"/>
+          </w:tblBorders>
+          <w:tblCellMar>
+            <w:top w:w="0" w:type="dxa"/>
+            <w:left w:w="108" w:type="dxa"/>
+            <w:bottom w:w="0" w:type="dxa"/>
+            <w:right w:w="108" w:type="dxa"/>
+          </w:tblCellMar>
+        </w:tblPrEx>
         <w:tc>
           <w:tcPr>
             <w:tcW w:w="3190" w:type="dxa"/>
@@ -4425,6 +4278,22 @@
         </w:tc>
       </w:tr>
       <w:tr>
+        <w:tblPrEx>
+          <w:tblBorders>
+            <w:top w:val="single" w:color="auto" w:sz="4" w:space="0"/>
+            <w:left w:val="single" w:color="auto" w:sz="4" w:space="0"/>
+            <w:bottom w:val="single" w:color="auto" w:sz="4" w:space="0"/>
+            <w:right w:val="single" w:color="auto" w:sz="4" w:space="0"/>
+            <w:insideH w:val="single" w:color="auto" w:sz="4" w:space="0"/>
+            <w:insideV w:val="single" w:color="auto" w:sz="4" w:space="0"/>
+          </w:tblBorders>
+          <w:tblCellMar>
+            <w:top w:w="0" w:type="dxa"/>
+            <w:left w:w="108" w:type="dxa"/>
+            <w:bottom w:w="0" w:type="dxa"/>
+            <w:right w:w="108" w:type="dxa"/>
+          </w:tblCellMar>
+        </w:tblPrEx>
         <w:tc>
           <w:tcPr>
             <w:tcW w:w="3190" w:type="dxa"/>
@@ -4447,8 +4316,6 @@
               </w:rPr>
               <w:t>Редактор</w:t>
             </w:r>
-            <w:bookmarkStart w:id="10" w:name="_GoBack"/>
-            <w:bookmarkEnd w:id="10"/>
           </w:p>
         </w:tc>
         <w:tc>
@@ -4495,29 +4362,28 @@
                 <w:sz w:val="28"/>
                 <w:szCs w:val="28"/>
               </w:rPr>
-              <w:t xml:space="preserve">Меню «Контент» -&gt; «Новости», «Расписание», </w:t>
-            </w:r>
-            <w:r>
-              <w:rPr>
-                <w:rFonts w:ascii="Times New Roman" w:hAnsi="Times New Roman"/>
-                <w:sz w:val="28"/>
-                <w:szCs w:val="28"/>
-              </w:rPr>
-              <w:t xml:space="preserve">«Объявления», «Галерея». Кнопки </w:t>
-            </w:r>
-            <w:r>
-              <w:rPr>
-                <w:rFonts w:ascii="Times New Roman" w:hAnsi="Times New Roman"/>
-                <w:sz w:val="28"/>
-                <w:szCs w:val="28"/>
-              </w:rPr>
-              <w:lastRenderedPageBreak/>
-              <w:t>«Добавить», «Редактировать».</w:t>
+              <w:t>Меню «Контент» -&gt; «Новости», «Расписание», «Объявления», «Галерея». Кнопки «Добавить», «Редактировать».</w:t>
             </w:r>
           </w:p>
         </w:tc>
       </w:tr>
       <w:tr>
+        <w:tblPrEx>
+          <w:tblBorders>
+            <w:top w:val="single" w:color="auto" w:sz="4" w:space="0"/>
+            <w:left w:val="single" w:color="auto" w:sz="4" w:space="0"/>
+            <w:bottom w:val="single" w:color="auto" w:sz="4" w:space="0"/>
+            <w:right w:val="single" w:color="auto" w:sz="4" w:space="0"/>
+            <w:insideH w:val="single" w:color="auto" w:sz="4" w:space="0"/>
+            <w:insideV w:val="single" w:color="auto" w:sz="4" w:space="0"/>
+          </w:tblBorders>
+          <w:tblCellMar>
+            <w:top w:w="0" w:type="dxa"/>
+            <w:left w:w="108" w:type="dxa"/>
+            <w:bottom w:w="0" w:type="dxa"/>
+            <w:right w:w="108" w:type="dxa"/>
+          </w:tblCellMar>
+        </w:tblPrEx>
         <w:tc>
           <w:tcPr>
             <w:tcW w:w="3190" w:type="dxa"/>
@@ -4538,7 +4404,6 @@
                 <w:sz w:val="28"/>
                 <w:szCs w:val="28"/>
               </w:rPr>
-              <w:lastRenderedPageBreak/>
               <w:t>Пользователь киоска</w:t>
             </w:r>
           </w:p>
@@ -4607,15 +4472,45 @@
     </w:p>
     <w:tbl>
       <w:tblPr>
-        <w:tblStyle w:val="aa"/>
+        <w:tblStyle w:val="19"/>
         <w:tblW w:w="0" w:type="auto"/>
         <w:jc w:val="center"/>
-        <w:tblLook w:val="04A0" w:firstRow="1" w:lastRow="0" w:firstColumn="1" w:lastColumn="0" w:noHBand="0" w:noVBand="1"/>
+        <w:tblBorders>
+          <w:top w:val="single" w:color="auto" w:sz="4" w:space="0"/>
+          <w:left w:val="single" w:color="auto" w:sz="4" w:space="0"/>
+          <w:bottom w:val="single" w:color="auto" w:sz="4" w:space="0"/>
+          <w:right w:val="single" w:color="auto" w:sz="4" w:space="0"/>
+          <w:insideH w:val="single" w:color="auto" w:sz="4" w:space="0"/>
+          <w:insideV w:val="single" w:color="auto" w:sz="4" w:space="0"/>
+        </w:tblBorders>
+        <w:tblLayout w:type="autofit"/>
+        <w:tblCellMar>
+          <w:top w:w="0" w:type="dxa"/>
+          <w:left w:w="108" w:type="dxa"/>
+          <w:bottom w:w="0" w:type="dxa"/>
+          <w:right w:w="108" w:type="dxa"/>
+        </w:tblCellMar>
       </w:tblPr>
       <w:tblGrid>
-        <w:gridCol w:w="9345"/>
+        <w:gridCol w:w="9571"/>
       </w:tblGrid>
       <w:tr>
+        <w:tblPrEx>
+          <w:tblBorders>
+            <w:top w:val="single" w:color="auto" w:sz="4" w:space="0"/>
+            <w:left w:val="single" w:color="auto" w:sz="4" w:space="0"/>
+            <w:bottom w:val="single" w:color="auto" w:sz="4" w:space="0"/>
+            <w:right w:val="single" w:color="auto" w:sz="4" w:space="0"/>
+            <w:insideH w:val="single" w:color="auto" w:sz="4" w:space="0"/>
+            <w:insideV w:val="single" w:color="auto" w:sz="4" w:space="0"/>
+          </w:tblBorders>
+          <w:tblCellMar>
+            <w:top w:w="0" w:type="dxa"/>
+            <w:left w:w="108" w:type="dxa"/>
+            <w:bottom w:w="0" w:type="dxa"/>
+            <w:right w:w="108" w:type="dxa"/>
+          </w:tblCellMar>
+        </w:tblPrEx>
         <w:trPr>
           <w:jc w:val="center"/>
         </w:trPr>
@@ -4628,7 +4523,7 @@
               <w:spacing w:after="0" w:line="360" w:lineRule="auto"/>
               <w:jc w:val="both"/>
               <w:rPr>
-                <w:rFonts w:ascii="Times New Roman" w:eastAsia="SimSun" w:hAnsi="Times New Roman" w:cs="Times New Roman"/>
+                <w:rFonts w:ascii="Times New Roman" w:hAnsi="Times New Roman" w:eastAsia="SimSun" w:cs="Times New Roman"/>
                 <w:kern w:val="0"/>
                 <w:sz w:val="28"/>
                 <w:szCs w:val="28"/>
@@ -4636,10 +4531,9 @@
                 <w14:ligatures w14:val="none"/>
               </w:rPr>
             </w:pPr>
-            <w:bookmarkStart w:id="11" w:name="_Hlk216805617"/>
+            <w:bookmarkStart w:id="10" w:name="_Hlk216805617"/>
             <w:r>
               <w:rPr>
-                <w:noProof/>
                 <w:lang w:eastAsia="ru-RU"/>
               </w:rPr>
               <w:drawing>
@@ -4660,7 +4554,7 @@
                           </pic:cNvPicPr>
                         </pic:nvPicPr>
                         <pic:blipFill>
-                          <a:blip r:embed="rId10"/>
+                          <a:blip r:embed="rId7"/>
                           <a:stretch>
                             <a:fillRect/>
                           </a:stretch>
@@ -4688,6 +4582,22 @@
         </w:tc>
       </w:tr>
       <w:tr>
+        <w:tblPrEx>
+          <w:tblBorders>
+            <w:top w:val="single" w:color="auto" w:sz="4" w:space="0"/>
+            <w:left w:val="single" w:color="auto" w:sz="4" w:space="0"/>
+            <w:bottom w:val="single" w:color="auto" w:sz="4" w:space="0"/>
+            <w:right w:val="single" w:color="auto" w:sz="4" w:space="0"/>
+            <w:insideH w:val="single" w:color="auto" w:sz="4" w:space="0"/>
+            <w:insideV w:val="single" w:color="auto" w:sz="4" w:space="0"/>
+          </w:tblBorders>
+          <w:tblCellMar>
+            <w:top w:w="0" w:type="dxa"/>
+            <w:left w:w="108" w:type="dxa"/>
+            <w:bottom w:w="0" w:type="dxa"/>
+            <w:right w:w="108" w:type="dxa"/>
+          </w:tblCellMar>
+        </w:tblPrEx>
         <w:trPr>
           <w:jc w:val="center"/>
         </w:trPr>
@@ -4700,7 +4610,7 @@
               <w:spacing w:after="0" w:line="360" w:lineRule="auto"/>
               <w:jc w:val="center"/>
               <w:rPr>
-                <w:rFonts w:ascii="Times New Roman" w:eastAsia="SimSun" w:hAnsi="Times New Roman" w:cs="Times New Roman"/>
+                <w:rFonts w:ascii="Times New Roman" w:hAnsi="Times New Roman" w:eastAsia="SimSun" w:cs="Times New Roman"/>
                 <w:kern w:val="0"/>
                 <w:sz w:val="28"/>
                 <w:szCs w:val="28"/>
@@ -4710,7 +4620,7 @@
             </w:pPr>
             <w:r>
               <w:rPr>
-                <w:rFonts w:ascii="Times New Roman" w:eastAsia="SimSun" w:hAnsi="Times New Roman" w:cs="Times New Roman"/>
+                <w:rFonts w:ascii="Times New Roman" w:hAnsi="Times New Roman" w:eastAsia="SimSun" w:cs="Times New Roman"/>
                 <w:kern w:val="0"/>
                 <w:sz w:val="28"/>
                 <w:szCs w:val="28"/>
@@ -4722,7 +4632,7 @@
           </w:p>
         </w:tc>
       </w:tr>
-      <w:bookmarkEnd w:id="11"/>
+      <w:bookmarkEnd w:id="10"/>
     </w:tbl>
     <w:p>
       <w:pPr>
@@ -4738,15 +4648,45 @@
     </w:p>
     <w:tbl>
       <w:tblPr>
-        <w:tblStyle w:val="aa"/>
+        <w:tblStyle w:val="19"/>
         <w:tblW w:w="0" w:type="auto"/>
         <w:jc w:val="center"/>
-        <w:tblLook w:val="04A0" w:firstRow="1" w:lastRow="0" w:firstColumn="1" w:lastColumn="0" w:noHBand="0" w:noVBand="1"/>
+        <w:tblBorders>
+          <w:top w:val="single" w:color="auto" w:sz="4" w:space="0"/>
+          <w:left w:val="single" w:color="auto" w:sz="4" w:space="0"/>
+          <w:bottom w:val="single" w:color="auto" w:sz="4" w:space="0"/>
+          <w:right w:val="single" w:color="auto" w:sz="4" w:space="0"/>
+          <w:insideH w:val="single" w:color="auto" w:sz="4" w:space="0"/>
+          <w:insideV w:val="single" w:color="auto" w:sz="4" w:space="0"/>
+        </w:tblBorders>
+        <w:tblLayout w:type="autofit"/>
+        <w:tblCellMar>
+          <w:top w:w="0" w:type="dxa"/>
+          <w:left w:w="108" w:type="dxa"/>
+          <w:bottom w:w="0" w:type="dxa"/>
+          <w:right w:w="108" w:type="dxa"/>
+        </w:tblCellMar>
       </w:tblPr>
       <w:tblGrid>
-        <w:gridCol w:w="9345"/>
+        <w:gridCol w:w="9571"/>
       </w:tblGrid>
       <w:tr>
+        <w:tblPrEx>
+          <w:tblBorders>
+            <w:top w:val="single" w:color="auto" w:sz="4" w:space="0"/>
+            <w:left w:val="single" w:color="auto" w:sz="4" w:space="0"/>
+            <w:bottom w:val="single" w:color="auto" w:sz="4" w:space="0"/>
+            <w:right w:val="single" w:color="auto" w:sz="4" w:space="0"/>
+            <w:insideH w:val="single" w:color="auto" w:sz="4" w:space="0"/>
+            <w:insideV w:val="single" w:color="auto" w:sz="4" w:space="0"/>
+          </w:tblBorders>
+          <w:tblCellMar>
+            <w:top w:w="0" w:type="dxa"/>
+            <w:left w:w="108" w:type="dxa"/>
+            <w:bottom w:w="0" w:type="dxa"/>
+            <w:right w:w="108" w:type="dxa"/>
+          </w:tblCellMar>
+        </w:tblPrEx>
         <w:trPr>
           <w:jc w:val="center"/>
         </w:trPr>
@@ -4759,7 +4699,7 @@
               <w:spacing w:after="0" w:line="360" w:lineRule="auto"/>
               <w:jc w:val="both"/>
               <w:rPr>
-                <w:rFonts w:ascii="Times New Roman" w:eastAsia="SimSun" w:hAnsi="Times New Roman" w:cs="Times New Roman"/>
+                <w:rFonts w:ascii="Times New Roman" w:hAnsi="Times New Roman" w:eastAsia="SimSun" w:cs="Times New Roman"/>
                 <w:kern w:val="0"/>
                 <w:sz w:val="28"/>
                 <w:szCs w:val="28"/>
@@ -4769,10 +4709,8 @@
             </w:pPr>
             <w:r>
               <w:rPr>
-                <w:noProof/>
                 <w:lang w:eastAsia="ru-RU"/>
               </w:rPr>
-              <w:lastRenderedPageBreak/>
               <w:drawing>
                 <wp:inline distT="0" distB="0" distL="114300" distR="114300">
                   <wp:extent cx="5932805" cy="1772920"/>
@@ -4791,7 +4729,7 @@
                           </pic:cNvPicPr>
                         </pic:nvPicPr>
                         <pic:blipFill>
-                          <a:blip r:embed="rId11"/>
+                          <a:blip r:embed="rId8"/>
                           <a:stretch>
                             <a:fillRect/>
                           </a:stretch>
@@ -4819,6 +4757,22 @@
         </w:tc>
       </w:tr>
       <w:tr>
+        <w:tblPrEx>
+          <w:tblBorders>
+            <w:top w:val="single" w:color="auto" w:sz="4" w:space="0"/>
+            <w:left w:val="single" w:color="auto" w:sz="4" w:space="0"/>
+            <w:bottom w:val="single" w:color="auto" w:sz="4" w:space="0"/>
+            <w:right w:val="single" w:color="auto" w:sz="4" w:space="0"/>
+            <w:insideH w:val="single" w:color="auto" w:sz="4" w:space="0"/>
+            <w:insideV w:val="single" w:color="auto" w:sz="4" w:space="0"/>
+          </w:tblBorders>
+          <w:tblCellMar>
+            <w:top w:w="0" w:type="dxa"/>
+            <w:left w:w="108" w:type="dxa"/>
+            <w:bottom w:w="0" w:type="dxa"/>
+            <w:right w:w="108" w:type="dxa"/>
+          </w:tblCellMar>
+        </w:tblPrEx>
         <w:trPr>
           <w:jc w:val="center"/>
         </w:trPr>
@@ -4831,7 +4785,7 @@
               <w:spacing w:after="0" w:line="360" w:lineRule="auto"/>
               <w:jc w:val="center"/>
               <w:rPr>
-                <w:rFonts w:ascii="Times New Roman" w:eastAsia="SimSun" w:hAnsi="Times New Roman" w:cs="Times New Roman"/>
+                <w:rFonts w:ascii="Times New Roman" w:hAnsi="Times New Roman" w:eastAsia="SimSun" w:cs="Times New Roman"/>
                 <w:kern w:val="0"/>
                 <w:sz w:val="28"/>
                 <w:szCs w:val="28"/>
@@ -4841,36 +4795,14 @@
             </w:pPr>
             <w:r>
               <w:rPr>
-                <w:rFonts w:ascii="Times New Roman" w:eastAsia="SimSun" w:hAnsi="Times New Roman" w:cs="Times New Roman"/>
+                <w:rFonts w:ascii="Times New Roman" w:hAnsi="Times New Roman" w:eastAsia="SimSun" w:cs="Times New Roman"/>
                 <w:kern w:val="0"/>
                 <w:sz w:val="28"/>
                 <w:szCs w:val="28"/>
                 <w:lang w:eastAsia="ru-RU"/>
                 <w14:ligatures w14:val="none"/>
               </w:rPr>
-              <w:t>Рис. 3 – Карточк</w:t>
-            </w:r>
-            <w:r>
-              <w:rPr>
-                <w:rFonts w:ascii="Times New Roman" w:eastAsia="SimSun" w:hAnsi="Times New Roman" w:cs="Times New Roman"/>
-                <w:kern w:val="0"/>
-                <w:sz w:val="28"/>
-                <w:szCs w:val="28"/>
-                <w:lang w:eastAsia="ru-RU"/>
-                <w14:ligatures w14:val="none"/>
-              </w:rPr>
-              <w:t>и</w:t>
-            </w:r>
-            <w:r>
-              <w:rPr>
-                <w:rFonts w:ascii="Times New Roman" w:eastAsia="SimSun" w:hAnsi="Times New Roman" w:cs="Times New Roman"/>
-                <w:kern w:val="0"/>
-                <w:sz w:val="28"/>
-                <w:szCs w:val="28"/>
-                <w:lang w:eastAsia="ru-RU"/>
-                <w14:ligatures w14:val="none"/>
-              </w:rPr>
-              <w:t xml:space="preserve"> с уроками и подробное расписание</w:t>
+              <w:t>Рис. 3 – Карточки с уроками и подробное расписание</w:t>
             </w:r>
           </w:p>
         </w:tc>
@@ -4890,15 +4822,45 @@
     </w:p>
     <w:tbl>
       <w:tblPr>
-        <w:tblStyle w:val="aa"/>
+        <w:tblStyle w:val="19"/>
         <w:tblW w:w="0" w:type="auto"/>
         <w:jc w:val="center"/>
-        <w:tblLook w:val="04A0" w:firstRow="1" w:lastRow="0" w:firstColumn="1" w:lastColumn="0" w:noHBand="0" w:noVBand="1"/>
+        <w:tblBorders>
+          <w:top w:val="single" w:color="auto" w:sz="4" w:space="0"/>
+          <w:left w:val="single" w:color="auto" w:sz="4" w:space="0"/>
+          <w:bottom w:val="single" w:color="auto" w:sz="4" w:space="0"/>
+          <w:right w:val="single" w:color="auto" w:sz="4" w:space="0"/>
+          <w:insideH w:val="single" w:color="auto" w:sz="4" w:space="0"/>
+          <w:insideV w:val="single" w:color="auto" w:sz="4" w:space="0"/>
+        </w:tblBorders>
+        <w:tblLayout w:type="autofit"/>
+        <w:tblCellMar>
+          <w:top w:w="0" w:type="dxa"/>
+          <w:left w:w="108" w:type="dxa"/>
+          <w:bottom w:w="0" w:type="dxa"/>
+          <w:right w:w="108" w:type="dxa"/>
+        </w:tblCellMar>
       </w:tblPr>
       <w:tblGrid>
-        <w:gridCol w:w="9345"/>
+        <w:gridCol w:w="9571"/>
       </w:tblGrid>
       <w:tr>
+        <w:tblPrEx>
+          <w:tblBorders>
+            <w:top w:val="single" w:color="auto" w:sz="4" w:space="0"/>
+            <w:left w:val="single" w:color="auto" w:sz="4" w:space="0"/>
+            <w:bottom w:val="single" w:color="auto" w:sz="4" w:space="0"/>
+            <w:right w:val="single" w:color="auto" w:sz="4" w:space="0"/>
+            <w:insideH w:val="single" w:color="auto" w:sz="4" w:space="0"/>
+            <w:insideV w:val="single" w:color="auto" w:sz="4" w:space="0"/>
+          </w:tblBorders>
+          <w:tblCellMar>
+            <w:top w:w="0" w:type="dxa"/>
+            <w:left w:w="108" w:type="dxa"/>
+            <w:bottom w:w="0" w:type="dxa"/>
+            <w:right w:w="108" w:type="dxa"/>
+          </w:tblCellMar>
+        </w:tblPrEx>
         <w:trPr>
           <w:jc w:val="center"/>
         </w:trPr>
@@ -4911,7 +4873,7 @@
               <w:spacing w:after="0" w:line="360" w:lineRule="auto"/>
               <w:jc w:val="both"/>
               <w:rPr>
-                <w:rFonts w:ascii="Times New Roman" w:eastAsia="SimSun" w:hAnsi="Times New Roman" w:cs="Times New Roman"/>
+                <w:rFonts w:ascii="Times New Roman" w:hAnsi="Times New Roman" w:eastAsia="SimSun" w:cs="Times New Roman"/>
                 <w:kern w:val="0"/>
                 <w:sz w:val="28"/>
                 <w:szCs w:val="28"/>
@@ -4921,7 +4883,6 @@
             </w:pPr>
             <w:r>
               <w:rPr>
-                <w:noProof/>
                 <w:lang w:eastAsia="ru-RU"/>
               </w:rPr>
               <w:drawing>
@@ -4942,7 +4903,7 @@
                           </pic:cNvPicPr>
                         </pic:nvPicPr>
                         <pic:blipFill>
-                          <a:blip r:embed="rId12"/>
+                          <a:blip r:embed="rId9"/>
                           <a:stretch>
                             <a:fillRect/>
                           </a:stretch>
@@ -4970,6 +4931,22 @@
         </w:tc>
       </w:tr>
       <w:tr>
+        <w:tblPrEx>
+          <w:tblBorders>
+            <w:top w:val="single" w:color="auto" w:sz="4" w:space="0"/>
+            <w:left w:val="single" w:color="auto" w:sz="4" w:space="0"/>
+            <w:bottom w:val="single" w:color="auto" w:sz="4" w:space="0"/>
+            <w:right w:val="single" w:color="auto" w:sz="4" w:space="0"/>
+            <w:insideH w:val="single" w:color="auto" w:sz="4" w:space="0"/>
+            <w:insideV w:val="single" w:color="auto" w:sz="4" w:space="0"/>
+          </w:tblBorders>
+          <w:tblCellMar>
+            <w:top w:w="0" w:type="dxa"/>
+            <w:left w:w="108" w:type="dxa"/>
+            <w:bottom w:w="0" w:type="dxa"/>
+            <w:right w:w="108" w:type="dxa"/>
+          </w:tblCellMar>
+        </w:tblPrEx>
         <w:trPr>
           <w:jc w:val="center"/>
         </w:trPr>
@@ -4982,7 +4959,7 @@
               <w:spacing w:after="0" w:line="360" w:lineRule="auto"/>
               <w:jc w:val="center"/>
               <w:rPr>
-                <w:rFonts w:ascii="Times New Roman" w:eastAsia="SimSun" w:hAnsi="Times New Roman" w:cs="Times New Roman"/>
+                <w:rFonts w:ascii="Times New Roman" w:hAnsi="Times New Roman" w:eastAsia="SimSun" w:cs="Times New Roman"/>
                 <w:kern w:val="0"/>
                 <w:sz w:val="28"/>
                 <w:szCs w:val="28"/>
@@ -4992,25 +4969,14 @@
             </w:pPr>
             <w:r>
               <w:rPr>
-                <w:rFonts w:ascii="Times New Roman" w:eastAsia="SimSun" w:hAnsi="Times New Roman" w:cs="Times New Roman"/>
+                <w:rFonts w:ascii="Times New Roman" w:hAnsi="Times New Roman" w:eastAsia="SimSun" w:cs="Times New Roman"/>
                 <w:kern w:val="0"/>
                 <w:sz w:val="28"/>
                 <w:szCs w:val="28"/>
                 <w:lang w:eastAsia="ru-RU"/>
                 <w14:ligatures w14:val="none"/>
               </w:rPr>
-              <w:t>Рис. 4 – Веб-форма генерации</w:t>
-            </w:r>
-            <w:r>
-              <w:rPr>
-                <w:rFonts w:ascii="Times New Roman" w:eastAsia="SimSun" w:hAnsi="Times New Roman" w:cs="Times New Roman"/>
-                <w:kern w:val="0"/>
-                <w:sz w:val="28"/>
-                <w:szCs w:val="28"/>
-                <w:lang w:eastAsia="ru-RU"/>
-                <w14:ligatures w14:val="none"/>
-              </w:rPr>
-              <w:t xml:space="preserve"> расписания с учетом учителей</w:t>
+              <w:t>Рис. 4 – Веб-форма генерации расписания с учетом учителей</w:t>
             </w:r>
           </w:p>
         </w:tc>
@@ -5035,14 +5001,13 @@
     </w:p>
     <w:p>
       <w:pPr>
-        <w:pStyle w:val="ae"/>
-      </w:pPr>
-      <w:bookmarkStart w:id="12" w:name="_Toc216808510"/>
-      <w:r>
-        <w:lastRenderedPageBreak/>
+        <w:pStyle w:val="38"/>
+      </w:pPr>
+      <w:bookmarkStart w:id="11" w:name="_Toc216808510"/>
+      <w:r>
         <w:t>Состав и содержание работ по созданию автоматизированной системы</w:t>
       </w:r>
-      <w:bookmarkEnd w:id="12"/>
+      <w:bookmarkEnd w:id="11"/>
     </w:p>
     <w:p>
       <w:pPr>
@@ -5082,15 +5047,7 @@
           <w:sz w:val="28"/>
           <w:szCs w:val="28"/>
         </w:rPr>
-        <w:t>Анализ и ТЗ (2 нед.): Согласование требований,</w:t>
-      </w:r>
-      <w:r>
-        <w:rPr>
-          <w:rFonts w:ascii="Times New Roman" w:hAnsi="Times New Roman"/>
-          <w:sz w:val="28"/>
-          <w:szCs w:val="28"/>
-        </w:rPr>
-        <w:t xml:space="preserve"> утверждение ТЗ.</w:t>
+        <w:t>Анализ и ТЗ (2 нед.): Согласование требований, утверждение ТЗ.</w:t>
       </w:r>
     </w:p>
     <w:p>
@@ -5153,15 +5110,7 @@
           <w:sz w:val="28"/>
           <w:szCs w:val="28"/>
         </w:rPr>
-        <w:t>Автономная отладка (2 нед.): Тестирование моду</w:t>
-      </w:r>
-      <w:r>
-        <w:rPr>
-          <w:rFonts w:ascii="Times New Roman" w:hAnsi="Times New Roman"/>
-          <w:sz w:val="28"/>
-          <w:szCs w:val="28"/>
-        </w:rPr>
-        <w:t>лей.</w:t>
+        <w:t>Автономная отладка (2 нед.): Тестирование модулей.</w:t>
       </w:r>
     </w:p>
     <w:p>
@@ -5245,15 +5194,7 @@
           <w:sz w:val="28"/>
           <w:szCs w:val="28"/>
         </w:rPr>
-        <w:t xml:space="preserve">Доработка (1 нед.): Устранение </w:t>
-      </w:r>
-      <w:r>
-        <w:rPr>
-          <w:rFonts w:ascii="Times New Roman" w:hAnsi="Times New Roman"/>
-          <w:sz w:val="28"/>
-          <w:szCs w:val="28"/>
-        </w:rPr>
-        <w:t>замечаний.</w:t>
+        <w:t>Доработка (1 нед.): Устранение замечаний.</w:t>
       </w:r>
     </w:p>
     <w:p>
@@ -5287,13 +5228,175 @@
     </w:p>
     <w:p>
       <w:pPr>
-        <w:pStyle w:val="ae"/>
-      </w:pPr>
-      <w:bookmarkStart w:id="13" w:name="_Toc216808511"/>
-      <w:r>
-        <w:lastRenderedPageBreak/>
+        <w:pStyle w:val="38"/>
+      </w:pPr>
+      <w:bookmarkStart w:id="12" w:name="_Toc216808511"/>
+      <w:r>
         <w:t>Порядок разработки автоматизированной системы</w:t>
       </w:r>
+      <w:bookmarkEnd w:id="12"/>
+    </w:p>
+    <w:p>
+      <w:pPr>
+        <w:rPr>
+          <w:rFonts w:ascii="Times New Roman" w:hAnsi="Times New Roman"/>
+          <w:sz w:val="28"/>
+          <w:szCs w:val="28"/>
+        </w:rPr>
+      </w:pPr>
+      <w:r>
+        <w:rPr>
+          <w:rFonts w:ascii="Times New Roman" w:hAnsi="Times New Roman"/>
+          <w:sz w:val="28"/>
+          <w:szCs w:val="28"/>
+        </w:rPr>
+        <w:t>Разработка Автоматизированной Системы выполняется Исполнителем последовательно, в соответствии с этапами, перечисленными в разделе 6 «Состав и содержание работ по созданию автоматизированной системы».</w:t>
+      </w:r>
+    </w:p>
+    <w:p>
+      <w:pPr>
+        <w:rPr>
+          <w:rFonts w:ascii="Times New Roman" w:hAnsi="Times New Roman"/>
+          <w:sz w:val="28"/>
+          <w:szCs w:val="28"/>
+        </w:rPr>
+      </w:pPr>
+      <w:r>
+        <w:rPr>
+          <w:rFonts w:ascii="Times New Roman" w:hAnsi="Times New Roman"/>
+          <w:sz w:val="28"/>
+          <w:szCs w:val="28"/>
+        </w:rPr>
+        <w:t xml:space="preserve">    После завершения каждого из основных этапов (1 – Анализ и ТЗ, 2 – Техпроект, 5 – Комплексные испытания, 6 – Документирование, 9 – Сдача в пром. эксплуатацию) Исполнитель предоставляет Заказчику соответствующие результаты (документы, работающую систему) для рассмотрения и утверждения.</w:t>
+      </w:r>
+    </w:p>
+    <w:p>
+      <w:pPr>
+        <w:rPr>
+          <w:rFonts w:ascii="Times New Roman" w:hAnsi="Times New Roman"/>
+          <w:sz w:val="28"/>
+          <w:szCs w:val="28"/>
+        </w:rPr>
+      </w:pPr>
+      <w:r>
+        <w:rPr>
+          <w:rFonts w:ascii="Times New Roman" w:hAnsi="Times New Roman"/>
+          <w:sz w:val="28"/>
+          <w:szCs w:val="28"/>
+        </w:rPr>
+        <w:t xml:space="preserve">    Утверждение результатов этапа является основанием для начала следующего этапа работ.</w:t>
+      </w:r>
+    </w:p>
+    <w:p>
+      <w:pPr>
+        <w:rPr>
+          <w:rFonts w:ascii="Times New Roman" w:hAnsi="Times New Roman"/>
+          <w:sz w:val="28"/>
+          <w:szCs w:val="28"/>
+        </w:rPr>
+      </w:pPr>
+      <w:r>
+        <w:rPr>
+          <w:rFonts w:ascii="Times New Roman" w:hAnsi="Times New Roman"/>
+          <w:sz w:val="28"/>
+          <w:szCs w:val="28"/>
+        </w:rPr>
+        <w:t xml:space="preserve">    В рамках этапа 5 «Комплексные испытания» проводится демонстрация работоспособности системы Комиссии Заказчика с подписанием промежуточного протокола.</w:t>
+      </w:r>
+    </w:p>
+    <w:p>
+      <w:pPr>
+        <w:rPr>
+          <w:rFonts w:ascii="Times New Roman" w:hAnsi="Times New Roman"/>
+          <w:sz w:val="28"/>
+          <w:szCs w:val="28"/>
+        </w:rPr>
+      </w:pPr>
+      <w:r>
+        <w:rPr>
+          <w:rFonts w:ascii="Times New Roman" w:hAnsi="Times New Roman"/>
+          <w:sz w:val="28"/>
+          <w:szCs w:val="28"/>
+        </w:rPr>
+        <w:t xml:space="preserve">    Окончательным документом, подтверждающим завершение разработки и соответствие системы требованиям ТЗ, является Акт сдачи-приемки в промышленную эксплуатацию, подписываемый обеими сторонами.</w:t>
+      </w:r>
+    </w:p>
+    <w:p>
+      <w:pPr>
+        <w:ind w:firstLine="280"/>
+        <w:rPr>
+          <w:rFonts w:ascii="Times New Roman" w:hAnsi="Times New Roman"/>
+          <w:sz w:val="28"/>
+          <w:szCs w:val="28"/>
+        </w:rPr>
+      </w:pPr>
+      <w:r>
+        <w:rPr>
+          <w:rFonts w:ascii="Times New Roman" w:hAnsi="Times New Roman"/>
+          <w:sz w:val="28"/>
+          <w:szCs w:val="28"/>
+        </w:rPr>
+        <w:t>Гарантийные обязательства. Исполнитель предоставляет гарантию на АС и работы по ее внедрению сроком 12 (двенадцать) месяцев с даты подписания Акта сдачи-приемки. В течение гарантийного срока Исполнитель безвозмездно устраняет выявленные недостатки, являющиеся следствием ошибок проектирования или реализации, а также обеспечивает консультационную поддержку.</w:t>
+      </w:r>
+    </w:p>
+    <w:p>
+      <w:pPr>
+        <w:ind w:firstLine="280"/>
+        <w:rPr>
+          <w:rFonts w:ascii="Times New Roman" w:hAnsi="Times New Roman"/>
+          <w:sz w:val="28"/>
+          <w:szCs w:val="28"/>
+        </w:rPr>
+      </w:pPr>
+    </w:p>
+    <w:p>
+      <w:pPr>
+        <w:pStyle w:val="38"/>
+      </w:pPr>
+      <w:bookmarkStart w:id="13" w:name="_Toc216808512"/>
+    </w:p>
+    <w:p>
+      <w:pPr>
+        <w:pStyle w:val="38"/>
+      </w:pPr>
+    </w:p>
+    <w:p>
+      <w:pPr>
+        <w:pStyle w:val="38"/>
+      </w:pPr>
+    </w:p>
+    <w:p>
+      <w:pPr>
+        <w:pStyle w:val="38"/>
+      </w:pPr>
+    </w:p>
+    <w:p>
+      <w:pPr>
+        <w:pStyle w:val="38"/>
+      </w:pPr>
+    </w:p>
+    <w:p>
+      <w:pPr>
+        <w:pStyle w:val="38"/>
+      </w:pPr>
+    </w:p>
+    <w:p>
+      <w:pPr>
+        <w:pStyle w:val="38"/>
+      </w:pPr>
+    </w:p>
+    <w:p>
+      <w:pPr>
+        <w:pStyle w:val="38"/>
+      </w:pPr>
+    </w:p>
+    <w:p>
+      <w:pPr>
+        <w:pStyle w:val="38"/>
+      </w:pPr>
+      <w:r>
+        <w:t>Порядок контроля и приемки автоматизированной системы</w:t>
+      </w:r>
       <w:bookmarkEnd w:id="13"/>
     </w:p>
     <w:p>
@@ -5310,461 +5413,288 @@
           <w:sz w:val="28"/>
           <w:szCs w:val="28"/>
         </w:rPr>
-        <w:t>Разработка Автоматизированной Системы выполняется Исполнителем последовательно, в соответствии с этапами, перечис</w:t>
-      </w:r>
-      <w:r>
-        <w:rPr>
-          <w:rFonts w:ascii="Times New Roman" w:hAnsi="Times New Roman"/>
-          <w:sz w:val="28"/>
-          <w:szCs w:val="28"/>
-        </w:rPr>
-        <w:t>ленными в разделе 6 «Состав и содержание работ по созданию автоматизированной системы».</w:t>
-      </w:r>
-    </w:p>
-    <w:p>
-      <w:pPr>
-        <w:rPr>
-          <w:rFonts w:ascii="Times New Roman" w:hAnsi="Times New Roman"/>
-          <w:sz w:val="28"/>
-          <w:szCs w:val="28"/>
-        </w:rPr>
-      </w:pPr>
-      <w:r>
-        <w:rPr>
-          <w:rFonts w:ascii="Times New Roman" w:hAnsi="Times New Roman"/>
-          <w:sz w:val="28"/>
-          <w:szCs w:val="28"/>
-        </w:rPr>
-        <w:t xml:space="preserve">    После завершения каждого из основных этапов (1 – Анализ и ТЗ, 2 – Техпроект, 5 – Комплексные испытания, 6 – Документирование, 9 – Сдача в пром. эксплуатацию) Исполн</w:t>
-      </w:r>
-      <w:r>
-        <w:rPr>
-          <w:rFonts w:ascii="Times New Roman" w:hAnsi="Times New Roman"/>
-          <w:sz w:val="28"/>
-          <w:szCs w:val="28"/>
-        </w:rPr>
-        <w:t>итель предоставляет Заказчику соответствующие результаты (документы, работающую систему) для рассмотрения и утверждения.</w:t>
-      </w:r>
-    </w:p>
-    <w:p>
-      <w:pPr>
-        <w:rPr>
-          <w:rFonts w:ascii="Times New Roman" w:hAnsi="Times New Roman"/>
-          <w:sz w:val="28"/>
-          <w:szCs w:val="28"/>
-        </w:rPr>
-      </w:pPr>
-      <w:r>
-        <w:rPr>
-          <w:rFonts w:ascii="Times New Roman" w:hAnsi="Times New Roman"/>
-          <w:sz w:val="28"/>
-          <w:szCs w:val="28"/>
-        </w:rPr>
-        <w:t xml:space="preserve">    Утверждение результатов этапа является основанием для начала следующего этапа работ.</w:t>
-      </w:r>
-    </w:p>
-    <w:p>
-      <w:pPr>
-        <w:rPr>
-          <w:rFonts w:ascii="Times New Roman" w:hAnsi="Times New Roman"/>
-          <w:sz w:val="28"/>
-          <w:szCs w:val="28"/>
-        </w:rPr>
-      </w:pPr>
-      <w:r>
-        <w:rPr>
-          <w:rFonts w:ascii="Times New Roman" w:hAnsi="Times New Roman"/>
-          <w:sz w:val="28"/>
-          <w:szCs w:val="28"/>
-        </w:rPr>
-        <w:t xml:space="preserve">    В рамках этапа 5 «Комплексные испытания» п</w:t>
-      </w:r>
-      <w:r>
-        <w:rPr>
-          <w:rFonts w:ascii="Times New Roman" w:hAnsi="Times New Roman"/>
-          <w:sz w:val="28"/>
-          <w:szCs w:val="28"/>
-        </w:rPr>
-        <w:t>роводится демонстрация работоспособности системы Комиссии Заказчика с подписанием промежуточного протокола.</w:t>
-      </w:r>
-    </w:p>
-    <w:p>
-      <w:pPr>
-        <w:rPr>
-          <w:rFonts w:ascii="Times New Roman" w:hAnsi="Times New Roman"/>
-          <w:sz w:val="28"/>
-          <w:szCs w:val="28"/>
-        </w:rPr>
-      </w:pPr>
-      <w:r>
-        <w:rPr>
-          <w:rFonts w:ascii="Times New Roman" w:hAnsi="Times New Roman"/>
-          <w:sz w:val="28"/>
-          <w:szCs w:val="28"/>
-        </w:rPr>
-        <w:t xml:space="preserve">    Окончательным документом, подтверждающим завершение разработки и соответствие системы требованиям ТЗ, является Акт сдачи-приемки в промышленную </w:t>
-      </w:r>
-      <w:r>
-        <w:rPr>
-          <w:rFonts w:ascii="Times New Roman" w:hAnsi="Times New Roman"/>
-          <w:sz w:val="28"/>
-          <w:szCs w:val="28"/>
-        </w:rPr>
-        <w:t>эксплуатацию, подписываемый обеими сторонами.</w:t>
-      </w:r>
-    </w:p>
-    <w:p>
-      <w:pPr>
-        <w:ind w:firstLine="280"/>
-        <w:rPr>
-          <w:rFonts w:ascii="Times New Roman" w:hAnsi="Times New Roman"/>
-          <w:sz w:val="28"/>
-          <w:szCs w:val="28"/>
-        </w:rPr>
-      </w:pPr>
-      <w:r>
-        <w:rPr>
-          <w:rFonts w:ascii="Times New Roman" w:hAnsi="Times New Roman"/>
-          <w:sz w:val="28"/>
-          <w:szCs w:val="28"/>
-        </w:rPr>
-        <w:t>Гарантийные обязательства. Исполнитель предоставляет гарантию на АС и работы по ее внедрению сроком 12 (двенадцать) месяцев с даты подписания Акта сдачи-приемки. В течение гарантийного срока Исполнитель безвозм</w:t>
-      </w:r>
-      <w:r>
-        <w:rPr>
-          <w:rFonts w:ascii="Times New Roman" w:hAnsi="Times New Roman"/>
-          <w:sz w:val="28"/>
-          <w:szCs w:val="28"/>
-        </w:rPr>
-        <w:t>ездно устраняет выявленные недостатки, являющиеся следствием ошибок проектирования или реализации, а также обеспечивает консультационную поддержку.</w:t>
-      </w:r>
-    </w:p>
-    <w:p>
-      <w:pPr>
-        <w:ind w:firstLine="280"/>
-        <w:rPr>
-          <w:rFonts w:ascii="Times New Roman" w:hAnsi="Times New Roman"/>
-          <w:sz w:val="28"/>
-          <w:szCs w:val="28"/>
-        </w:rPr>
-      </w:pPr>
-    </w:p>
-    <w:p>
-      <w:pPr>
-        <w:pStyle w:val="ae"/>
-      </w:pPr>
-      <w:bookmarkStart w:id="14" w:name="_Toc216808512"/>
-    </w:p>
-    <w:p>
-      <w:pPr>
-        <w:pStyle w:val="ae"/>
-      </w:pPr>
-    </w:p>
-    <w:p>
-      <w:pPr>
-        <w:pStyle w:val="ae"/>
-      </w:pPr>
-    </w:p>
-    <w:p>
-      <w:pPr>
-        <w:pStyle w:val="ae"/>
-      </w:pPr>
-    </w:p>
-    <w:p>
-      <w:pPr>
-        <w:pStyle w:val="ae"/>
-      </w:pPr>
-    </w:p>
-    <w:p>
-      <w:pPr>
-        <w:pStyle w:val="ae"/>
-      </w:pPr>
-    </w:p>
-    <w:p>
-      <w:pPr>
-        <w:pStyle w:val="ae"/>
-      </w:pPr>
-    </w:p>
-    <w:p>
-      <w:pPr>
-        <w:pStyle w:val="ae"/>
-      </w:pPr>
-    </w:p>
-    <w:p>
-      <w:pPr>
-        <w:pStyle w:val="ae"/>
-      </w:pPr>
-      <w:r>
-        <w:lastRenderedPageBreak/>
-        <w:t>Порядок контроля и приемки автоматизированной системы</w:t>
+        <w:t xml:space="preserve">    Виды испытаний и контроля:</w:t>
+      </w:r>
+    </w:p>
+    <w:p>
+      <w:pPr>
+        <w:rPr>
+          <w:rFonts w:ascii="Times New Roman" w:hAnsi="Times New Roman"/>
+          <w:sz w:val="28"/>
+          <w:szCs w:val="28"/>
+        </w:rPr>
+      </w:pPr>
+      <w:r>
+        <w:rPr>
+          <w:rFonts w:ascii="Times New Roman" w:hAnsi="Times New Roman"/>
+          <w:sz w:val="28"/>
+          <w:szCs w:val="28"/>
+        </w:rPr>
+        <w:t xml:space="preserve">        - Автономные испытания (внутренние). Проводятся Исполнителем на каждом этапе разработки для проверки корректности работы отдельных модулей и компонентов системы.</w:t>
+      </w:r>
+    </w:p>
+    <w:p>
+      <w:pPr>
+        <w:rPr>
+          <w:rFonts w:ascii="Times New Roman" w:hAnsi="Times New Roman"/>
+          <w:sz w:val="28"/>
+          <w:szCs w:val="28"/>
+        </w:rPr>
+      </w:pPr>
+      <w:r>
+        <w:rPr>
+          <w:rFonts w:ascii="Times New Roman" w:hAnsi="Times New Roman"/>
+          <w:sz w:val="28"/>
+          <w:szCs w:val="28"/>
+        </w:rPr>
+        <w:t xml:space="preserve">        - Комплексные (приемо-сдаточные) испытания. Проводятся совместной комиссией, созданной приказом директора МБОУ «Ильинская СОШ**, после завершения этапа разработки. Цель – проверка работоспособности АС в целом, в условиях, максимально приближенных к реальным, и соответствия всем пунктам настоящего Технического задания.</w:t>
+      </w:r>
+    </w:p>
+    <w:p>
+      <w:pPr>
+        <w:rPr>
+          <w:rFonts w:ascii="Times New Roman" w:hAnsi="Times New Roman"/>
+          <w:sz w:val="28"/>
+          <w:szCs w:val="28"/>
+        </w:rPr>
+      </w:pPr>
+      <w:r>
+        <w:rPr>
+          <w:rFonts w:ascii="Times New Roman" w:hAnsi="Times New Roman"/>
+          <w:sz w:val="28"/>
+          <w:szCs w:val="28"/>
+        </w:rPr>
+        <w:t xml:space="preserve">    Порядок приемки:</w:t>
+      </w:r>
+    </w:p>
+    <w:p>
+      <w:pPr>
+        <w:rPr>
+          <w:rFonts w:ascii="Times New Roman" w:hAnsi="Times New Roman"/>
+          <w:sz w:val="28"/>
+          <w:szCs w:val="28"/>
+        </w:rPr>
+      </w:pPr>
+      <w:r>
+        <w:rPr>
+          <w:rFonts w:ascii="Times New Roman" w:hAnsi="Times New Roman"/>
+          <w:sz w:val="28"/>
+          <w:szCs w:val="28"/>
+        </w:rPr>
+        <w:t>1.        Основанием для проведения комплексных испытаний является готовность системы, завершение ее опытной эксплуатации на пилотном киоске и устранение выявленных замечаний.</w:t>
+      </w:r>
+    </w:p>
+    <w:p>
+      <w:pPr>
+        <w:rPr>
+          <w:rFonts w:ascii="Times New Roman" w:hAnsi="Times New Roman"/>
+          <w:sz w:val="28"/>
+          <w:szCs w:val="28"/>
+        </w:rPr>
+      </w:pPr>
+      <w:r>
+        <w:rPr>
+          <w:rFonts w:ascii="Times New Roman" w:hAnsi="Times New Roman"/>
+          <w:sz w:val="28"/>
+          <w:szCs w:val="28"/>
+        </w:rPr>
+        <w:t>2.        По результатам успешных комплексных испытаний Комиссия составляет и подписывает Протокол успешного проведения испытаний.</w:t>
+      </w:r>
+    </w:p>
+    <w:p>
+      <w:pPr>
+        <w:rPr>
+          <w:rFonts w:ascii="Times New Roman" w:hAnsi="Times New Roman"/>
+          <w:sz w:val="28"/>
+          <w:szCs w:val="28"/>
+        </w:rPr>
+      </w:pPr>
+      <w:r>
+        <w:rPr>
+          <w:rFonts w:ascii="Times New Roman" w:hAnsi="Times New Roman"/>
+          <w:sz w:val="28"/>
+          <w:szCs w:val="28"/>
+        </w:rPr>
+        <w:t>3.        Окончательная приемка АС в промышленную эксплуатацию оформляется Актом сдачи-приемки. В Акте фиксируется выполнение работ в полном объеме, соответствие системы требованиям ТЗ и начало гарантийного периода.</w:t>
+      </w:r>
+    </w:p>
+    <w:p>
+      <w:pPr>
+        <w:rPr>
+          <w:rFonts w:ascii="Times New Roman" w:hAnsi="Times New Roman"/>
+          <w:sz w:val="28"/>
+          <w:szCs w:val="28"/>
+        </w:rPr>
+      </w:pPr>
+      <w:r>
+        <w:rPr>
+          <w:rFonts w:ascii="Times New Roman" w:hAnsi="Times New Roman"/>
+          <w:sz w:val="28"/>
+          <w:szCs w:val="28"/>
+        </w:rPr>
+        <w:t xml:space="preserve">    Документы приемки: Основными документами, подтверждающими завершение работ, являются:</w:t>
+      </w:r>
+    </w:p>
+    <w:p>
+      <w:pPr>
+        <w:rPr>
+          <w:rFonts w:ascii="Times New Roman" w:hAnsi="Times New Roman"/>
+          <w:sz w:val="28"/>
+          <w:szCs w:val="28"/>
+        </w:rPr>
+      </w:pPr>
+      <w:r>
+        <w:rPr>
+          <w:rFonts w:ascii="Times New Roman" w:hAnsi="Times New Roman"/>
+          <w:sz w:val="28"/>
+          <w:szCs w:val="28"/>
+        </w:rPr>
+        <w:t xml:space="preserve">        Протокол успешного проведения комплексных испытаний.</w:t>
+      </w:r>
+    </w:p>
+    <w:p>
+      <w:pPr>
+        <w:rPr>
+          <w:rFonts w:ascii="Times New Roman" w:hAnsi="Times New Roman" w:cs="Times New Roman"/>
+          <w:sz w:val="28"/>
+          <w:szCs w:val="28"/>
+        </w:rPr>
+      </w:pPr>
+      <w:r>
+        <w:rPr>
+          <w:rFonts w:ascii="Times New Roman" w:hAnsi="Times New Roman"/>
+          <w:sz w:val="28"/>
+          <w:szCs w:val="28"/>
+        </w:rPr>
+        <w:t xml:space="preserve">        Акт сдачи-приемки Автоматизированной системы в промышленную эксплуатацию.</w:t>
+      </w:r>
+      <w:r>
+        <w:rPr>
+          <w:rFonts w:ascii="Times New Roman" w:hAnsi="Times New Roman" w:cs="Times New Roman"/>
+          <w:sz w:val="28"/>
+          <w:szCs w:val="28"/>
+        </w:rPr>
+        <w:br w:type="page"/>
+      </w:r>
+    </w:p>
+    <w:p>
+      <w:pPr>
+        <w:pStyle w:val="38"/>
+      </w:pPr>
+      <w:bookmarkStart w:id="14" w:name="_Toc216808513"/>
+      <w:r>
+        <w:t>Требования к составу и содержанию работ по подготовке объекта автоматизации к вводу АС в действие</w:t>
       </w:r>
       <w:bookmarkEnd w:id="14"/>
     </w:p>
     <w:p>
       <w:pPr>
-        <w:rPr>
-          <w:rFonts w:ascii="Times New Roman" w:hAnsi="Times New Roman"/>
-          <w:sz w:val="28"/>
-          <w:szCs w:val="28"/>
-        </w:rPr>
-      </w:pPr>
-      <w:r>
-        <w:rPr>
-          <w:rFonts w:ascii="Times New Roman" w:hAnsi="Times New Roman"/>
-          <w:sz w:val="28"/>
-          <w:szCs w:val="28"/>
-        </w:rPr>
-        <w:t xml:space="preserve">    Виды испытаний и контроля:</w:t>
-      </w:r>
-    </w:p>
-    <w:p>
-      <w:pPr>
-        <w:rPr>
-          <w:rFonts w:ascii="Times New Roman" w:hAnsi="Times New Roman"/>
-          <w:sz w:val="28"/>
-          <w:szCs w:val="28"/>
-        </w:rPr>
-      </w:pPr>
-      <w:r>
-        <w:rPr>
-          <w:rFonts w:ascii="Times New Roman" w:hAnsi="Times New Roman"/>
-          <w:sz w:val="28"/>
-          <w:szCs w:val="28"/>
-        </w:rPr>
-        <w:t xml:space="preserve">        </w:t>
-      </w:r>
-      <w:r>
-        <w:rPr>
-          <w:rFonts w:ascii="Times New Roman" w:hAnsi="Times New Roman"/>
-          <w:sz w:val="28"/>
-          <w:szCs w:val="28"/>
-        </w:rPr>
-        <w:t xml:space="preserve">- </w:t>
-      </w:r>
-      <w:r>
-        <w:rPr>
-          <w:rFonts w:ascii="Times New Roman" w:hAnsi="Times New Roman"/>
-          <w:sz w:val="28"/>
-          <w:szCs w:val="28"/>
-        </w:rPr>
-        <w:t>Авто</w:t>
-      </w:r>
-      <w:r>
-        <w:rPr>
-          <w:rFonts w:ascii="Times New Roman" w:hAnsi="Times New Roman"/>
-          <w:sz w:val="28"/>
-          <w:szCs w:val="28"/>
-        </w:rPr>
-        <w:t>номные испытания (внутренние). Проводятся Исполнителем на каждом этапе разработки для проверки корректности работы отдельных модулей и компонентов системы.</w:t>
-      </w:r>
-    </w:p>
-    <w:p>
-      <w:pPr>
-        <w:rPr>
-          <w:rFonts w:ascii="Times New Roman" w:hAnsi="Times New Roman"/>
-          <w:sz w:val="28"/>
-          <w:szCs w:val="28"/>
-        </w:rPr>
-      </w:pPr>
-      <w:r>
-        <w:rPr>
-          <w:rFonts w:ascii="Times New Roman" w:hAnsi="Times New Roman"/>
-          <w:sz w:val="28"/>
-          <w:szCs w:val="28"/>
-        </w:rPr>
-        <w:t xml:space="preserve">        </w:t>
-      </w:r>
-      <w:r>
-        <w:rPr>
-          <w:rFonts w:ascii="Times New Roman" w:hAnsi="Times New Roman"/>
-          <w:sz w:val="28"/>
-          <w:szCs w:val="28"/>
-        </w:rPr>
-        <w:t xml:space="preserve">- </w:t>
-      </w:r>
-      <w:r>
-        <w:rPr>
-          <w:rFonts w:ascii="Times New Roman" w:hAnsi="Times New Roman"/>
-          <w:sz w:val="28"/>
-          <w:szCs w:val="28"/>
-        </w:rPr>
-        <w:t>Комплексные (приемо-сдаточные) испытания. Проводятся совместной комиссией, созданной прика</w:t>
-      </w:r>
-      <w:r>
-        <w:rPr>
-          <w:rFonts w:ascii="Times New Roman" w:hAnsi="Times New Roman"/>
-          <w:sz w:val="28"/>
-          <w:szCs w:val="28"/>
-        </w:rPr>
-        <w:t>зом директора МБОУ «Ильинская СОШ**, после завершения этапа разработки. Цель – проверка работоспособности АС в целом, в условиях, максимально приближенных к реальным, и соответствия всем пунктам настоящего Технического задания.</w:t>
-      </w:r>
-    </w:p>
-    <w:p>
-      <w:pPr>
-        <w:rPr>
-          <w:rFonts w:ascii="Times New Roman" w:hAnsi="Times New Roman"/>
-          <w:sz w:val="28"/>
-          <w:szCs w:val="28"/>
-        </w:rPr>
-      </w:pPr>
-      <w:r>
-        <w:rPr>
-          <w:rFonts w:ascii="Times New Roman" w:hAnsi="Times New Roman"/>
-          <w:sz w:val="28"/>
-          <w:szCs w:val="28"/>
-        </w:rPr>
-        <w:t xml:space="preserve">    Порядок приемки:</w:t>
-      </w:r>
-    </w:p>
-    <w:p>
-      <w:pPr>
-        <w:rPr>
-          <w:rFonts w:ascii="Times New Roman" w:hAnsi="Times New Roman"/>
-          <w:sz w:val="28"/>
-          <w:szCs w:val="28"/>
-        </w:rPr>
-      </w:pPr>
-      <w:r>
-        <w:rPr>
-          <w:rFonts w:ascii="Times New Roman" w:hAnsi="Times New Roman"/>
-          <w:sz w:val="28"/>
-          <w:szCs w:val="28"/>
-        </w:rPr>
-        <w:t>1.</w:t>
-      </w:r>
-      <w:r>
-        <w:rPr>
-          <w:rFonts w:ascii="Times New Roman" w:hAnsi="Times New Roman"/>
-          <w:sz w:val="28"/>
-          <w:szCs w:val="28"/>
-        </w:rPr>
-        <w:t xml:space="preserve">     </w:t>
-      </w:r>
-      <w:r>
-        <w:rPr>
-          <w:rFonts w:ascii="Times New Roman" w:hAnsi="Times New Roman"/>
-          <w:sz w:val="28"/>
-          <w:szCs w:val="28"/>
-        </w:rPr>
-        <w:t xml:space="preserve">   Основанием для проведения комплексных испытаний является готовность системы, завершение ее опытной эксплуатации на пилотном киоске и устранение выявленных замечаний.</w:t>
-      </w:r>
-    </w:p>
-    <w:p>
-      <w:pPr>
-        <w:rPr>
-          <w:rFonts w:ascii="Times New Roman" w:hAnsi="Times New Roman"/>
-          <w:sz w:val="28"/>
-          <w:szCs w:val="28"/>
-        </w:rPr>
-      </w:pPr>
-      <w:r>
-        <w:rPr>
-          <w:rFonts w:ascii="Times New Roman" w:hAnsi="Times New Roman"/>
-          <w:sz w:val="28"/>
-          <w:szCs w:val="28"/>
-        </w:rPr>
-        <w:t>2.</w:t>
-      </w:r>
-      <w:r>
-        <w:rPr>
-          <w:rFonts w:ascii="Times New Roman" w:hAnsi="Times New Roman"/>
-          <w:sz w:val="28"/>
-          <w:szCs w:val="28"/>
-        </w:rPr>
-        <w:t xml:space="preserve">        По результатам успешных комплексных испытаний Комиссия составляет и подписыва</w:t>
-      </w:r>
-      <w:r>
-        <w:rPr>
-          <w:rFonts w:ascii="Times New Roman" w:hAnsi="Times New Roman"/>
-          <w:sz w:val="28"/>
-          <w:szCs w:val="28"/>
-        </w:rPr>
-        <w:t>ет Протокол успешного проведения испытаний.</w:t>
-      </w:r>
-    </w:p>
-    <w:p>
-      <w:pPr>
-        <w:rPr>
-          <w:rFonts w:ascii="Times New Roman" w:hAnsi="Times New Roman"/>
-          <w:sz w:val="28"/>
-          <w:szCs w:val="28"/>
-        </w:rPr>
-      </w:pPr>
-      <w:r>
-        <w:rPr>
-          <w:rFonts w:ascii="Times New Roman" w:hAnsi="Times New Roman"/>
-          <w:sz w:val="28"/>
-          <w:szCs w:val="28"/>
-        </w:rPr>
-        <w:t>3.</w:t>
-      </w:r>
-      <w:r>
-        <w:rPr>
-          <w:rFonts w:ascii="Times New Roman" w:hAnsi="Times New Roman"/>
-          <w:sz w:val="28"/>
-          <w:szCs w:val="28"/>
-        </w:rPr>
-        <w:t xml:space="preserve">        Окончательная приемка АС в промышленную эксплуатацию оформляется Актом сдачи-приемки. В Акте фиксируется выполнение работ в полном объеме, соответствие системы требованиям ТЗ и начало гарантийного перио</w:t>
-      </w:r>
-      <w:r>
-        <w:rPr>
-          <w:rFonts w:ascii="Times New Roman" w:hAnsi="Times New Roman"/>
-          <w:sz w:val="28"/>
-          <w:szCs w:val="28"/>
-        </w:rPr>
-        <w:t>да.</w:t>
-      </w:r>
-    </w:p>
-    <w:p>
-      <w:pPr>
-        <w:rPr>
-          <w:rFonts w:ascii="Times New Roman" w:hAnsi="Times New Roman"/>
-          <w:sz w:val="28"/>
-          <w:szCs w:val="28"/>
-        </w:rPr>
-      </w:pPr>
-      <w:r>
-        <w:rPr>
-          <w:rFonts w:ascii="Times New Roman" w:hAnsi="Times New Roman"/>
-          <w:sz w:val="28"/>
-          <w:szCs w:val="28"/>
-        </w:rPr>
-        <w:t xml:space="preserve">    Документы приемки: Основными документами, подтверждающими завершение работ, являются:</w:t>
-      </w:r>
-    </w:p>
-    <w:p>
-      <w:pPr>
-        <w:rPr>
-          <w:rFonts w:ascii="Times New Roman" w:hAnsi="Times New Roman"/>
-          <w:sz w:val="28"/>
-          <w:szCs w:val="28"/>
-        </w:rPr>
-      </w:pPr>
-      <w:r>
-        <w:rPr>
-          <w:rFonts w:ascii="Times New Roman" w:hAnsi="Times New Roman"/>
-          <w:sz w:val="28"/>
-          <w:szCs w:val="28"/>
-        </w:rPr>
-        <w:t xml:space="preserve">        Протокол успешного проведения комплексных испытаний.</w:t>
-      </w:r>
-    </w:p>
-    <w:p>
-      <w:pPr>
-        <w:rPr>
-          <w:rFonts w:ascii="Times New Roman" w:hAnsi="Times New Roman" w:cs="Times New Roman"/>
-          <w:sz w:val="28"/>
-          <w:szCs w:val="28"/>
-        </w:rPr>
-      </w:pPr>
-      <w:r>
-        <w:rPr>
-          <w:rFonts w:ascii="Times New Roman" w:hAnsi="Times New Roman"/>
-          <w:sz w:val="28"/>
-          <w:szCs w:val="28"/>
-        </w:rPr>
-        <w:t xml:space="preserve">        Акт сдачи-приемки Автоматизированной системы в промышленную эксплуатацию.</w:t>
-      </w:r>
+        <w:spacing w:line="360" w:lineRule="auto"/>
+        <w:ind w:firstLine="709"/>
+        <w:jc w:val="both"/>
+        <w:rPr>
+          <w:rFonts w:ascii="Times New Roman" w:hAnsi="Times New Roman" w:cs="Times New Roman"/>
+          <w:sz w:val="28"/>
+          <w:szCs w:val="28"/>
+        </w:rPr>
+      </w:pPr>
+      <w:r>
+        <w:rPr>
+          <w:rFonts w:ascii="Times New Roman" w:hAnsi="Times New Roman" w:cs="Times New Roman"/>
+          <w:sz w:val="28"/>
+          <w:szCs w:val="28"/>
+        </w:rPr>
+        <w:t>Заказчик обязуется:</w:t>
+      </w:r>
+    </w:p>
+    <w:p>
+      <w:pPr>
+        <w:spacing w:line="360" w:lineRule="auto"/>
+        <w:ind w:firstLine="709"/>
+        <w:jc w:val="both"/>
+        <w:rPr>
+          <w:rFonts w:ascii="Times New Roman" w:hAnsi="Times New Roman" w:cs="Times New Roman"/>
+          <w:sz w:val="28"/>
+          <w:szCs w:val="28"/>
+        </w:rPr>
+      </w:pPr>
+      <w:r>
+        <w:rPr>
+          <w:rFonts w:ascii="Times New Roman" w:hAnsi="Times New Roman" w:cs="Times New Roman"/>
+          <w:sz w:val="28"/>
+          <w:szCs w:val="28"/>
+        </w:rPr>
+        <w:t>- Подготовить серверные мощности в соответствии с п. 4.</w:t>
+      </w:r>
+    </w:p>
+    <w:p>
+      <w:pPr>
+        <w:spacing w:line="360" w:lineRule="auto"/>
+        <w:ind w:firstLine="709"/>
+        <w:jc w:val="both"/>
+        <w:rPr>
+          <w:rFonts w:ascii="Times New Roman" w:hAnsi="Times New Roman" w:cs="Times New Roman"/>
+          <w:sz w:val="28"/>
+          <w:szCs w:val="28"/>
+        </w:rPr>
+      </w:pPr>
+      <w:r>
+        <w:rPr>
+          <w:rFonts w:ascii="Times New Roman" w:hAnsi="Times New Roman" w:cs="Times New Roman"/>
+          <w:sz w:val="28"/>
+          <w:szCs w:val="28"/>
+        </w:rPr>
+        <w:t>- Обеспечить наличие рабочих мест для сотрудников с установленной ОС РЕД ОС.</w:t>
+      </w:r>
+    </w:p>
+    <w:p>
+      <w:pPr>
+        <w:spacing w:line="360" w:lineRule="auto"/>
+        <w:ind w:firstLine="709"/>
+        <w:jc w:val="both"/>
+        <w:rPr>
+          <w:rFonts w:ascii="Times New Roman" w:hAnsi="Times New Roman" w:cs="Times New Roman"/>
+          <w:sz w:val="28"/>
+          <w:szCs w:val="28"/>
+        </w:rPr>
+      </w:pPr>
+      <w:r>
+        <w:rPr>
+          <w:rFonts w:ascii="Times New Roman" w:hAnsi="Times New Roman" w:cs="Times New Roman"/>
+          <w:sz w:val="28"/>
+          <w:szCs w:val="28"/>
+        </w:rPr>
+        <w:t>- Назначить приказом ответственного администратора АС и сотрудников, которые пройдут обучение.</w:t>
+      </w:r>
+    </w:p>
+    <w:p>
+      <w:pPr>
+        <w:spacing w:line="360" w:lineRule="auto"/>
+        <w:ind w:firstLine="709"/>
+        <w:jc w:val="both"/>
+        <w:rPr>
+          <w:rFonts w:ascii="Times New Roman" w:hAnsi="Times New Roman" w:cs="Times New Roman"/>
+          <w:sz w:val="28"/>
+          <w:szCs w:val="28"/>
+        </w:rPr>
+      </w:pPr>
+      <w:r>
+        <w:rPr>
+          <w:rFonts w:ascii="Times New Roman" w:hAnsi="Times New Roman" w:cs="Times New Roman"/>
+          <w:sz w:val="28"/>
+          <w:szCs w:val="28"/>
+        </w:rPr>
+        <w:t>- Обеспечить доступ разработчиков к тестовой среде на время разработки и отладки.</w:t>
+      </w:r>
+    </w:p>
+    <w:p>
+      <w:pPr>
+        <w:rPr>
+          <w:rFonts w:ascii="Times New Roman" w:hAnsi="Times New Roman" w:cs="Times New Roman"/>
+          <w:sz w:val="28"/>
+          <w:szCs w:val="28"/>
+        </w:rPr>
+      </w:pPr>
       <w:r>
         <w:rPr>
           <w:rFonts w:ascii="Times New Roman" w:hAnsi="Times New Roman" w:cs="Times New Roman"/>
@@ -5776,15 +5706,11 @@
     </w:p>
     <w:p>
       <w:pPr>
-        <w:pStyle w:val="ae"/>
-      </w:pPr>
-      <w:bookmarkStart w:id="15" w:name="_Toc216808513"/>
-      <w:r>
-        <w:lastRenderedPageBreak/>
-        <w:t xml:space="preserve">Требования к </w:t>
-      </w:r>
-      <w:r>
-        <w:t>составу и содержанию работ по подготовке объекта автоматизации к вводу АС в действие</w:t>
+        <w:pStyle w:val="38"/>
+      </w:pPr>
+      <w:bookmarkStart w:id="15" w:name="_Toc216808514"/>
+      <w:r>
+        <w:t>Требования к документированию</w:t>
       </w:r>
       <w:bookmarkEnd w:id="15"/>
     </w:p>
@@ -5805,7 +5731,7 @@
           <w:sz w:val="28"/>
           <w:szCs w:val="28"/>
         </w:rPr>
-        <w:t>Заказчик обязуется:</w:t>
+        <w:t>Перечень разрабатываемых документов:</w:t>
       </w:r>
     </w:p>
     <w:p>
@@ -5825,7 +5751,7 @@
           <w:sz w:val="28"/>
           <w:szCs w:val="28"/>
         </w:rPr>
-        <w:t>- Подготовить серверные мощности в соответствии с п. 4.</w:t>
+        <w:t>- Техническое задание.</w:t>
       </w:r>
     </w:p>
     <w:p>
@@ -5845,7 +5771,7 @@
           <w:sz w:val="28"/>
           <w:szCs w:val="28"/>
         </w:rPr>
-        <w:t>- Обеспечить наличие рабочих мест для сотрудников с установленной ОС РЕД ОС.</w:t>
+        <w:t>- Технический проект.</w:t>
       </w:r>
     </w:p>
     <w:p>
@@ -5865,15 +5791,7 @@
           <w:sz w:val="28"/>
           <w:szCs w:val="28"/>
         </w:rPr>
-        <w:t>- Назначить приказ</w:t>
-      </w:r>
-      <w:r>
-        <w:rPr>
-          <w:rFonts w:ascii="Times New Roman" w:hAnsi="Times New Roman" w:cs="Times New Roman"/>
-          <w:sz w:val="28"/>
-          <w:szCs w:val="28"/>
-        </w:rPr>
-        <w:t>ом ответственного администратора АС и сотрудников, которые пройдут обучение.</w:t>
+        <w:t>- Руководство системного администратора.</w:t>
       </w:r>
     </w:p>
     <w:p>
@@ -5893,7 +5811,135 @@
           <w:sz w:val="28"/>
           <w:szCs w:val="28"/>
         </w:rPr>
-        <w:t>- Обеспечить доступ разработчиков к тестовой среде на время разработки и отладки.</w:t>
+        <w:t>- Руководство оператора.</w:t>
+      </w:r>
+    </w:p>
+    <w:p>
+      <w:pPr>
+        <w:spacing w:line="360" w:lineRule="auto"/>
+        <w:ind w:firstLine="709"/>
+        <w:jc w:val="both"/>
+        <w:rPr>
+          <w:rFonts w:ascii="Times New Roman" w:hAnsi="Times New Roman" w:cs="Times New Roman"/>
+          <w:sz w:val="28"/>
+          <w:szCs w:val="28"/>
+        </w:rPr>
+      </w:pPr>
+      <w:r>
+        <w:rPr>
+          <w:rFonts w:ascii="Times New Roman" w:hAnsi="Times New Roman" w:cs="Times New Roman"/>
+          <w:sz w:val="28"/>
+          <w:szCs w:val="28"/>
+        </w:rPr>
+        <w:t>- Руководство пользователя десктопного приложения.</w:t>
+      </w:r>
+    </w:p>
+    <w:p>
+      <w:pPr>
+        <w:spacing w:line="360" w:lineRule="auto"/>
+        <w:ind w:firstLine="709"/>
+        <w:jc w:val="both"/>
+        <w:rPr>
+          <w:rFonts w:ascii="Times New Roman" w:hAnsi="Times New Roman" w:cs="Times New Roman"/>
+          <w:sz w:val="28"/>
+          <w:szCs w:val="28"/>
+        </w:rPr>
+      </w:pPr>
+      <w:r>
+        <w:rPr>
+          <w:rFonts w:ascii="Times New Roman" w:hAnsi="Times New Roman" w:cs="Times New Roman"/>
+          <w:sz w:val="28"/>
+          <w:szCs w:val="28"/>
+        </w:rPr>
+        <w:t>- Руководство пользователя веб-портала.</w:t>
+      </w:r>
+    </w:p>
+    <w:p>
+      <w:pPr>
+        <w:spacing w:line="360" w:lineRule="auto"/>
+        <w:ind w:firstLine="709"/>
+        <w:jc w:val="both"/>
+        <w:rPr>
+          <w:rFonts w:ascii="Times New Roman" w:hAnsi="Times New Roman" w:cs="Times New Roman"/>
+          <w:sz w:val="28"/>
+          <w:szCs w:val="28"/>
+        </w:rPr>
+      </w:pPr>
+      <w:r>
+        <w:rPr>
+          <w:rFonts w:ascii="Times New Roman" w:hAnsi="Times New Roman" w:cs="Times New Roman"/>
+          <w:sz w:val="28"/>
+          <w:szCs w:val="28"/>
+        </w:rPr>
+        <w:t>- Описание API.</w:t>
+      </w:r>
+    </w:p>
+    <w:p>
+      <w:pPr>
+        <w:spacing w:line="360" w:lineRule="auto"/>
+        <w:ind w:firstLine="709"/>
+        <w:jc w:val="both"/>
+        <w:rPr>
+          <w:rFonts w:ascii="Times New Roman" w:hAnsi="Times New Roman" w:cs="Times New Roman"/>
+          <w:sz w:val="28"/>
+          <w:szCs w:val="28"/>
+        </w:rPr>
+      </w:pPr>
+      <w:r>
+        <w:rPr>
+          <w:rFonts w:ascii="Times New Roman" w:hAnsi="Times New Roman" w:cs="Times New Roman"/>
+          <w:sz w:val="28"/>
+          <w:szCs w:val="28"/>
+        </w:rPr>
+        <w:t>- Программа и методика испытаний.</w:t>
+      </w:r>
+      <w:r>
+        <w:rPr>
+          <w:rFonts w:ascii="Times New Roman" w:hAnsi="Times New Roman" w:cs="Times New Roman"/>
+          <w:sz w:val="28"/>
+          <w:szCs w:val="28"/>
+        </w:rPr>
+        <w:tab/>
+      </w:r>
+    </w:p>
+    <w:p>
+      <w:pPr>
+        <w:spacing w:line="360" w:lineRule="auto"/>
+        <w:ind w:firstLine="709"/>
+        <w:jc w:val="both"/>
+        <w:rPr>
+          <w:rFonts w:ascii="Times New Roman" w:hAnsi="Times New Roman" w:cs="Times New Roman"/>
+          <w:sz w:val="28"/>
+          <w:szCs w:val="28"/>
+        </w:rPr>
+      </w:pPr>
+      <w:r>
+        <w:rPr>
+          <w:rFonts w:ascii="Times New Roman" w:hAnsi="Times New Roman" w:cs="Times New Roman"/>
+          <w:sz w:val="28"/>
+          <w:szCs w:val="28"/>
+        </w:rPr>
+        <w:t>Вид представления и количество: Электронный документ в формате PDF (2 экз.) и DOCX (1 экз.).</w:t>
+      </w:r>
+    </w:p>
+    <w:p>
+      <w:pPr>
+        <w:spacing w:line="360" w:lineRule="auto"/>
+        <w:ind w:firstLine="709"/>
+        <w:jc w:val="both"/>
+        <w:rPr>
+          <w:rFonts w:ascii="Times New Roman" w:hAnsi="Times New Roman" w:cs="Times New Roman"/>
+          <w:sz w:val="28"/>
+          <w:szCs w:val="28"/>
+        </w:rPr>
+      </w:pPr>
+      <w:r>
+        <w:rPr>
+          <w:rFonts w:ascii="Times New Roman" w:hAnsi="Times New Roman" w:cs="Times New Roman"/>
+          <w:sz w:val="28"/>
+          <w:szCs w:val="28"/>
+        </w:rPr>
+        <w:t>Требования по использованию ЕСПД: Документация оформляется в соответствии с ГОСТ 19.101-77 и настоящим стандартом.</w:t>
       </w:r>
     </w:p>
     <w:p>
@@ -5915,286 +5961,13 @@
     </w:p>
     <w:p>
       <w:pPr>
-        <w:pStyle w:val="ae"/>
-      </w:pPr>
-      <w:bookmarkStart w:id="16" w:name="_Toc216808514"/>
-      <w:r>
-        <w:lastRenderedPageBreak/>
-        <w:t>Требования к документированию</w:t>
+        <w:pStyle w:val="38"/>
+      </w:pPr>
+      <w:bookmarkStart w:id="16" w:name="_Toc216808515"/>
+      <w:r>
+        <w:t>Источники разработки</w:t>
       </w:r>
       <w:bookmarkEnd w:id="16"/>
-    </w:p>
-    <w:p>
-      <w:pPr>
-        <w:spacing w:line="360" w:lineRule="auto"/>
-        <w:ind w:firstLine="709"/>
-        <w:jc w:val="both"/>
-        <w:rPr>
-          <w:rFonts w:ascii="Times New Roman" w:hAnsi="Times New Roman" w:cs="Times New Roman"/>
-          <w:sz w:val="28"/>
-          <w:szCs w:val="28"/>
-        </w:rPr>
-      </w:pPr>
-      <w:r>
-        <w:rPr>
-          <w:rFonts w:ascii="Times New Roman" w:hAnsi="Times New Roman" w:cs="Times New Roman"/>
-          <w:sz w:val="28"/>
-          <w:szCs w:val="28"/>
-        </w:rPr>
-        <w:t>Перечень разрабатываемых документов:</w:t>
-      </w:r>
-    </w:p>
-    <w:p>
-      <w:pPr>
-        <w:spacing w:line="360" w:lineRule="auto"/>
-        <w:ind w:firstLine="709"/>
-        <w:jc w:val="both"/>
-        <w:rPr>
-          <w:rFonts w:ascii="Times New Roman" w:hAnsi="Times New Roman" w:cs="Times New Roman"/>
-          <w:sz w:val="28"/>
-          <w:szCs w:val="28"/>
-        </w:rPr>
-      </w:pPr>
-      <w:r>
-        <w:rPr>
-          <w:rFonts w:ascii="Times New Roman" w:hAnsi="Times New Roman" w:cs="Times New Roman"/>
-          <w:sz w:val="28"/>
-          <w:szCs w:val="28"/>
-        </w:rPr>
-        <w:t>- Техническое задание.</w:t>
-      </w:r>
-    </w:p>
-    <w:p>
-      <w:pPr>
-        <w:spacing w:line="360" w:lineRule="auto"/>
-        <w:ind w:firstLine="709"/>
-        <w:jc w:val="both"/>
-        <w:rPr>
-          <w:rFonts w:ascii="Times New Roman" w:hAnsi="Times New Roman" w:cs="Times New Roman"/>
-          <w:sz w:val="28"/>
-          <w:szCs w:val="28"/>
-        </w:rPr>
-      </w:pPr>
-      <w:r>
-        <w:rPr>
-          <w:rFonts w:ascii="Times New Roman" w:hAnsi="Times New Roman" w:cs="Times New Roman"/>
-          <w:sz w:val="28"/>
-          <w:szCs w:val="28"/>
-        </w:rPr>
-        <w:t>- Тех</w:t>
-      </w:r>
-      <w:r>
-        <w:rPr>
-          <w:rFonts w:ascii="Times New Roman" w:hAnsi="Times New Roman" w:cs="Times New Roman"/>
-          <w:sz w:val="28"/>
-          <w:szCs w:val="28"/>
-        </w:rPr>
-        <w:t>нический проект.</w:t>
-      </w:r>
-    </w:p>
-    <w:p>
-      <w:pPr>
-        <w:spacing w:line="360" w:lineRule="auto"/>
-        <w:ind w:firstLine="709"/>
-        <w:jc w:val="both"/>
-        <w:rPr>
-          <w:rFonts w:ascii="Times New Roman" w:hAnsi="Times New Roman" w:cs="Times New Roman"/>
-          <w:sz w:val="28"/>
-          <w:szCs w:val="28"/>
-        </w:rPr>
-      </w:pPr>
-      <w:r>
-        <w:rPr>
-          <w:rFonts w:ascii="Times New Roman" w:hAnsi="Times New Roman" w:cs="Times New Roman"/>
-          <w:sz w:val="28"/>
-          <w:szCs w:val="28"/>
-        </w:rPr>
-        <w:t>- Руководство системного администратора.</w:t>
-      </w:r>
-    </w:p>
-    <w:p>
-      <w:pPr>
-        <w:spacing w:line="360" w:lineRule="auto"/>
-        <w:ind w:firstLine="709"/>
-        <w:jc w:val="both"/>
-        <w:rPr>
-          <w:rFonts w:ascii="Times New Roman" w:hAnsi="Times New Roman" w:cs="Times New Roman"/>
-          <w:sz w:val="28"/>
-          <w:szCs w:val="28"/>
-        </w:rPr>
-      </w:pPr>
-      <w:r>
-        <w:rPr>
-          <w:rFonts w:ascii="Times New Roman" w:hAnsi="Times New Roman" w:cs="Times New Roman"/>
-          <w:sz w:val="28"/>
-          <w:szCs w:val="28"/>
-        </w:rPr>
-        <w:t>- Руководство оператора.</w:t>
-      </w:r>
-    </w:p>
-    <w:p>
-      <w:pPr>
-        <w:spacing w:line="360" w:lineRule="auto"/>
-        <w:ind w:firstLine="709"/>
-        <w:jc w:val="both"/>
-        <w:rPr>
-          <w:rFonts w:ascii="Times New Roman" w:hAnsi="Times New Roman" w:cs="Times New Roman"/>
-          <w:sz w:val="28"/>
-          <w:szCs w:val="28"/>
-        </w:rPr>
-      </w:pPr>
-      <w:r>
-        <w:rPr>
-          <w:rFonts w:ascii="Times New Roman" w:hAnsi="Times New Roman" w:cs="Times New Roman"/>
-          <w:sz w:val="28"/>
-          <w:szCs w:val="28"/>
-        </w:rPr>
-        <w:t>- Руководство пользователя десктопного приложения.</w:t>
-      </w:r>
-    </w:p>
-    <w:p>
-      <w:pPr>
-        <w:spacing w:line="360" w:lineRule="auto"/>
-        <w:ind w:firstLine="709"/>
-        <w:jc w:val="both"/>
-        <w:rPr>
-          <w:rFonts w:ascii="Times New Roman" w:hAnsi="Times New Roman" w:cs="Times New Roman"/>
-          <w:sz w:val="28"/>
-          <w:szCs w:val="28"/>
-        </w:rPr>
-      </w:pPr>
-      <w:r>
-        <w:rPr>
-          <w:rFonts w:ascii="Times New Roman" w:hAnsi="Times New Roman" w:cs="Times New Roman"/>
-          <w:sz w:val="28"/>
-          <w:szCs w:val="28"/>
-        </w:rPr>
-        <w:t>- Руководство пользователя веб-портала.</w:t>
-      </w:r>
-    </w:p>
-    <w:p>
-      <w:pPr>
-        <w:spacing w:line="360" w:lineRule="auto"/>
-        <w:ind w:firstLine="709"/>
-        <w:jc w:val="both"/>
-        <w:rPr>
-          <w:rFonts w:ascii="Times New Roman" w:hAnsi="Times New Roman" w:cs="Times New Roman"/>
-          <w:sz w:val="28"/>
-          <w:szCs w:val="28"/>
-        </w:rPr>
-      </w:pPr>
-      <w:r>
-        <w:rPr>
-          <w:rFonts w:ascii="Times New Roman" w:hAnsi="Times New Roman" w:cs="Times New Roman"/>
-          <w:sz w:val="28"/>
-          <w:szCs w:val="28"/>
-        </w:rPr>
-        <w:t>- Описание API.</w:t>
-      </w:r>
-    </w:p>
-    <w:p>
-      <w:pPr>
-        <w:spacing w:line="360" w:lineRule="auto"/>
-        <w:ind w:firstLine="709"/>
-        <w:jc w:val="both"/>
-        <w:rPr>
-          <w:rFonts w:ascii="Times New Roman" w:hAnsi="Times New Roman" w:cs="Times New Roman"/>
-          <w:sz w:val="28"/>
-          <w:szCs w:val="28"/>
-        </w:rPr>
-      </w:pPr>
-      <w:r>
-        <w:rPr>
-          <w:rFonts w:ascii="Times New Roman" w:hAnsi="Times New Roman" w:cs="Times New Roman"/>
-          <w:sz w:val="28"/>
-          <w:szCs w:val="28"/>
-        </w:rPr>
-        <w:t>- Программа и методика испытаний.</w:t>
-      </w:r>
-      <w:r>
-        <w:rPr>
-          <w:rFonts w:ascii="Times New Roman" w:hAnsi="Times New Roman" w:cs="Times New Roman"/>
-          <w:sz w:val="28"/>
-          <w:szCs w:val="28"/>
-        </w:rPr>
-        <w:tab/>
-      </w:r>
-    </w:p>
-    <w:p>
-      <w:pPr>
-        <w:spacing w:line="360" w:lineRule="auto"/>
-        <w:ind w:firstLine="709"/>
-        <w:jc w:val="both"/>
-        <w:rPr>
-          <w:rFonts w:ascii="Times New Roman" w:hAnsi="Times New Roman" w:cs="Times New Roman"/>
-          <w:sz w:val="28"/>
-          <w:szCs w:val="28"/>
-        </w:rPr>
-      </w:pPr>
-      <w:r>
-        <w:rPr>
-          <w:rFonts w:ascii="Times New Roman" w:hAnsi="Times New Roman" w:cs="Times New Roman"/>
-          <w:sz w:val="28"/>
-          <w:szCs w:val="28"/>
-        </w:rPr>
-        <w:t>Вид представления и количество:</w:t>
-      </w:r>
-      <w:r>
-        <w:rPr>
-          <w:rFonts w:ascii="Times New Roman" w:hAnsi="Times New Roman" w:cs="Times New Roman"/>
-          <w:sz w:val="28"/>
-          <w:szCs w:val="28"/>
-        </w:rPr>
-        <w:t xml:space="preserve"> Электронный документ в формате PDF (2 экз.) и DOCX (1 экз.).</w:t>
-      </w:r>
-    </w:p>
-    <w:p>
-      <w:pPr>
-        <w:spacing w:line="360" w:lineRule="auto"/>
-        <w:ind w:firstLine="709"/>
-        <w:jc w:val="both"/>
-        <w:rPr>
-          <w:rFonts w:ascii="Times New Roman" w:hAnsi="Times New Roman" w:cs="Times New Roman"/>
-          <w:sz w:val="28"/>
-          <w:szCs w:val="28"/>
-        </w:rPr>
-      </w:pPr>
-      <w:r>
-        <w:rPr>
-          <w:rFonts w:ascii="Times New Roman" w:hAnsi="Times New Roman" w:cs="Times New Roman"/>
-          <w:sz w:val="28"/>
-          <w:szCs w:val="28"/>
-        </w:rPr>
-        <w:t>Требования по использованию ЕСПД: Документация оформляется в соответствии с ГОСТ 19.101-77 и настоящим стандартом.</w:t>
-      </w:r>
-    </w:p>
-    <w:p>
-      <w:pPr>
-        <w:rPr>
-          <w:rFonts w:ascii="Times New Roman" w:hAnsi="Times New Roman" w:cs="Times New Roman"/>
-          <w:sz w:val="28"/>
-          <w:szCs w:val="28"/>
-        </w:rPr>
-      </w:pPr>
-      <w:r>
-        <w:rPr>
-          <w:rFonts w:ascii="Times New Roman" w:hAnsi="Times New Roman" w:cs="Times New Roman"/>
-          <w:sz w:val="28"/>
-          <w:szCs w:val="28"/>
-        </w:rPr>
-        <w:br w:type="page"/>
-      </w:r>
-    </w:p>
-    <w:p>
-      <w:pPr>
-        <w:pStyle w:val="ae"/>
-      </w:pPr>
-      <w:bookmarkStart w:id="17" w:name="_Toc216808515"/>
-      <w:r>
-        <w:lastRenderedPageBreak/>
-        <w:t>Источники разработки</w:t>
-      </w:r>
-      <w:bookmarkEnd w:id="17"/>
     </w:p>
     <w:p>
       <w:pPr>
@@ -6215,15 +5988,7 @@
           <w:sz w:val="28"/>
           <w:szCs w:val="28"/>
         </w:rPr>
-        <w:t>При разработке автоматизированной системы использованы с</w:t>
-      </w:r>
-      <w:r>
-        <w:rPr>
-          <w:rFonts w:ascii="Times New Roman" w:hAnsi="Times New Roman" w:cs="Times New Roman"/>
-          <w:sz w:val="28"/>
-          <w:szCs w:val="28"/>
-        </w:rPr>
-        <w:t>ледующие источники:</w:t>
+        <w:t>При разработке автоматизированной системы использованы следующие источники:</w:t>
       </w:r>
     </w:p>
     <w:p>
@@ -6254,6 +6019,13 @@
           <w:szCs w:val="28"/>
         </w:rPr>
         <w:tab/>
+      </w:r>
+      <w:r>
+        <w:rPr>
+          <w:rFonts w:ascii="Times New Roman" w:hAnsi="Times New Roman" w:cs="Times New Roman"/>
+          <w:sz w:val="28"/>
+          <w:szCs w:val="28"/>
+        </w:rPr>
         <w:t>техническое задание, утверждённое заказчиком и исполнителем;</w:t>
       </w:r>
     </w:p>
@@ -6285,6 +6057,13 @@
           <w:szCs w:val="28"/>
         </w:rPr>
         <w:tab/>
+      </w:r>
+      <w:r>
+        <w:rPr>
+          <w:rFonts w:ascii="Times New Roman" w:hAnsi="Times New Roman" w:cs="Times New Roman"/>
+          <w:sz w:val="28"/>
+          <w:szCs w:val="28"/>
+        </w:rPr>
         <w:t>нормативные документы: ГОСТ 34.602–2020, ГОСТ 19.201–78, ФЗ-152 «О персональных данных»;</w:t>
       </w:r>
     </w:p>
@@ -6375,15 +6154,7 @@
           <w:sz w:val="28"/>
           <w:szCs w:val="28"/>
         </w:rPr>
-        <w:t xml:space="preserve">чебно-методическая </w:t>
-      </w:r>
-      <w:r>
-        <w:rPr>
-          <w:rFonts w:ascii="Times New Roman" w:hAnsi="Times New Roman"/>
-          <w:sz w:val="28"/>
-          <w:szCs w:val="28"/>
-        </w:rPr>
-        <w:t>документация ГАПОУ СО «КПК».</w:t>
+        <w:t>чебно-методическая документация ГАПОУ СО «КПК».</w:t>
       </w:r>
     </w:p>
     <w:p>
@@ -6412,6 +6183,13 @@
           <w:szCs w:val="28"/>
         </w:rPr>
         <w:tab/>
+      </w:r>
+      <w:r>
+        <w:rPr>
+          <w:rFonts w:ascii="Times New Roman" w:hAnsi="Times New Roman"/>
+          <w:sz w:val="28"/>
+          <w:szCs w:val="28"/>
+        </w:rPr>
         <w:t>внутренние регламенты МБОУ «Ильинская СОШ» по информационной политике.</w:t>
       </w:r>
     </w:p>
@@ -6434,15 +6212,7 @@
           <w:sz w:val="28"/>
           <w:szCs w:val="28"/>
         </w:rPr>
-        <w:t>6</w:t>
-      </w:r>
-      <w:r>
-        <w:rPr>
-          <w:rFonts w:ascii="Times New Roman" w:hAnsi="Times New Roman" w:cs="Times New Roman"/>
-          <w:sz w:val="28"/>
-          <w:szCs w:val="28"/>
-        </w:rPr>
-        <w:t>)</w:t>
+        <w:t>6)</w:t>
       </w:r>
       <w:r>
         <w:rPr>
@@ -6451,6 +6221,13 @@
           <w:szCs w:val="28"/>
         </w:rPr>
         <w:tab/>
+      </w:r>
+      <w:r>
+        <w:rPr>
+          <w:rFonts w:ascii="Times New Roman" w:hAnsi="Times New Roman" w:cs="Times New Roman"/>
+          <w:sz w:val="28"/>
+          <w:szCs w:val="28"/>
+        </w:rPr>
         <w:t>аналитические и информационные материалы по отечественным и зарубежным системам учёта и управления образовательными мероприятиями;</w:t>
       </w:r>
     </w:p>
@@ -6473,30 +6250,22 @@
           <w:sz w:val="28"/>
           <w:szCs w:val="28"/>
         </w:rPr>
-        <w:t>Эти источники обесп</w:t>
-      </w:r>
-      <w:r>
-        <w:rPr>
-          <w:rFonts w:ascii="Times New Roman" w:hAnsi="Times New Roman" w:cs="Times New Roman"/>
-          <w:sz w:val="28"/>
-          <w:szCs w:val="28"/>
-        </w:rPr>
-        <w:t>ечивают обоснованность требований, функциональных возможностей и структуры разрабатываемой системы.</w:t>
+        <w:t>Эти источники обеспечивают обоснованность требований, функциональных возможностей и структуры разрабатываемой системы.</w:t>
       </w:r>
     </w:p>
     <w:sectPr>
       <w:pgSz w:w="11906" w:h="16838"/>
       <w:pgMar w:top="1134" w:right="850" w:bottom="1134" w:left="1701" w:header="708" w:footer="708" w:gutter="0"/>
-      <w:cols w:space="708"/>
-      <w:docGrid w:linePitch="360"/>
+      <w:cols w:space="708" w:num="1"/>
+      <w:docGrid w:linePitch="360" w:charSpace="0"/>
     </w:sectPr>
   </w:body>
 </w:document>
 </file>
 
 <file path=word/endnotes.xml><?xml version="1.0" encoding="utf-8"?>
-<w:endnotes xmlns:wpc="http://schemas.microsoft.com/office/word/2010/wordprocessingCanvas" xmlns:cx="http://schemas.microsoft.com/office/drawing/2014/chartex" xmlns:cx1="http://schemas.microsoft.com/office/drawing/2015/9/8/chartex" xmlns:mc="http://schemas.openxmlformats.org/markup-compatibility/2006" xmlns:o="urn:schemas-microsoft-com:office:office" xmlns:r="http://schemas.openxmlformats.org/officeDocument/2006/relationships" xmlns:m="http://schemas.openxmlformats.org/officeDocument/2006/math" xmlns:v="urn:schemas-microsoft-com:vml" xmlns:wp14="http://schemas.microsoft.com/office/word/2010/wordprocessingDrawing" xmlns:wp="http://schemas.openxmlformats.org/drawingml/2006/wordprocessingDrawing" xmlns:w10="urn:schemas-microsoft-com:office:word" xmlns:w="http://schemas.openxmlformats.org/wordprocessingml/2006/main" xmlns:w14="http://schemas.microsoft.com/office/word/2010/wordml" xmlns:w15="http://schemas.microsoft.com/office/word/2012/wordml" xmlns:w16se="http://schemas.microsoft.com/office/word/2015/wordml/symex" xmlns:wpg="http://schemas.microsoft.com/office/word/2010/wordprocessingGroup" xmlns:wpi="http://schemas.microsoft.com/office/word/2010/wordprocessingInk" xmlns:wne="http://schemas.microsoft.com/office/word/2006/wordml" xmlns:wps="http://schemas.microsoft.com/office/word/2010/wordprocessingShape" mc:Ignorable="w14 w15 w16se wp14">
-  <w:endnote w:type="separator" w:id="-1">
+<w:endnotes xmlns:wpc="http://schemas.microsoft.com/office/word/2010/wordprocessingCanvas" xmlns:mc="http://schemas.openxmlformats.org/markup-compatibility/2006" xmlns:o="urn:schemas-microsoft-com:office:office" xmlns:r="http://schemas.openxmlformats.org/officeDocument/2006/relationships" xmlns:m="http://schemas.openxmlformats.org/officeDocument/2006/math" xmlns:v="urn:schemas-microsoft-com:vml" xmlns:wp14="http://schemas.microsoft.com/office/word/2010/wordprocessingDrawing" xmlns:wp="http://schemas.openxmlformats.org/drawingml/2006/wordprocessingDrawing" xmlns:w="http://schemas.openxmlformats.org/wordprocessingml/2006/main" xmlns:w14="http://schemas.microsoft.com/office/word/2010/wordml" xmlns:w15="http://schemas.microsoft.com/office/word/2012/wordml" xmlns:w10="urn:schemas-microsoft-com:office:word" xmlns:wpg="http://schemas.microsoft.com/office/word/2010/wordprocessingGroup" xmlns:wpi="http://schemas.microsoft.com/office/word/2010/wordprocessingInk" xmlns:wne="http://schemas.microsoft.com/office/word/2006/wordml" xmlns:wps="http://schemas.microsoft.com/office/word/2010/wordprocessingShape" xmlns:wpsCustomData="http://www.wps.cn/officeDocument/2013/wpsCustomData" mc:Ignorable="w14 w15 wp14">
+  <w:endnote w:type="separator" w:id="0">
     <w:p>
       <w:pPr>
         <w:spacing w:line="240" w:lineRule="auto"/>
@@ -6506,7 +6275,7 @@
       </w:r>
     </w:p>
   </w:endnote>
-  <w:endnote w:type="continuationSeparator" w:id="0">
+  <w:endnote w:type="continuationSeparator" w:id="1">
     <w:p>
       <w:pPr>
         <w:spacing w:line="240" w:lineRule="auto"/>
@@ -6520,21 +6289,21 @@
 </file>
 
 <file path=word/footnotes.xml><?xml version="1.0" encoding="utf-8"?>
-<w:footnotes xmlns:wpc="http://schemas.microsoft.com/office/word/2010/wordprocessingCanvas" xmlns:cx="http://schemas.microsoft.com/office/drawing/2014/chartex" xmlns:cx1="http://schemas.microsoft.com/office/drawing/2015/9/8/chartex" xmlns:mc="http://schemas.openxmlformats.org/markup-compatibility/2006" xmlns:o="urn:schemas-microsoft-com:office:office" xmlns:r="http://schemas.openxmlformats.org/officeDocument/2006/relationships" xmlns:m="http://schemas.openxmlformats.org/officeDocument/2006/math" xmlns:v="urn:schemas-microsoft-com:vml" xmlns:wp14="http://schemas.microsoft.com/office/word/2010/wordprocessingDrawing" xmlns:wp="http://schemas.openxmlformats.org/drawingml/2006/wordprocessingDrawing" xmlns:w10="urn:schemas-microsoft-com:office:word" xmlns:w="http://schemas.openxmlformats.org/wordprocessingml/2006/main" xmlns:w14="http://schemas.microsoft.com/office/word/2010/wordml" xmlns:w15="http://schemas.microsoft.com/office/word/2012/wordml" xmlns:w16se="http://schemas.microsoft.com/office/word/2015/wordml/symex" xmlns:wpg="http://schemas.microsoft.com/office/word/2010/wordprocessingGroup" xmlns:wpi="http://schemas.microsoft.com/office/word/2010/wordprocessingInk" xmlns:wne="http://schemas.microsoft.com/office/word/2006/wordml" xmlns:wps="http://schemas.microsoft.com/office/word/2010/wordprocessingShape" mc:Ignorable="w14 w15 w16se wp14">
-  <w:footnote w:type="separator" w:id="-1">
-    <w:p>
-      <w:pPr>
-        <w:spacing w:after="0"/>
+<w:footnotes xmlns:wpc="http://schemas.microsoft.com/office/word/2010/wordprocessingCanvas" xmlns:mc="http://schemas.openxmlformats.org/markup-compatibility/2006" xmlns:o="urn:schemas-microsoft-com:office:office" xmlns:r="http://schemas.openxmlformats.org/officeDocument/2006/relationships" xmlns:m="http://schemas.openxmlformats.org/officeDocument/2006/math" xmlns:v="urn:schemas-microsoft-com:vml" xmlns:wp14="http://schemas.microsoft.com/office/word/2010/wordprocessingDrawing" xmlns:wp="http://schemas.openxmlformats.org/drawingml/2006/wordprocessingDrawing" xmlns:w="http://schemas.openxmlformats.org/wordprocessingml/2006/main" xmlns:w14="http://schemas.microsoft.com/office/word/2010/wordml" xmlns:w15="http://schemas.microsoft.com/office/word/2012/wordml" xmlns:w10="urn:schemas-microsoft-com:office:word" xmlns:wpg="http://schemas.microsoft.com/office/word/2010/wordprocessingGroup" xmlns:wpi="http://schemas.microsoft.com/office/word/2010/wordprocessingInk" xmlns:wne="http://schemas.microsoft.com/office/word/2006/wordml" xmlns:wps="http://schemas.microsoft.com/office/word/2010/wordprocessingShape" xmlns:wpsCustomData="http://www.wps.cn/officeDocument/2013/wpsCustomData" mc:Ignorable="w14 w15 wp14">
+  <w:footnote w:type="separator" w:id="0">
+    <w:p>
+      <w:pPr>
+        <w:spacing w:before="0" w:after="0" w:line="278" w:lineRule="auto"/>
       </w:pPr>
       <w:r>
         <w:separator/>
       </w:r>
     </w:p>
   </w:footnote>
-  <w:footnote w:type="continuationSeparator" w:id="0">
-    <w:p>
-      <w:pPr>
-        <w:spacing w:after="0"/>
+  <w:footnote w:type="continuationSeparator" w:id="1">
+    <w:p>
+      <w:pPr>
+        <w:spacing w:before="0" w:after="0" w:line="278" w:lineRule="auto"/>
       </w:pPr>
       <w:r>
         <w:continuationSeparator/>
@@ -6545,12 +6314,12 @@
 </file>
 
 <file path=word/numbering.xml><?xml version="1.0" encoding="utf-8"?>
-<w:numbering xmlns:wpc="http://schemas.microsoft.com/office/word/2010/wordprocessingCanvas" xmlns:cx="http://schemas.microsoft.com/office/drawing/2014/chartex" xmlns:cx1="http://schemas.microsoft.com/office/drawing/2015/9/8/chartex" xmlns:mc="http://schemas.openxmlformats.org/markup-compatibility/2006" xmlns:o="urn:schemas-microsoft-com:office:office" xmlns:r="http://schemas.openxmlformats.org/officeDocument/2006/relationships" xmlns:m="http://schemas.openxmlformats.org/officeDocument/2006/math" xmlns:v="urn:schemas-microsoft-com:vml" xmlns:wp14="http://schemas.microsoft.com/office/word/2010/wordprocessingDrawing" xmlns:wp="http://schemas.openxmlformats.org/drawingml/2006/wordprocessingDrawing" xmlns:w10="urn:schemas-microsoft-com:office:word" xmlns:w="http://schemas.openxmlformats.org/wordprocessingml/2006/main" xmlns:w14="http://schemas.microsoft.com/office/word/2010/wordml" xmlns:w15="http://schemas.microsoft.com/office/word/2012/wordml" xmlns:w16se="http://schemas.microsoft.com/office/word/2015/wordml/symex" xmlns:wpg="http://schemas.microsoft.com/office/word/2010/wordprocessingGroup" xmlns:wpi="http://schemas.microsoft.com/office/word/2010/wordprocessingInk" xmlns:wne="http://schemas.microsoft.com/office/word/2006/wordml" xmlns:wps="http://schemas.microsoft.com/office/word/2010/wordprocessingShape" mc:Ignorable="w14 w15 w16se wp14">
-  <w:abstractNum w:abstractNumId="0" w15:restartNumberingAfterBreak="0">
+<w:numbering xmlns:wpc="http://schemas.microsoft.com/office/word/2010/wordprocessingCanvas" xmlns:mc="http://schemas.openxmlformats.org/markup-compatibility/2006" xmlns:o="urn:schemas-microsoft-com:office:office" xmlns:r="http://schemas.openxmlformats.org/officeDocument/2006/relationships" xmlns:m="http://schemas.openxmlformats.org/officeDocument/2006/math" xmlns:v="urn:schemas-microsoft-com:vml" xmlns:wp14="http://schemas.microsoft.com/office/word/2010/wordprocessingDrawing" xmlns:wp="http://schemas.openxmlformats.org/drawingml/2006/wordprocessingDrawing" xmlns:w10="urn:schemas-microsoft-com:office:word" xmlns:w="http://schemas.openxmlformats.org/wordprocessingml/2006/main" xmlns:w14="http://schemas.microsoft.com/office/word/2010/wordml" xmlns:wpg="http://schemas.microsoft.com/office/word/2010/wordprocessingGroup" xmlns:wpi="http://schemas.microsoft.com/office/word/2010/wordprocessingInk" xmlns:wne="http://schemas.microsoft.com/office/word/2006/wordml" xmlns:wps="http://schemas.microsoft.com/office/word/2010/wordprocessingShape" xmlns:wpsCustomData="http://www.wps.cn/officeDocument/2013/wpsCustomData" mc:Ignorable="w14 wp14">
+  <w:abstractNum w:abstractNumId="0">
     <w:nsid w:val="A542E37C"/>
     <w:multiLevelType w:val="singleLevel"/>
     <w:tmpl w:val="A542E37C"/>
-    <w:lvl w:ilvl="0">
+    <w:lvl w:ilvl="0" w:tentative="0">
       <w:start w:val="1"/>
       <w:numFmt w:val="decimal"/>
       <w:lvlText w:val="%1."/>
@@ -6573,410 +6342,193 @@
 </file>
 
 <file path=word/styles.xml><?xml version="1.0" encoding="utf-8"?>
-<w:styles xmlns:mc="http://schemas.openxmlformats.org/markup-compatibility/2006" xmlns:r="http://schemas.openxmlformats.org/officeDocument/2006/relationships" xmlns:w="http://schemas.openxmlformats.org/wordprocessingml/2006/main" xmlns:w14="http://schemas.microsoft.com/office/word/2010/wordml" xmlns:w15="http://schemas.microsoft.com/office/word/2012/wordml" xmlns:w16se="http://schemas.microsoft.com/office/word/2015/wordml/symex" mc:Ignorable="w14 w15 w16se">
+<w:styles xmlns:mc="http://schemas.openxmlformats.org/markup-compatibility/2006" xmlns:o="urn:schemas-microsoft-com:office:office" xmlns:r="http://schemas.openxmlformats.org/officeDocument/2006/relationships" xmlns:m="http://schemas.openxmlformats.org/officeDocument/2006/math" xmlns:v="urn:schemas-microsoft-com:vml" xmlns:w="http://schemas.openxmlformats.org/wordprocessingml/2006/main" xmlns:w14="http://schemas.microsoft.com/office/word/2010/wordml" xmlns:w10="urn:schemas-microsoft-com:office:word" xmlns:sl="http://schemas.openxmlformats.org/schemaLibrary/2006/main" xmlns:wpsCustomData="http://www.wps.cn/officeDocument/2013/wpsCustomData" mc:Ignorable="w14">
   <w:docDefaults>
     <w:rPrDefault>
       <w:rPr>
-        <w:rFonts w:ascii="Times New Roman" w:eastAsia="SimSun" w:hAnsi="Times New Roman" w:cs="Times New Roman"/>
-        <w:lang w:val="ru-RU" w:eastAsia="ru-RU" w:bidi="ar-SA"/>
+        <w:rFonts w:ascii="Times New Roman" w:hAnsi="Times New Roman" w:eastAsia="SimSun" w:cs="Times New Roman"/>
       </w:rPr>
     </w:rPrDefault>
     <w:pPrDefault/>
   </w:docDefaults>
-  <w:latentStyles w:defLockedState="0" w:defUIPriority="99" w:defSemiHidden="0" w:defUnhideWhenUsed="0" w:defQFormat="0" w:count="371">
-    <w:lsdException w:name="Normal" w:uiPriority="0" w:qFormat="1"/>
-    <w:lsdException w:name="heading 1" w:uiPriority="9" w:qFormat="1"/>
-    <w:lsdException w:name="heading 2" w:uiPriority="9" w:unhideWhenUsed="1" w:qFormat="1"/>
-    <w:lsdException w:name="heading 3" w:semiHidden="1" w:uiPriority="9" w:unhideWhenUsed="1" w:qFormat="1"/>
-    <w:lsdException w:name="heading 4" w:semiHidden="1" w:uiPriority="9" w:unhideWhenUsed="1" w:qFormat="1"/>
-    <w:lsdException w:name="heading 5" w:semiHidden="1" w:uiPriority="9" w:unhideWhenUsed="1" w:qFormat="1"/>
-    <w:lsdException w:name="heading 6" w:semiHidden="1" w:uiPriority="9" w:unhideWhenUsed="1" w:qFormat="1"/>
-    <w:lsdException w:name="heading 7" w:semiHidden="1" w:uiPriority="9" w:unhideWhenUsed="1" w:qFormat="1"/>
-    <w:lsdException w:name="heading 8" w:semiHidden="1" w:uiPriority="9" w:unhideWhenUsed="1" w:qFormat="1"/>
-    <w:lsdException w:name="heading 9" w:semiHidden="1" w:uiPriority="9" w:unhideWhenUsed="1" w:qFormat="1"/>
-    <w:lsdException w:name="index 1" w:semiHidden="1" w:unhideWhenUsed="1"/>
-    <w:lsdException w:name="index 2" w:semiHidden="1" w:unhideWhenUsed="1"/>
-    <w:lsdException w:name="index 3" w:semiHidden="1" w:unhideWhenUsed="1"/>
-    <w:lsdException w:name="index 4" w:semiHidden="1" w:unhideWhenUsed="1"/>
-    <w:lsdException w:name="index 5" w:semiHidden="1" w:unhideWhenUsed="1"/>
-    <w:lsdException w:name="index 6" w:semiHidden="1" w:unhideWhenUsed="1"/>
-    <w:lsdException w:name="index 7" w:semiHidden="1" w:unhideWhenUsed="1"/>
-    <w:lsdException w:name="index 8" w:semiHidden="1" w:unhideWhenUsed="1"/>
-    <w:lsdException w:name="index 9" w:semiHidden="1" w:unhideWhenUsed="1"/>
-    <w:lsdException w:name="toc 1" w:uiPriority="39" w:unhideWhenUsed="1" w:qFormat="1"/>
-    <w:lsdException w:name="toc 2" w:uiPriority="39" w:unhideWhenUsed="1"/>
-    <w:lsdException w:name="toc 3" w:semiHidden="1" w:uiPriority="39" w:unhideWhenUsed="1"/>
-    <w:lsdException w:name="toc 4" w:semiHidden="1" w:uiPriority="39" w:unhideWhenUsed="1"/>
-    <w:lsdException w:name="toc 5" w:semiHidden="1" w:uiPriority="39" w:unhideWhenUsed="1"/>
-    <w:lsdException w:name="toc 6" w:semiHidden="1" w:uiPriority="39" w:unhideWhenUsed="1"/>
-    <w:lsdException w:name="toc 7" w:semiHidden="1" w:uiPriority="39" w:unhideWhenUsed="1"/>
-    <w:lsdException w:name="toc 8" w:semiHidden="1" w:uiPriority="39" w:unhideWhenUsed="1"/>
-    <w:lsdException w:name="toc 9" w:semiHidden="1" w:uiPriority="39" w:unhideWhenUsed="1"/>
-    <w:lsdException w:name="Normal Indent" w:semiHidden="1" w:unhideWhenUsed="1"/>
-    <w:lsdException w:name="footnote text" w:semiHidden="1" w:unhideWhenUsed="1"/>
-    <w:lsdException w:name="annotation text" w:semiHidden="1" w:unhideWhenUsed="1"/>
-    <w:lsdException w:name="header" w:semiHidden="1" w:unhideWhenUsed="1"/>
-    <w:lsdException w:name="footer" w:semiHidden="1" w:unhideWhenUsed="1"/>
-    <w:lsdException w:name="index heading" w:semiHidden="1" w:unhideWhenUsed="1"/>
-    <w:lsdException w:name="caption" w:semiHidden="1" w:uiPriority="35" w:unhideWhenUsed="1" w:qFormat="1"/>
-    <w:lsdException w:name="table of figures" w:semiHidden="1" w:unhideWhenUsed="1"/>
-    <w:lsdException w:name="envelope address" w:semiHidden="1" w:unhideWhenUsed="1"/>
-    <w:lsdException w:name="envelope return" w:semiHidden="1" w:unhideWhenUsed="1"/>
-    <w:lsdException w:name="footnote reference" w:semiHidden="1" w:unhideWhenUsed="1"/>
-    <w:lsdException w:name="annotation reference" w:semiHidden="1" w:unhideWhenUsed="1"/>
-    <w:lsdException w:name="line number" w:semiHidden="1" w:unhideWhenUsed="1"/>
-    <w:lsdException w:name="page number" w:semiHidden="1" w:unhideWhenUsed="1"/>
-    <w:lsdException w:name="endnote reference" w:semiHidden="1" w:unhideWhenUsed="1"/>
-    <w:lsdException w:name="endnote text" w:semiHidden="1" w:unhideWhenUsed="1"/>
-    <w:lsdException w:name="table of authorities" w:semiHidden="1" w:unhideWhenUsed="1"/>
-    <w:lsdException w:name="macro" w:semiHidden="1" w:unhideWhenUsed="1"/>
-    <w:lsdException w:name="toa heading" w:semiHidden="1" w:unhideWhenUsed="1"/>
-    <w:lsdException w:name="List" w:semiHidden="1" w:unhideWhenUsed="1"/>
-    <w:lsdException w:name="List Bullet" w:semiHidden="1" w:unhideWhenUsed="1"/>
-    <w:lsdException w:name="List Number" w:semiHidden="1" w:unhideWhenUsed="1"/>
-    <w:lsdException w:name="List 2" w:semiHidden="1" w:unhideWhenUsed="1"/>
-    <w:lsdException w:name="List 3" w:semiHidden="1" w:unhideWhenUsed="1"/>
-    <w:lsdException w:name="List 4" w:semiHidden="1" w:unhideWhenUsed="1"/>
-    <w:lsdException w:name="List 5" w:semiHidden="1" w:unhideWhenUsed="1"/>
-    <w:lsdException w:name="List Bullet 2" w:semiHidden="1" w:unhideWhenUsed="1"/>
-    <w:lsdException w:name="List Bullet 3" w:semiHidden="1" w:unhideWhenUsed="1"/>
-    <w:lsdException w:name="List Bullet 4" w:semiHidden="1" w:unhideWhenUsed="1"/>
-    <w:lsdException w:name="List Bullet 5" w:semiHidden="1" w:unhideWhenUsed="1"/>
-    <w:lsdException w:name="List Number 2" w:semiHidden="1" w:unhideWhenUsed="1"/>
-    <w:lsdException w:name="List Number 3" w:semiHidden="1" w:unhideWhenUsed="1"/>
-    <w:lsdException w:name="List Number 4" w:semiHidden="1" w:unhideWhenUsed="1"/>
-    <w:lsdException w:name="List Number 5" w:semiHidden="1" w:unhideWhenUsed="1"/>
-    <w:lsdException w:name="Title" w:uiPriority="10" w:qFormat="1"/>
-    <w:lsdException w:name="Closing" w:semiHidden="1" w:unhideWhenUsed="1"/>
-    <w:lsdException w:name="Signature" w:semiHidden="1" w:unhideWhenUsed="1"/>
-    <w:lsdException w:name="Default Paragraph Font" w:semiHidden="1" w:uiPriority="1" w:unhideWhenUsed="1" w:qFormat="1"/>
-    <w:lsdException w:name="Body Text" w:uiPriority="1" w:qFormat="1"/>
-    <w:lsdException w:name="Body Text Indent" w:semiHidden="1" w:unhideWhenUsed="1"/>
-    <w:lsdException w:name="List Continue" w:semiHidden="1" w:unhideWhenUsed="1"/>
-    <w:lsdException w:name="List Continue 2" w:semiHidden="1" w:unhideWhenUsed="1"/>
-    <w:lsdException w:name="List Continue 3" w:semiHidden="1" w:unhideWhenUsed="1"/>
-    <w:lsdException w:name="List Continue 4" w:semiHidden="1" w:unhideWhenUsed="1"/>
-    <w:lsdException w:name="List Continue 5" w:semiHidden="1" w:unhideWhenUsed="1"/>
-    <w:lsdException w:name="Message Header" w:semiHidden="1" w:unhideWhenUsed="1"/>
-    <w:lsdException w:name="Subtitle" w:uiPriority="11" w:qFormat="1"/>
-    <w:lsdException w:name="Salutation" w:semiHidden="1" w:unhideWhenUsed="1"/>
-    <w:lsdException w:name="Date" w:semiHidden="1" w:unhideWhenUsed="1"/>
-    <w:lsdException w:name="Body Text First Indent" w:semiHidden="1" w:unhideWhenUsed="1"/>
-    <w:lsdException w:name="Body Text First Indent 2" w:semiHidden="1" w:unhideWhenUsed="1"/>
-    <w:lsdException w:name="Note Heading" w:semiHidden="1" w:unhideWhenUsed="1"/>
-    <w:lsdException w:name="Body Text 2" w:semiHidden="1" w:unhideWhenUsed="1"/>
-    <w:lsdException w:name="Body Text 3" w:semiHidden="1" w:unhideWhenUsed="1"/>
-    <w:lsdException w:name="Body Text Indent 2" w:semiHidden="1" w:unhideWhenUsed="1"/>
-    <w:lsdException w:name="Body Text Indent 3" w:semiHidden="1" w:unhideWhenUsed="1"/>
-    <w:lsdException w:name="Block Text" w:semiHidden="1" w:unhideWhenUsed="1"/>
-    <w:lsdException w:name="Hyperlink" w:unhideWhenUsed="1" w:qFormat="1"/>
-    <w:lsdException w:name="FollowedHyperlink" w:semiHidden="1" w:unhideWhenUsed="1"/>
-    <w:lsdException w:name="Strong" w:uiPriority="22" w:qFormat="1"/>
-    <w:lsdException w:name="Emphasis" w:uiPriority="20" w:qFormat="1"/>
-    <w:lsdException w:name="Document Map" w:semiHidden="1" w:unhideWhenUsed="1"/>
-    <w:lsdException w:name="Plain Text" w:semiHidden="1" w:unhideWhenUsed="1"/>
-    <w:lsdException w:name="E-mail Signature" w:semiHidden="1" w:unhideWhenUsed="1"/>
-    <w:lsdException w:name="HTML Top of Form" w:semiHidden="1" w:unhideWhenUsed="1"/>
-    <w:lsdException w:name="HTML Bottom of Form" w:semiHidden="1" w:unhideWhenUsed="1"/>
-    <w:lsdException w:name="Normal (Web)" w:semiHidden="1" w:unhideWhenUsed="1"/>
-    <w:lsdException w:name="HTML Acronym" w:semiHidden="1" w:unhideWhenUsed="1"/>
-    <w:lsdException w:name="HTML Address" w:semiHidden="1" w:unhideWhenUsed="1"/>
-    <w:lsdException w:name="HTML Cite" w:semiHidden="1" w:unhideWhenUsed="1"/>
-    <w:lsdException w:name="HTML Code" w:semiHidden="1" w:unhideWhenUsed="1"/>
-    <w:lsdException w:name="HTML Definition" w:semiHidden="1" w:unhideWhenUsed="1"/>
-    <w:lsdException w:name="HTML Keyboard" w:semiHidden="1" w:unhideWhenUsed="1"/>
-    <w:lsdException w:name="HTML Preformatted" w:semiHidden="1" w:unhideWhenUsed="1"/>
-    <w:lsdException w:name="HTML Sample" w:semiHidden="1" w:unhideWhenUsed="1"/>
-    <w:lsdException w:name="HTML Typewriter" w:semiHidden="1" w:unhideWhenUsed="1"/>
-    <w:lsdException w:name="HTML Variable" w:semiHidden="1" w:unhideWhenUsed="1"/>
-    <w:lsdException w:name="Normal Table" w:semiHidden="1" w:unhideWhenUsed="1" w:qFormat="1"/>
-    <w:lsdException w:name="annotation subject" w:semiHidden="1" w:unhideWhenUsed="1"/>
-    <w:lsdException w:name="No List" w:semiHidden="1" w:unhideWhenUsed="1"/>
-    <w:lsdException w:name="Outline List 1" w:semiHidden="1" w:unhideWhenUsed="1"/>
-    <w:lsdException w:name="Outline List 2" w:semiHidden="1" w:unhideWhenUsed="1"/>
-    <w:lsdException w:name="Outline List 3" w:semiHidden="1" w:unhideWhenUsed="1"/>
-    <w:lsdException w:name="Table Simple 1" w:semiHidden="1" w:unhideWhenUsed="1"/>
-    <w:lsdException w:name="Table Simple 2" w:semiHidden="1" w:unhideWhenUsed="1"/>
-    <w:lsdException w:name="Table Simple 3" w:semiHidden="1" w:unhideWhenUsed="1"/>
-    <w:lsdException w:name="Table Classic 1" w:semiHidden="1" w:unhideWhenUsed="1"/>
-    <w:lsdException w:name="Table Classic 2" w:semiHidden="1" w:unhideWhenUsed="1"/>
-    <w:lsdException w:name="Table Classic 3" w:semiHidden="1" w:unhideWhenUsed="1"/>
-    <w:lsdException w:name="Table Classic 4" w:semiHidden="1" w:unhideWhenUsed="1"/>
-    <w:lsdException w:name="Table Colorful 1" w:semiHidden="1" w:unhideWhenUsed="1"/>
-    <w:lsdException w:name="Table Colorful 2" w:semiHidden="1" w:unhideWhenUsed="1"/>
-    <w:lsdException w:name="Table Colorful 3" w:semiHidden="1" w:unhideWhenUsed="1"/>
-    <w:lsdException w:name="Table Columns 1" w:semiHidden="1" w:unhideWhenUsed="1"/>
-    <w:lsdException w:name="Table Columns 2" w:semiHidden="1" w:unhideWhenUsed="1"/>
-    <w:lsdException w:name="Table Columns 3" w:semiHidden="1" w:unhideWhenUsed="1"/>
-    <w:lsdException w:name="Table Columns 4" w:semiHidden="1" w:unhideWhenUsed="1"/>
-    <w:lsdException w:name="Table Columns 5" w:semiHidden="1" w:unhideWhenUsed="1"/>
-    <w:lsdException w:name="Table Grid 1" w:semiHidden="1" w:unhideWhenUsed="1"/>
-    <w:lsdException w:name="Table Grid 2" w:semiHidden="1" w:unhideWhenUsed="1"/>
-    <w:lsdException w:name="Table Grid 3" w:semiHidden="1" w:unhideWhenUsed="1"/>
-    <w:lsdException w:name="Table Grid 4" w:semiHidden="1" w:unhideWhenUsed="1"/>
-    <w:lsdException w:name="Table Grid 5" w:semiHidden="1" w:unhideWhenUsed="1"/>
-    <w:lsdException w:name="Table Grid 6" w:semiHidden="1" w:unhideWhenUsed="1"/>
-    <w:lsdException w:name="Table Grid 7" w:semiHidden="1" w:unhideWhenUsed="1"/>
-    <w:lsdException w:name="Table Grid 8" w:semiHidden="1" w:unhideWhenUsed="1"/>
-    <w:lsdException w:name="Table List 1" w:semiHidden="1" w:unhideWhenUsed="1"/>
-    <w:lsdException w:name="Table List 2" w:semiHidden="1" w:unhideWhenUsed="1"/>
-    <w:lsdException w:name="Table List 3" w:semiHidden="1" w:unhideWhenUsed="1"/>
-    <w:lsdException w:name="Table List 4" w:semiHidden="1" w:unhideWhenUsed="1"/>
-    <w:lsdException w:name="Table List 5" w:semiHidden="1" w:unhideWhenUsed="1"/>
-    <w:lsdException w:name="Table List 6" w:semiHidden="1" w:unhideWhenUsed="1"/>
-    <w:lsdException w:name="Table List 7" w:semiHidden="1" w:unhideWhenUsed="1"/>
-    <w:lsdException w:name="Table List 8" w:semiHidden="1" w:unhideWhenUsed="1"/>
-    <w:lsdException w:name="Table 3D effects 1" w:semiHidden="1" w:unhideWhenUsed="1"/>
-    <w:lsdException w:name="Table 3D effects 2" w:semiHidden="1" w:unhideWhenUsed="1"/>
-    <w:lsdException w:name="Table 3D effects 3" w:semiHidden="1" w:unhideWhenUsed="1"/>
-    <w:lsdException w:name="Table Contemporary" w:semiHidden="1" w:unhideWhenUsed="1"/>
-    <w:lsdException w:name="Table Elegant" w:semiHidden="1" w:unhideWhenUsed="1"/>
-    <w:lsdException w:name="Table Professional" w:semiHidden="1" w:unhideWhenUsed="1"/>
-    <w:lsdException w:name="Table Subtle 1" w:semiHidden="1" w:unhideWhenUsed="1"/>
-    <w:lsdException w:name="Table Subtle 2" w:semiHidden="1" w:unhideWhenUsed="1"/>
-    <w:lsdException w:name="Table Web 1" w:semiHidden="1" w:unhideWhenUsed="1"/>
-    <w:lsdException w:name="Table Web 2" w:semiHidden="1" w:unhideWhenUsed="1"/>
-    <w:lsdException w:name="Table Web 3" w:semiHidden="1" w:unhideWhenUsed="1"/>
-    <w:lsdException w:name="Balloon Text" w:semiHidden="1" w:unhideWhenUsed="1"/>
-    <w:lsdException w:name="Table Grid" w:semiHidden="1" w:uiPriority="0" w:unhideWhenUsed="1"/>
-    <w:lsdException w:name="Table Theme" w:semiHidden="1" w:unhideWhenUsed="1"/>
-    <w:lsdException w:name="Placeholder Text" w:semiHidden="1"/>
-    <w:lsdException w:name="Light Shading"/>
-    <w:lsdException w:name="Light List"/>
-    <w:lsdException w:name="Light Grid"/>
-    <w:lsdException w:name="Medium Shading 1"/>
-    <w:lsdException w:name="Medium Shading 2"/>
-    <w:lsdException w:name="Medium List 1"/>
-    <w:lsdException w:name="Medium List 2"/>
-    <w:lsdException w:name="Medium Grid 1"/>
-    <w:lsdException w:name="Medium Grid 2"/>
-    <w:lsdException w:name="Medium Grid 3"/>
-    <w:lsdException w:name="Dark List"/>
-    <w:lsdException w:name="Colorful Shading"/>
-    <w:lsdException w:name="Colorful List"/>
-    <w:lsdException w:name="Colorful Grid"/>
-    <w:lsdException w:name="Light Shading Accent 1"/>
-    <w:lsdException w:name="Light List Accent 1"/>
-    <w:lsdException w:name="Light Grid Accent 1"/>
-    <w:lsdException w:name="Medium Shading 1 Accent 1"/>
-    <w:lsdException w:name="Medium Shading 2 Accent 1"/>
-    <w:lsdException w:name="Medium List 1 Accent 1"/>
-    <w:lsdException w:name="Revision" w:semiHidden="1"/>
-    <w:lsdException w:name="List Paragraph" w:uiPriority="34" w:qFormat="1"/>
-    <w:lsdException w:name="Quote" w:uiPriority="29" w:qFormat="1"/>
-    <w:lsdException w:name="Intense Quote" w:uiPriority="30" w:qFormat="1"/>
-    <w:lsdException w:name="Medium List 2 Accent 1"/>
-    <w:lsdException w:name="Medium Grid 1 Accent 1"/>
-    <w:lsdException w:name="Medium Grid 2 Accent 1"/>
-    <w:lsdException w:name="Medium Grid 3 Accent 1"/>
-    <w:lsdException w:name="Dark List Accent 1"/>
-    <w:lsdException w:name="Colorful Shading Accent 1"/>
-    <w:lsdException w:name="Colorful List Accent 1"/>
-    <w:lsdException w:name="Colorful Grid Accent 1"/>
-    <w:lsdException w:name="Light Shading Accent 2"/>
-    <w:lsdException w:name="Light List Accent 2"/>
-    <w:lsdException w:name="Light Grid Accent 2"/>
-    <w:lsdException w:name="Medium Shading 1 Accent 2"/>
-    <w:lsdException w:name="Medium Shading 2 Accent 2"/>
-    <w:lsdException w:name="Medium List 1 Accent 2"/>
-    <w:lsdException w:name="Medium List 2 Accent 2"/>
-    <w:lsdException w:name="Medium Grid 1 Accent 2"/>
-    <w:lsdException w:name="Medium Grid 2 Accent 2"/>
-    <w:lsdException w:name="Medium Grid 3 Accent 2"/>
-    <w:lsdException w:name="Dark List Accent 2"/>
-    <w:lsdException w:name="Colorful Shading Accent 2"/>
-    <w:lsdException w:name="Colorful List Accent 2"/>
-    <w:lsdException w:name="Colorful Grid Accent 2"/>
-    <w:lsdException w:name="Light Shading Accent 3"/>
-    <w:lsdException w:name="Light List Accent 3"/>
-    <w:lsdException w:name="Light Grid Accent 3"/>
-    <w:lsdException w:name="Medium Shading 1 Accent 3"/>
-    <w:lsdException w:name="Medium Shading 2 Accent 3"/>
-    <w:lsdException w:name="Medium List 1 Accent 3"/>
-    <w:lsdException w:name="Medium List 2 Accent 3"/>
-    <w:lsdException w:name="Medium Grid 1 Accent 3"/>
-    <w:lsdException w:name="Medium Grid 2 Accent 3"/>
-    <w:lsdException w:name="Medium Grid 3 Accent 3"/>
-    <w:lsdException w:name="Dark List Accent 3"/>
-    <w:lsdException w:name="Colorful Shading Accent 3"/>
-    <w:lsdException w:name="Colorful List Accent 3"/>
-    <w:lsdException w:name="Colorful Grid Accent 3"/>
-    <w:lsdException w:name="Light Shading Accent 4"/>
-    <w:lsdException w:name="Light List Accent 4"/>
-    <w:lsdException w:name="Light Grid Accent 4"/>
-    <w:lsdException w:name="Medium Shading 1 Accent 4"/>
-    <w:lsdException w:name="Medium Shading 2 Accent 4"/>
-    <w:lsdException w:name="Medium List 1 Accent 4"/>
-    <w:lsdException w:name="Medium List 2 Accent 4"/>
-    <w:lsdException w:name="Medium Grid 1 Accent 4"/>
-    <w:lsdException w:name="Medium Grid 2 Accent 4"/>
-    <w:lsdException w:name="Medium Grid 3 Accent 4"/>
-    <w:lsdException w:name="Dark List Accent 4"/>
-    <w:lsdException w:name="Colorful Shading Accent 4"/>
-    <w:lsdException w:name="Colorful List Accent 4"/>
-    <w:lsdException w:name="Colorful Grid Accent 4"/>
-    <w:lsdException w:name="Light Shading Accent 5"/>
-    <w:lsdException w:name="Light List Accent 5"/>
-    <w:lsdException w:name="Light Grid Accent 5"/>
-    <w:lsdException w:name="Medium Shading 1 Accent 5"/>
-    <w:lsdException w:name="Medium Shading 2 Accent 5"/>
-    <w:lsdException w:name="Medium List 1 Accent 5"/>
-    <w:lsdException w:name="Medium List 2 Accent 5"/>
-    <w:lsdException w:name="Medium Grid 1 Accent 5"/>
-    <w:lsdException w:name="Medium Grid 2 Accent 5"/>
-    <w:lsdException w:name="Medium Grid 3 Accent 5"/>
-    <w:lsdException w:name="Dark List Accent 5"/>
-    <w:lsdException w:name="Colorful Shading Accent 5"/>
-    <w:lsdException w:name="Colorful List Accent 5"/>
-    <w:lsdException w:name="Colorful Grid Accent 5"/>
-    <w:lsdException w:name="Light Shading Accent 6"/>
-    <w:lsdException w:name="Light List Accent 6"/>
-    <w:lsdException w:name="Light Grid Accent 6"/>
-    <w:lsdException w:name="Medium Shading 1 Accent 6"/>
-    <w:lsdException w:name="Medium Shading 2 Accent 6"/>
-    <w:lsdException w:name="Medium List 1 Accent 6"/>
-    <w:lsdException w:name="Medium List 2 Accent 6"/>
-    <w:lsdException w:name="Medium Grid 1 Accent 6"/>
-    <w:lsdException w:name="Medium Grid 2 Accent 6"/>
-    <w:lsdException w:name="Medium Grid 3 Accent 6"/>
-    <w:lsdException w:name="Dark List Accent 6"/>
-    <w:lsdException w:name="Colorful Shading Accent 6"/>
-    <w:lsdException w:name="Colorful List Accent 6"/>
-    <w:lsdException w:name="Colorful Grid Accent 6"/>
-    <w:lsdException w:name="Subtle Emphasis" w:uiPriority="19" w:qFormat="1"/>
-    <w:lsdException w:name="Intense Emphasis" w:uiPriority="21" w:qFormat="1"/>
-    <w:lsdException w:name="Subtle Reference" w:uiPriority="31" w:qFormat="1"/>
-    <w:lsdException w:name="Intense Reference" w:uiPriority="32" w:qFormat="1"/>
-    <w:lsdException w:name="Book Title" w:uiPriority="33" w:qFormat="1"/>
-    <w:lsdException w:name="Bibliography" w:semiHidden="1" w:uiPriority="37" w:unhideWhenUsed="1"/>
-    <w:lsdException w:name="TOC Heading" w:semiHidden="1" w:uiPriority="39" w:unhideWhenUsed="1" w:qFormat="1"/>
-    <w:lsdException w:name="Plain Table 1" w:uiPriority="41"/>
-    <w:lsdException w:name="Plain Table 2" w:uiPriority="42"/>
-    <w:lsdException w:name="Plain Table 3" w:uiPriority="43"/>
-    <w:lsdException w:name="Plain Table 4" w:uiPriority="44"/>
-    <w:lsdException w:name="Plain Table 5" w:uiPriority="45"/>
-    <w:lsdException w:name="Grid Table Light" w:uiPriority="40"/>
-    <w:lsdException w:name="Grid Table 1 Light" w:uiPriority="46"/>
-    <w:lsdException w:name="Grid Table 2" w:uiPriority="47"/>
-    <w:lsdException w:name="Grid Table 3" w:uiPriority="48"/>
-    <w:lsdException w:name="Grid Table 4" w:uiPriority="49"/>
-    <w:lsdException w:name="Grid Table 5 Dark" w:uiPriority="50"/>
-    <w:lsdException w:name="Grid Table 6 Colorful" w:uiPriority="51"/>
-    <w:lsdException w:name="Grid Table 7 Colorful" w:uiPriority="52"/>
-    <w:lsdException w:name="Grid Table 1 Light Accent 1" w:uiPriority="46"/>
-    <w:lsdException w:name="Grid Table 2 Accent 1" w:uiPriority="47"/>
-    <w:lsdException w:name="Grid Table 3 Accent 1" w:uiPriority="48"/>
-    <w:lsdException w:name="Grid Table 4 Accent 1" w:uiPriority="49"/>
-    <w:lsdException w:name="Grid Table 5 Dark Accent 1" w:uiPriority="50"/>
-    <w:lsdException w:name="Grid Table 6 Colorful Accent 1" w:uiPriority="51"/>
-    <w:lsdException w:name="Grid Table 7 Colorful Accent 1" w:uiPriority="52"/>
-    <w:lsdException w:name="Grid Table 1 Light Accent 2" w:uiPriority="46"/>
-    <w:lsdException w:name="Grid Table 2 Accent 2" w:uiPriority="47"/>
-    <w:lsdException w:name="Grid Table 3 Accent 2" w:uiPriority="48"/>
-    <w:lsdException w:name="Grid Table 4 Accent 2" w:uiPriority="49"/>
-    <w:lsdException w:name="Grid Table 5 Dark Accent 2" w:uiPriority="50"/>
-    <w:lsdException w:name="Grid Table 6 Colorful Accent 2" w:uiPriority="51"/>
-    <w:lsdException w:name="Grid Table 7 Colorful Accent 2" w:uiPriority="52"/>
-    <w:lsdException w:name="Grid Table 1 Light Accent 3" w:uiPriority="46"/>
-    <w:lsdException w:name="Grid Table 2 Accent 3" w:uiPriority="47"/>
-    <w:lsdException w:name="Grid Table 3 Accent 3" w:uiPriority="48"/>
-    <w:lsdException w:name="Grid Table 4 Accent 3" w:uiPriority="49"/>
-    <w:lsdException w:name="Grid Table 5 Dark Accent 3" w:uiPriority="50"/>
-    <w:lsdException w:name="Grid Table 6 Colorful Accent 3" w:uiPriority="51"/>
-    <w:lsdException w:name="Grid Table 7 Colorful Accent 3" w:uiPriority="52"/>
-    <w:lsdException w:name="Grid Table 1 Light Accent 4" w:uiPriority="46"/>
-    <w:lsdException w:name="Grid Table 2 Accent 4" w:uiPriority="47"/>
-    <w:lsdException w:name="Grid Table 3 Accent 4" w:uiPriority="48"/>
-    <w:lsdException w:name="Grid Table 4 Accent 4" w:uiPriority="49"/>
-    <w:lsdException w:name="Grid Table 5 Dark Accent 4" w:uiPriority="50"/>
-    <w:lsdException w:name="Grid Table 6 Colorful Accent 4" w:uiPriority="51"/>
-    <w:lsdException w:name="Grid Table 7 Colorful Accent 4" w:uiPriority="52"/>
-    <w:lsdException w:name="Grid Table 1 Light Accent 5" w:uiPriority="46"/>
-    <w:lsdException w:name="Grid Table 2 Accent 5" w:uiPriority="47"/>
-    <w:lsdException w:name="Grid Table 3 Accent 5" w:uiPriority="48"/>
-    <w:lsdException w:name="Grid Table 4 Accent 5" w:uiPriority="49"/>
-    <w:lsdException w:name="Grid Table 5 Dark Accent 5" w:uiPriority="50"/>
-    <w:lsdException w:name="Grid Table 6 Colorful Accent 5" w:uiPriority="51"/>
-    <w:lsdException w:name="Grid Table 7 Colorful Accent 5" w:uiPriority="52"/>
-    <w:lsdException w:name="Grid Table 1 Light Accent 6" w:uiPriority="46"/>
-    <w:lsdException w:name="Grid Table 2 Accent 6" w:uiPriority="47"/>
-    <w:lsdException w:name="Grid Table 3 Accent 6" w:uiPriority="48"/>
-    <w:lsdException w:name="Grid Table 4 Accent 6" w:uiPriority="49"/>
-    <w:lsdException w:name="Grid Table 5 Dark Accent 6" w:uiPriority="50"/>
-    <w:lsdException w:name="Grid Table 6 Colorful Accent 6" w:uiPriority="51"/>
-    <w:lsdException w:name="Grid Table 7 Colorful Accent 6" w:uiPriority="52"/>
-    <w:lsdException w:name="List Table 1 Light" w:uiPriority="46"/>
-    <w:lsdException w:name="List Table 2" w:uiPriority="47"/>
-    <w:lsdException w:name="List Table 3" w:uiPriority="48"/>
-    <w:lsdException w:name="List Table 4" w:uiPriority="49"/>
-    <w:lsdException w:name="List Table 5 Dark" w:uiPriority="50"/>
-    <w:lsdException w:name="List Table 6 Colorful" w:uiPriority="51"/>
-    <w:lsdException w:name="List Table 7 Colorful" w:uiPriority="52"/>
-    <w:lsdException w:name="List Table 1 Light Accent 1" w:uiPriority="46"/>
-    <w:lsdException w:name="List Table 2 Accent 1" w:uiPriority="47"/>
-    <w:lsdException w:name="List Table 3 Accent 1" w:uiPriority="48"/>
-    <w:lsdException w:name="List Table 4 Accent 1" w:uiPriority="49"/>
-    <w:lsdException w:name="List Table 5 Dark Accent 1" w:uiPriority="50"/>
-    <w:lsdException w:name="List Table 6 Colorful Accent 1" w:uiPriority="51"/>
-    <w:lsdException w:name="List Table 7 Colorful Accent 1" w:uiPriority="52"/>
-    <w:lsdException w:name="List Table 1 Light Accent 2" w:uiPriority="46"/>
-    <w:lsdException w:name="List Table 2 Accent 2" w:uiPriority="47"/>
-    <w:lsdException w:name="List Table 3 Accent 2" w:uiPriority="48"/>
-    <w:lsdException w:name="List Table 4 Accent 2" w:uiPriority="49"/>
-    <w:lsdException w:name="List Table 5 Dark Accent 2" w:uiPriority="50"/>
-    <w:lsdException w:name="List Table 6 Colorful Accent 2" w:uiPriority="51"/>
-    <w:lsdException w:name="List Table 7 Colorful Accent 2" w:uiPriority="52"/>
-    <w:lsdException w:name="List Table 1 Light Accent 3" w:uiPriority="46"/>
-    <w:lsdException w:name="List Table 2 Accent 3" w:uiPriority="47"/>
-    <w:lsdException w:name="List Table 3 Accent 3" w:uiPriority="48"/>
-    <w:lsdException w:name="List Table 4 Accent 3" w:uiPriority="49"/>
-    <w:lsdException w:name="List Table 5 Dark Accent 3" w:uiPriority="50"/>
-    <w:lsdException w:name="List Table 6 Colorful Accent 3" w:uiPriority="51"/>
-    <w:lsdException w:name="List Table 7 Colorful Accent 3" w:uiPriority="52"/>
-    <w:lsdException w:name="List Table 1 Light Accent 4" w:uiPriority="46"/>
-    <w:lsdException w:name="List Table 2 Accent 4" w:uiPriority="47"/>
-    <w:lsdException w:name="List Table 3 Accent 4" w:uiPriority="48"/>
-    <w:lsdException w:name="List Table 4 Accent 4" w:uiPriority="49"/>
-    <w:lsdException w:name="List Table 5 Dark Accent 4" w:uiPriority="50"/>
-    <w:lsdException w:name="List Table 6 Colorful Accent 4" w:uiPriority="51"/>
-    <w:lsdException w:name="List Table 7 Colorful Accent 4" w:uiPriority="52"/>
-    <w:lsdException w:name="List Table 1 Light Accent 5" w:uiPriority="46"/>
-    <w:lsdException w:name="List Table 2 Accent 5" w:uiPriority="47"/>
-    <w:lsdException w:name="List Table 3 Accent 5" w:uiPriority="48"/>
-    <w:lsdException w:name="List Table 4 Accent 5" w:uiPriority="49"/>
-    <w:lsdException w:name="List Table 5 Dark Accent 5" w:uiPriority="50"/>
-    <w:lsdException w:name="List Table 6 Colorful Accent 5" w:uiPriority="51"/>
-    <w:lsdException w:name="List Table 7 Colorful Accent 5" w:uiPriority="52"/>
-    <w:lsdException w:name="List Table 1 Light Accent 6" w:uiPriority="46"/>
-    <w:lsdException w:name="List Table 2 Accent 6" w:uiPriority="47"/>
-    <w:lsdException w:name="List Table 3 Accent 6" w:uiPriority="48"/>
-    <w:lsdException w:name="List Table 4 Accent 6" w:uiPriority="49"/>
-    <w:lsdException w:name="List Table 5 Dark Accent 6" w:uiPriority="50"/>
-    <w:lsdException w:name="List Table 6 Colorful Accent 6" w:uiPriority="51"/>
-    <w:lsdException w:name="List Table 7 Colorful Accent 6" w:uiPriority="52"/>
+  <w:latentStyles w:count="260" w:defQFormat="0" w:defUnhideWhenUsed="1" w:defSemiHidden="1" w:defUIPriority="99" w:defLockedState="0">
+    <w:lsdException w:qFormat="1" w:unhideWhenUsed="0" w:uiPriority="0" w:semiHidden="0" w:name="Normal"/>
+    <w:lsdException w:qFormat="1" w:unhideWhenUsed="0" w:uiPriority="9" w:semiHidden="0" w:name="heading 1"/>
+    <w:lsdException w:qFormat="1" w:uiPriority="9" w:semiHidden="0" w:name="heading 2"/>
+    <w:lsdException w:qFormat="1" w:uiPriority="9" w:name="heading 3"/>
+    <w:lsdException w:qFormat="1" w:uiPriority="9" w:name="heading 4"/>
+    <w:lsdException w:qFormat="1" w:uiPriority="9" w:name="heading 5"/>
+    <w:lsdException w:qFormat="1" w:uiPriority="9" w:name="heading 6"/>
+    <w:lsdException w:qFormat="1" w:uiPriority="9" w:name="heading 7"/>
+    <w:lsdException w:qFormat="1" w:uiPriority="9" w:name="heading 8"/>
+    <w:lsdException w:qFormat="1" w:uiPriority="9" w:name="heading 9"/>
+    <w:lsdException w:uiPriority="99" w:name="index 1"/>
+    <w:lsdException w:uiPriority="99" w:name="index 2"/>
+    <w:lsdException w:uiPriority="99" w:name="index 3"/>
+    <w:lsdException w:uiPriority="99" w:name="index 4"/>
+    <w:lsdException w:uiPriority="99" w:name="index 5"/>
+    <w:lsdException w:uiPriority="99" w:name="index 6"/>
+    <w:lsdException w:uiPriority="99" w:name="index 7"/>
+    <w:lsdException w:uiPriority="99" w:name="index 8"/>
+    <w:lsdException w:uiPriority="99" w:name="index 9"/>
+    <w:lsdException w:qFormat="1" w:uiPriority="39" w:semiHidden="0" w:name="toc 1"/>
+    <w:lsdException w:uiPriority="39" w:semiHidden="0" w:name="toc 2"/>
+    <w:lsdException w:uiPriority="39" w:name="toc 3"/>
+    <w:lsdException w:uiPriority="39" w:name="toc 4"/>
+    <w:lsdException w:uiPriority="39" w:name="toc 5"/>
+    <w:lsdException w:uiPriority="39" w:name="toc 6"/>
+    <w:lsdException w:uiPriority="39" w:name="toc 7"/>
+    <w:lsdException w:uiPriority="39" w:name="toc 8"/>
+    <w:lsdException w:uiPriority="39" w:name="toc 9"/>
+    <w:lsdException w:uiPriority="99" w:name="Normal Indent"/>
+    <w:lsdException w:uiPriority="99" w:name="footnote text"/>
+    <w:lsdException w:uiPriority="99" w:name="annotation text"/>
+    <w:lsdException w:uiPriority="99" w:name="header"/>
+    <w:lsdException w:uiPriority="99" w:name="footer"/>
+    <w:lsdException w:uiPriority="99" w:name="index heading"/>
+    <w:lsdException w:qFormat="1" w:uiPriority="35" w:name="caption"/>
+    <w:lsdException w:uiPriority="99" w:name="table of figures"/>
+    <w:lsdException w:uiPriority="99" w:name="envelope address"/>
+    <w:lsdException w:uiPriority="99" w:name="envelope return"/>
+    <w:lsdException w:uiPriority="99" w:name="footnote reference"/>
+    <w:lsdException w:uiPriority="99" w:name="annotation reference"/>
+    <w:lsdException w:uiPriority="99" w:name="line number"/>
+    <w:lsdException w:uiPriority="99" w:name="page number"/>
+    <w:lsdException w:uiPriority="99" w:name="endnote reference"/>
+    <w:lsdException w:uiPriority="99" w:name="endnote text"/>
+    <w:lsdException w:uiPriority="99" w:name="table of authorities"/>
+    <w:lsdException w:uiPriority="99" w:name="macro"/>
+    <w:lsdException w:uiPriority="99" w:name="toa heading"/>
+    <w:lsdException w:uiPriority="99" w:name="List"/>
+    <w:lsdException w:uiPriority="99" w:name="List Bullet"/>
+    <w:lsdException w:uiPriority="99" w:name="List Number"/>
+    <w:lsdException w:uiPriority="99" w:name="List 2"/>
+    <w:lsdException w:uiPriority="99" w:name="List 3"/>
+    <w:lsdException w:uiPriority="99" w:name="List 4"/>
+    <w:lsdException w:uiPriority="99" w:name="List 5"/>
+    <w:lsdException w:uiPriority="99" w:name="List Bullet 2"/>
+    <w:lsdException w:uiPriority="99" w:name="List Bullet 3"/>
+    <w:lsdException w:uiPriority="99" w:name="List Bullet 4"/>
+    <w:lsdException w:uiPriority="99" w:name="List Bullet 5"/>
+    <w:lsdException w:uiPriority="99" w:name="List Number 2"/>
+    <w:lsdException w:uiPriority="99" w:name="List Number 3"/>
+    <w:lsdException w:uiPriority="99" w:name="List Number 4"/>
+    <w:lsdException w:uiPriority="99" w:name="List Number 5"/>
+    <w:lsdException w:qFormat="1" w:unhideWhenUsed="0" w:uiPriority="10" w:semiHidden="0" w:name="Title"/>
+    <w:lsdException w:uiPriority="99" w:name="Closing"/>
+    <w:lsdException w:uiPriority="99" w:name="Signature"/>
+    <w:lsdException w:uiPriority="1" w:name="Default Paragraph Font"/>
+    <w:lsdException w:qFormat="1" w:unhideWhenUsed="0" w:uiPriority="1" w:semiHidden="0" w:name="Body Text"/>
+    <w:lsdException w:uiPriority="99" w:name="Body Text Indent"/>
+    <w:lsdException w:uiPriority="99" w:name="List Continue"/>
+    <w:lsdException w:uiPriority="99" w:name="List Continue 2"/>
+    <w:lsdException w:uiPriority="99" w:name="List Continue 3"/>
+    <w:lsdException w:uiPriority="99" w:name="List Continue 4"/>
+    <w:lsdException w:uiPriority="99" w:name="List Continue 5"/>
+    <w:lsdException w:uiPriority="99" w:name="Message Header"/>
+    <w:lsdException w:qFormat="1" w:unhideWhenUsed="0" w:uiPriority="11" w:semiHidden="0" w:name="Subtitle"/>
+    <w:lsdException w:uiPriority="99" w:name="Salutation"/>
+    <w:lsdException w:uiPriority="99" w:name="Date"/>
+    <w:lsdException w:uiPriority="99" w:name="Body Text First Indent"/>
+    <w:lsdException w:uiPriority="99" w:name="Body Text First Indent 2"/>
+    <w:lsdException w:uiPriority="99" w:name="Note Heading"/>
+    <w:lsdException w:uiPriority="99" w:name="Body Text 2"/>
+    <w:lsdException w:uiPriority="99" w:name="Body Text 3"/>
+    <w:lsdException w:uiPriority="99" w:name="Body Text Indent 2"/>
+    <w:lsdException w:uiPriority="99" w:name="Body Text Indent 3"/>
+    <w:lsdException w:uiPriority="99" w:name="Block Text"/>
+    <w:lsdException w:qFormat="1" w:uiPriority="99" w:semiHidden="0" w:name="Hyperlink"/>
+    <w:lsdException w:uiPriority="99" w:name="FollowedHyperlink"/>
+    <w:lsdException w:qFormat="1" w:unhideWhenUsed="0" w:uiPriority="22" w:semiHidden="0" w:name="Strong"/>
+    <w:lsdException w:qFormat="1" w:unhideWhenUsed="0" w:uiPriority="20" w:semiHidden="0" w:name="Emphasis"/>
+    <w:lsdException w:uiPriority="99" w:name="Document Map"/>
+    <w:lsdException w:uiPriority="99" w:name="Plain Text"/>
+    <w:lsdException w:uiPriority="99" w:name="E-mail Signature"/>
+    <w:lsdException w:uiPriority="99" w:name="Normal (Web)"/>
+    <w:lsdException w:uiPriority="99" w:name="HTML Acronym"/>
+    <w:lsdException w:uiPriority="99" w:name="HTML Address"/>
+    <w:lsdException w:uiPriority="99" w:name="HTML Cite"/>
+    <w:lsdException w:uiPriority="99" w:name="HTML Code"/>
+    <w:lsdException w:uiPriority="99" w:name="HTML Definition"/>
+    <w:lsdException w:uiPriority="99" w:name="HTML Keyboard"/>
+    <w:lsdException w:uiPriority="99" w:name="HTML Preformatted"/>
+    <w:lsdException w:uiPriority="99" w:name="HTML Sample"/>
+    <w:lsdException w:uiPriority="99" w:name="HTML Typewriter"/>
+    <w:lsdException w:uiPriority="99" w:name="HTML Variable"/>
+    <w:lsdException w:uiPriority="99" w:name="Normal Table"/>
+    <w:lsdException w:uiPriority="99" w:name="annotation subject"/>
+    <w:lsdException w:uiPriority="99" w:name="Table Simple 1"/>
+    <w:lsdException w:uiPriority="99" w:name="Table Simple 2"/>
+    <w:lsdException w:uiPriority="99" w:name="Table Simple 3"/>
+    <w:lsdException w:uiPriority="99" w:name="Table Classic 1"/>
+    <w:lsdException w:uiPriority="99" w:name="Table Classic 2"/>
+    <w:lsdException w:uiPriority="99" w:name="Table Classic 3"/>
+    <w:lsdException w:uiPriority="99" w:name="Table Classic 4"/>
+    <w:lsdException w:uiPriority="99" w:name="Table Colorful 1"/>
+    <w:lsdException w:uiPriority="99" w:name="Table Colorful 2"/>
+    <w:lsdException w:uiPriority="99" w:name="Table Colorful 3"/>
+    <w:lsdException w:uiPriority="99" w:name="Table Columns 1"/>
+    <w:lsdException w:uiPriority="99" w:name="Table Columns 2"/>
+    <w:lsdException w:uiPriority="99" w:name="Table Columns 3"/>
+    <w:lsdException w:uiPriority="99" w:name="Table Columns 4"/>
+    <w:lsdException w:uiPriority="99" w:name="Table Columns 5"/>
+    <w:lsdException w:uiPriority="99" w:name="Table Grid 1"/>
+    <w:lsdException w:uiPriority="99" w:name="Table Grid 2"/>
+    <w:lsdException w:uiPriority="99" w:name="Table Grid 3"/>
+    <w:lsdException w:uiPriority="99" w:name="Table Grid 4"/>
+    <w:lsdException w:uiPriority="99" w:name="Table Grid 5"/>
+    <w:lsdException w:uiPriority="99" w:name="Table Grid 6"/>
+    <w:lsdException w:uiPriority="99" w:name="Table Grid 7"/>
+    <w:lsdException w:uiPriority="99" w:name="Table Grid 8"/>
+    <w:lsdException w:uiPriority="99" w:name="Table List 1"/>
+    <w:lsdException w:uiPriority="99" w:name="Table List 2"/>
+    <w:lsdException w:uiPriority="99" w:name="Table List 3"/>
+    <w:lsdException w:uiPriority="99" w:name="Table List 4"/>
+    <w:lsdException w:uiPriority="99" w:name="Table List 5"/>
+    <w:lsdException w:uiPriority="99" w:name="Table List 6"/>
+    <w:lsdException w:uiPriority="99" w:name="Table List 7"/>
+    <w:lsdException w:uiPriority="99" w:name="Table List 8"/>
+    <w:lsdException w:uiPriority="99" w:name="Table 3D effects 1"/>
+    <w:lsdException w:uiPriority="99" w:name="Table 3D effects 2"/>
+    <w:lsdException w:uiPriority="99" w:name="Table 3D effects 3"/>
+    <w:lsdException w:uiPriority="99" w:name="Table Contemporary"/>
+    <w:lsdException w:uiPriority="99" w:name="Table Elegant"/>
+    <w:lsdException w:uiPriority="99" w:name="Table Professional"/>
+    <w:lsdException w:uiPriority="99" w:name="Table Subtle 1"/>
+    <w:lsdException w:uiPriority="99" w:name="Table Subtle 2"/>
+    <w:lsdException w:uiPriority="99" w:name="Table Web 1"/>
+    <w:lsdException w:uiPriority="99" w:name="Table Web 2"/>
+    <w:lsdException w:uiPriority="99" w:name="Table Web 3"/>
+    <w:lsdException w:uiPriority="99" w:name="Balloon Text"/>
+    <w:lsdException w:unhideWhenUsed="0" w:uiPriority="0" w:semiHidden="0" w:name="Table Grid"/>
+    <w:lsdException w:uiPriority="99" w:name="Table Theme"/>
+    <w:lsdException w:qFormat="1" w:unhideWhenUsed="0" w:uiPriority="34" w:semiHidden="0" w:name="List Paragraph"/>
+    <w:lsdException w:qFormat="1" w:unhideWhenUsed="0" w:uiPriority="29" w:semiHidden="0" w:name="Quote"/>
+    <w:lsdException w:qFormat="1" w:unhideWhenUsed="0" w:uiPriority="30" w:semiHidden="0" w:name="Intense Quote"/>
   </w:latentStyles>
-  <w:style w:type="paragraph" w:default="1" w:styleId="a">
+  <w:style w:type="paragraph" w:default="1" w:styleId="1">
     <w:name w:val="Normal"/>
     <w:qFormat/>
+    <w:uiPriority w:val="0"/>
     <w:pPr>
       <w:spacing w:after="160" w:line="278" w:lineRule="auto"/>
     </w:pPr>
     <w:rPr>
-      <w:rFonts w:asciiTheme="minorHAnsi" w:eastAsiaTheme="minorHAnsi" w:hAnsiTheme="minorHAnsi" w:cstheme="minorBidi"/>
+      <w:rFonts w:asciiTheme="minorHAnsi" w:hAnsiTheme="minorHAnsi" w:eastAsiaTheme="minorHAnsi" w:cstheme="minorBidi"/>
       <w:kern w:val="2"/>
       <w:sz w:val="24"/>
       <w:szCs w:val="24"/>
-      <w:lang w:eastAsia="en-US"/>
+      <w:lang w:val="ru-RU" w:eastAsia="en-US" w:bidi="ar-SA"/>
       <w14:ligatures w14:val="standardContextual"/>
     </w:rPr>
   </w:style>
-  <w:style w:type="paragraph" w:styleId="1">
+  <w:style w:type="paragraph" w:styleId="2">
     <w:name w:val="heading 1"/>
-    <w:basedOn w:val="a"/>
-    <w:next w:val="a"/>
-    <w:link w:val="10"/>
+    <w:basedOn w:val="1"/>
+    <w:next w:val="1"/>
+    <w:link w:val="20"/>
+    <w:qFormat/>
     <w:uiPriority w:val="9"/>
-    <w:qFormat/>
     <w:pPr>
       <w:keepNext/>
       <w:keepLines/>
@@ -6984,20 +6536,20 @@
       <w:outlineLvl w:val="0"/>
     </w:pPr>
     <w:rPr>
-      <w:rFonts w:asciiTheme="majorHAnsi" w:eastAsiaTheme="majorEastAsia" w:hAnsiTheme="majorHAnsi" w:cstheme="majorBidi"/>
-      <w:color w:val="0F4761" w:themeColor="accent1" w:themeShade="BF"/>
+      <w:rFonts w:asciiTheme="majorHAnsi" w:hAnsiTheme="majorHAnsi" w:eastAsiaTheme="majorEastAsia" w:cstheme="majorBidi"/>
+      <w:color w:val="104862" w:themeColor="accent1" w:themeShade="BF"/>
       <w:sz w:val="40"/>
       <w:szCs w:val="40"/>
     </w:rPr>
   </w:style>
-  <w:style w:type="paragraph" w:styleId="2">
+  <w:style w:type="paragraph" w:styleId="3">
     <w:name w:val="heading 2"/>
-    <w:basedOn w:val="a"/>
-    <w:next w:val="a"/>
-    <w:link w:val="20"/>
-    <w:uiPriority w:val="9"/>
+    <w:basedOn w:val="1"/>
+    <w:next w:val="1"/>
+    <w:link w:val="21"/>
     <w:unhideWhenUsed/>
     <w:qFormat/>
+    <w:uiPriority w:val="9"/>
     <w:pPr>
       <w:keepNext/>
       <w:keepLines/>
@@ -7005,21 +6557,21 @@
       <w:outlineLvl w:val="1"/>
     </w:pPr>
     <w:rPr>
-      <w:rFonts w:asciiTheme="majorHAnsi" w:eastAsiaTheme="majorEastAsia" w:hAnsiTheme="majorHAnsi" w:cstheme="majorBidi"/>
-      <w:color w:val="0F4761" w:themeColor="accent1" w:themeShade="BF"/>
+      <w:rFonts w:asciiTheme="majorHAnsi" w:hAnsiTheme="majorHAnsi" w:eastAsiaTheme="majorEastAsia" w:cstheme="majorBidi"/>
+      <w:color w:val="104862" w:themeColor="accent1" w:themeShade="BF"/>
       <w:sz w:val="32"/>
       <w:szCs w:val="32"/>
     </w:rPr>
   </w:style>
-  <w:style w:type="paragraph" w:styleId="3">
+  <w:style w:type="paragraph" w:styleId="4">
     <w:name w:val="heading 3"/>
-    <w:basedOn w:val="a"/>
-    <w:next w:val="a"/>
-    <w:link w:val="30"/>
-    <w:uiPriority w:val="9"/>
+    <w:basedOn w:val="1"/>
+    <w:next w:val="1"/>
+    <w:link w:val="22"/>
     <w:semiHidden/>
     <w:unhideWhenUsed/>
     <w:qFormat/>
+    <w:uiPriority w:val="9"/>
     <w:pPr>
       <w:keepNext/>
       <w:keepLines/>
@@ -7028,20 +6580,20 @@
     </w:pPr>
     <w:rPr>
       <w:rFonts w:eastAsiaTheme="majorEastAsia" w:cstheme="majorBidi"/>
-      <w:color w:val="0F4761" w:themeColor="accent1" w:themeShade="BF"/>
+      <w:color w:val="104862" w:themeColor="accent1" w:themeShade="BF"/>
       <w:sz w:val="28"/>
       <w:szCs w:val="28"/>
     </w:rPr>
   </w:style>
-  <w:style w:type="paragraph" w:styleId="4">
+  <w:style w:type="paragraph" w:styleId="5">
     <w:name w:val="heading 4"/>
-    <w:basedOn w:val="a"/>
-    <w:next w:val="a"/>
-    <w:link w:val="40"/>
-    <w:uiPriority w:val="9"/>
+    <w:basedOn w:val="1"/>
+    <w:next w:val="1"/>
+    <w:link w:val="23"/>
     <w:semiHidden/>
     <w:unhideWhenUsed/>
     <w:qFormat/>
+    <w:uiPriority w:val="9"/>
     <w:pPr>
       <w:keepNext/>
       <w:keepLines/>
@@ -7052,18 +6604,18 @@
       <w:rFonts w:eastAsiaTheme="majorEastAsia" w:cstheme="majorBidi"/>
       <w:i/>
       <w:iCs/>
-      <w:color w:val="0F4761" w:themeColor="accent1" w:themeShade="BF"/>
+      <w:color w:val="104862" w:themeColor="accent1" w:themeShade="BF"/>
     </w:rPr>
   </w:style>
-  <w:style w:type="paragraph" w:styleId="5">
+  <w:style w:type="paragraph" w:styleId="6">
     <w:name w:val="heading 5"/>
-    <w:basedOn w:val="a"/>
-    <w:next w:val="a"/>
-    <w:link w:val="50"/>
-    <w:uiPriority w:val="9"/>
+    <w:basedOn w:val="1"/>
+    <w:next w:val="1"/>
+    <w:link w:val="24"/>
     <w:semiHidden/>
     <w:unhideWhenUsed/>
     <w:qFormat/>
+    <w:uiPriority w:val="9"/>
     <w:pPr>
       <w:keepNext/>
       <w:keepLines/>
@@ -7072,18 +6624,18 @@
     </w:pPr>
     <w:rPr>
       <w:rFonts w:eastAsiaTheme="majorEastAsia" w:cstheme="majorBidi"/>
-      <w:color w:val="0F4761" w:themeColor="accent1" w:themeShade="BF"/>
+      <w:color w:val="104862" w:themeColor="accent1" w:themeShade="BF"/>
     </w:rPr>
   </w:style>
-  <w:style w:type="paragraph" w:styleId="6">
+  <w:style w:type="paragraph" w:styleId="7">
     <w:name w:val="heading 6"/>
-    <w:basedOn w:val="a"/>
-    <w:next w:val="a"/>
-    <w:link w:val="60"/>
-    <w:uiPriority w:val="9"/>
+    <w:basedOn w:val="1"/>
+    <w:next w:val="1"/>
+    <w:link w:val="25"/>
     <w:semiHidden/>
     <w:unhideWhenUsed/>
     <w:qFormat/>
+    <w:uiPriority w:val="9"/>
     <w:pPr>
       <w:keepNext/>
       <w:keepLines/>
@@ -7095,17 +6647,25 @@
       <w:i/>
       <w:iCs/>
       <w:color w:val="595959" w:themeColor="text1" w:themeTint="A6"/>
+      <w14:textFill>
+        <w14:solidFill>
+          <w14:schemeClr w14:val="tx1">
+            <w14:lumMod w14:val="65000"/>
+            <w14:lumOff w14:val="35000"/>
+          </w14:schemeClr>
+        </w14:solidFill>
+      </w14:textFill>
     </w:rPr>
   </w:style>
-  <w:style w:type="paragraph" w:styleId="7">
+  <w:style w:type="paragraph" w:styleId="8">
     <w:name w:val="heading 7"/>
-    <w:basedOn w:val="a"/>
-    <w:next w:val="a"/>
-    <w:link w:val="70"/>
-    <w:uiPriority w:val="9"/>
+    <w:basedOn w:val="1"/>
+    <w:next w:val="1"/>
+    <w:link w:val="26"/>
     <w:semiHidden/>
     <w:unhideWhenUsed/>
     <w:qFormat/>
+    <w:uiPriority w:val="9"/>
     <w:pPr>
       <w:keepNext/>
       <w:keepLines/>
@@ -7115,17 +6675,25 @@
     <w:rPr>
       <w:rFonts w:eastAsiaTheme="majorEastAsia" w:cstheme="majorBidi"/>
       <w:color w:val="595959" w:themeColor="text1" w:themeTint="A6"/>
+      <w14:textFill>
+        <w14:solidFill>
+          <w14:schemeClr w14:val="tx1">
+            <w14:lumMod w14:val="65000"/>
+            <w14:lumOff w14:val="35000"/>
+          </w14:schemeClr>
+        </w14:solidFill>
+      </w14:textFill>
     </w:rPr>
   </w:style>
-  <w:style w:type="paragraph" w:styleId="8">
+  <w:style w:type="paragraph" w:styleId="9">
     <w:name w:val="heading 8"/>
-    <w:basedOn w:val="a"/>
-    <w:next w:val="a"/>
-    <w:link w:val="80"/>
-    <w:uiPriority w:val="9"/>
+    <w:basedOn w:val="1"/>
+    <w:next w:val="1"/>
+    <w:link w:val="27"/>
     <w:semiHidden/>
     <w:unhideWhenUsed/>
     <w:qFormat/>
+    <w:uiPriority w:val="9"/>
     <w:pPr>
       <w:keepNext/>
       <w:keepLines/>
@@ -7137,17 +6705,25 @@
       <w:i/>
       <w:iCs/>
       <w:color w:val="262626" w:themeColor="text1" w:themeTint="D9"/>
+      <w14:textFill>
+        <w14:solidFill>
+          <w14:schemeClr w14:val="tx1">
+            <w14:lumMod w14:val="85000"/>
+            <w14:lumOff w14:val="15000"/>
+          </w14:schemeClr>
+        </w14:solidFill>
+      </w14:textFill>
     </w:rPr>
   </w:style>
-  <w:style w:type="paragraph" w:styleId="9">
+  <w:style w:type="paragraph" w:styleId="10">
     <w:name w:val="heading 9"/>
-    <w:basedOn w:val="a"/>
-    <w:next w:val="a"/>
-    <w:link w:val="90"/>
-    <w:uiPriority w:val="9"/>
+    <w:basedOn w:val="1"/>
+    <w:next w:val="1"/>
+    <w:link w:val="28"/>
     <w:semiHidden/>
     <w:unhideWhenUsed/>
     <w:qFormat/>
+    <w:uiPriority w:val="9"/>
     <w:pPr>
       <w:keepNext/>
       <w:keepLines/>
@@ -7157,21 +6733,28 @@
     <w:rPr>
       <w:rFonts w:eastAsiaTheme="majorEastAsia" w:cstheme="majorBidi"/>
       <w:color w:val="262626" w:themeColor="text1" w:themeTint="D9"/>
+      <w14:textFill>
+        <w14:solidFill>
+          <w14:schemeClr w14:val="tx1">
+            <w14:lumMod w14:val="85000"/>
+            <w14:lumOff w14:val="15000"/>
+          </w14:schemeClr>
+        </w14:solidFill>
+      </w14:textFill>
     </w:rPr>
   </w:style>
-  <w:style w:type="character" w:default="1" w:styleId="a0">
+  <w:style w:type="character" w:default="1" w:styleId="11">
     <w:name w:val="Default Paragraph Font"/>
-    <w:uiPriority w:val="1"/>
     <w:semiHidden/>
     <w:unhideWhenUsed/>
+    <w:uiPriority w:val="1"/>
   </w:style>
-  <w:style w:type="table" w:default="1" w:styleId="a1">
+  <w:style w:type="table" w:default="1" w:styleId="12">
     <w:name w:val="Normal Table"/>
-    <w:uiPriority w:val="99"/>
     <w:semiHidden/>
     <w:unhideWhenUsed/>
+    <w:uiPriority w:val="99"/>
     <w:tblPr>
-      <w:tblInd w:w="0" w:type="dxa"/>
       <w:tblCellMar>
         <w:top w:w="0" w:type="dxa"/>
         <w:left w:w="108" w:type="dxa"/>
@@ -7180,29 +6763,28 @@
       </w:tblCellMar>
     </w:tblPr>
   </w:style>
-  <w:style w:type="numbering" w:default="1" w:styleId="a2">
-    <w:name w:val="No List"/>
-    <w:uiPriority w:val="99"/>
-    <w:semiHidden/>
-    <w:unhideWhenUsed/>
-  </w:style>
-  <w:style w:type="character" w:styleId="a3">
+  <w:style w:type="character" w:styleId="13">
     <w:name w:val="Hyperlink"/>
-    <w:basedOn w:val="a0"/>
-    <w:uiPriority w:val="99"/>
+    <w:basedOn w:val="11"/>
     <w:unhideWhenUsed/>
     <w:qFormat/>
+    <w:uiPriority w:val="99"/>
     <w:rPr>
       <w:color w:val="467886" w:themeColor="hyperlink"/>
       <w:u w:val="single"/>
+      <w14:textFill>
+        <w14:solidFill>
+          <w14:schemeClr w14:val="hlink"/>
+        </w14:solidFill>
+      </w14:textFill>
     </w:rPr>
   </w:style>
-  <w:style w:type="paragraph" w:styleId="a4">
+  <w:style w:type="paragraph" w:styleId="14">
     <w:name w:val="Body Text"/>
-    <w:basedOn w:val="a"/>
-    <w:link w:val="a5"/>
+    <w:basedOn w:val="1"/>
+    <w:link w:val="43"/>
+    <w:qFormat/>
     <w:uiPriority w:val="1"/>
-    <w:qFormat/>
     <w:pPr>
       <w:widowControl w:val="0"/>
       <w:autoSpaceDE w:val="0"/>
@@ -7210,238 +6792,287 @@
       <w:spacing w:after="0" w:line="240" w:lineRule="auto"/>
     </w:pPr>
     <w:rPr>
-      <w:rFonts w:ascii="Times New Roman" w:eastAsia="Times New Roman" w:hAnsi="Times New Roman" w:cs="Times New Roman"/>
+      <w:rFonts w:ascii="Times New Roman" w:hAnsi="Times New Roman" w:eastAsia="Times New Roman" w:cs="Times New Roman"/>
       <w:kern w:val="0"/>
       <w:sz w:val="28"/>
       <w:szCs w:val="28"/>
       <w14:ligatures w14:val="none"/>
     </w:rPr>
   </w:style>
-  <w:style w:type="paragraph" w:styleId="11">
+  <w:style w:type="paragraph" w:styleId="15">
     <w:name w:val="toc 1"/>
-    <w:basedOn w:val="a"/>
-    <w:next w:val="a"/>
+    <w:basedOn w:val="1"/>
+    <w:next w:val="1"/>
     <w:autoRedefine/>
-    <w:uiPriority w:val="39"/>
     <w:unhideWhenUsed/>
     <w:qFormat/>
+    <w:uiPriority w:val="39"/>
     <w:pPr>
       <w:spacing w:after="100"/>
     </w:pPr>
   </w:style>
-  <w:style w:type="paragraph" w:styleId="21">
+  <w:style w:type="paragraph" w:styleId="16">
     <w:name w:val="toc 2"/>
-    <w:basedOn w:val="a"/>
-    <w:next w:val="a"/>
+    <w:basedOn w:val="1"/>
+    <w:next w:val="1"/>
     <w:autoRedefine/>
+    <w:unhideWhenUsed/>
     <w:uiPriority w:val="39"/>
-    <w:unhideWhenUsed/>
     <w:pPr>
       <w:spacing w:after="100"/>
       <w:ind w:left="240"/>
     </w:pPr>
   </w:style>
-  <w:style w:type="paragraph" w:styleId="a6">
+  <w:style w:type="paragraph" w:styleId="17">
     <w:name w:val="Title"/>
-    <w:basedOn w:val="a"/>
-    <w:next w:val="a"/>
-    <w:link w:val="a7"/>
+    <w:basedOn w:val="1"/>
+    <w:next w:val="1"/>
+    <w:link w:val="29"/>
+    <w:qFormat/>
     <w:uiPriority w:val="10"/>
-    <w:qFormat/>
     <w:pPr>
       <w:spacing w:after="80" w:line="240" w:lineRule="auto"/>
       <w:contextualSpacing/>
     </w:pPr>
     <w:rPr>
-      <w:rFonts w:asciiTheme="majorHAnsi" w:eastAsiaTheme="majorEastAsia" w:hAnsiTheme="majorHAnsi" w:cstheme="majorBidi"/>
+      <w:rFonts w:asciiTheme="majorHAnsi" w:hAnsiTheme="majorHAnsi" w:eastAsiaTheme="majorEastAsia" w:cstheme="majorBidi"/>
       <w:spacing w:val="-10"/>
       <w:kern w:val="28"/>
       <w:sz w:val="56"/>
       <w:szCs w:val="56"/>
     </w:rPr>
   </w:style>
-  <w:style w:type="paragraph" w:styleId="a8">
+  <w:style w:type="paragraph" w:styleId="18">
     <w:name w:val="Subtitle"/>
-    <w:basedOn w:val="a"/>
-    <w:next w:val="a"/>
-    <w:link w:val="a9"/>
+    <w:basedOn w:val="1"/>
+    <w:next w:val="1"/>
+    <w:link w:val="30"/>
+    <w:qFormat/>
     <w:uiPriority w:val="11"/>
-    <w:qFormat/>
     <w:rPr>
       <w:rFonts w:eastAsiaTheme="majorEastAsia" w:cstheme="majorBidi"/>
       <w:color w:val="595959" w:themeColor="text1" w:themeTint="A6"/>
       <w:spacing w:val="15"/>
       <w:sz w:val="28"/>
       <w:szCs w:val="28"/>
+      <w14:textFill>
+        <w14:solidFill>
+          <w14:schemeClr w14:val="tx1">
+            <w14:lumMod w14:val="65000"/>
+            <w14:lumOff w14:val="35000"/>
+          </w14:schemeClr>
+        </w14:solidFill>
+      </w14:textFill>
     </w:rPr>
   </w:style>
-  <w:style w:type="table" w:styleId="aa">
+  <w:style w:type="table" w:styleId="19">
     <w:name w:val="Table Grid"/>
-    <w:basedOn w:val="a1"/>
+    <w:basedOn w:val="12"/>
+    <w:uiPriority w:val="0"/>
     <w:tblPr>
       <w:tblBorders>
-        <w:top w:val="single" w:sz="4" w:space="0" w:color="auto"/>
-        <w:left w:val="single" w:sz="4" w:space="0" w:color="auto"/>
-        <w:bottom w:val="single" w:sz="4" w:space="0" w:color="auto"/>
-        <w:right w:val="single" w:sz="4" w:space="0" w:color="auto"/>
-        <w:insideH w:val="single" w:sz="4" w:space="0" w:color="auto"/>
-        <w:insideV w:val="single" w:sz="4" w:space="0" w:color="auto"/>
+        <w:top w:val="single" w:color="auto" w:sz="4" w:space="0"/>
+        <w:left w:val="single" w:color="auto" w:sz="4" w:space="0"/>
+        <w:bottom w:val="single" w:color="auto" w:sz="4" w:space="0"/>
+        <w:right w:val="single" w:color="auto" w:sz="4" w:space="0"/>
+        <w:insideH w:val="single" w:color="auto" w:sz="4" w:space="0"/>
+        <w:insideV w:val="single" w:color="auto" w:sz="4" w:space="0"/>
       </w:tblBorders>
     </w:tblPr>
   </w:style>
-  <w:style w:type="character" w:customStyle="1" w:styleId="10">
+  <w:style w:type="character" w:customStyle="1" w:styleId="20">
     <w:name w:val="Заголовок 1 Знак"/>
-    <w:basedOn w:val="a0"/>
-    <w:link w:val="1"/>
+    <w:basedOn w:val="11"/>
+    <w:link w:val="2"/>
+    <w:qFormat/>
     <w:uiPriority w:val="9"/>
-    <w:qFormat/>
     <w:rPr>
-      <w:rFonts w:asciiTheme="majorHAnsi" w:eastAsiaTheme="majorEastAsia" w:hAnsiTheme="majorHAnsi" w:cstheme="majorBidi"/>
-      <w:color w:val="0F4761" w:themeColor="accent1" w:themeShade="BF"/>
+      <w:rFonts w:asciiTheme="majorHAnsi" w:hAnsiTheme="majorHAnsi" w:eastAsiaTheme="majorEastAsia" w:cstheme="majorBidi"/>
+      <w:color w:val="104862" w:themeColor="accent1" w:themeShade="BF"/>
       <w:sz w:val="40"/>
       <w:szCs w:val="40"/>
     </w:rPr>
   </w:style>
-  <w:style w:type="character" w:customStyle="1" w:styleId="20">
+  <w:style w:type="character" w:customStyle="1" w:styleId="21">
     <w:name w:val="Заголовок 2 Знак"/>
-    <w:basedOn w:val="a0"/>
-    <w:link w:val="2"/>
+    <w:basedOn w:val="11"/>
+    <w:link w:val="3"/>
+    <w:qFormat/>
     <w:uiPriority w:val="9"/>
-    <w:qFormat/>
     <w:rPr>
-      <w:rFonts w:asciiTheme="majorHAnsi" w:eastAsiaTheme="majorEastAsia" w:hAnsiTheme="majorHAnsi" w:cstheme="majorBidi"/>
-      <w:color w:val="0F4761" w:themeColor="accent1" w:themeShade="BF"/>
+      <w:rFonts w:asciiTheme="majorHAnsi" w:hAnsiTheme="majorHAnsi" w:eastAsiaTheme="majorEastAsia" w:cstheme="majorBidi"/>
+      <w:color w:val="104862" w:themeColor="accent1" w:themeShade="BF"/>
       <w:sz w:val="32"/>
       <w:szCs w:val="32"/>
     </w:rPr>
   </w:style>
-  <w:style w:type="character" w:customStyle="1" w:styleId="30">
+  <w:style w:type="character" w:customStyle="1" w:styleId="22">
     <w:name w:val="Заголовок 3 Знак"/>
-    <w:basedOn w:val="a0"/>
-    <w:link w:val="3"/>
-    <w:uiPriority w:val="9"/>
+    <w:basedOn w:val="11"/>
+    <w:link w:val="4"/>
     <w:semiHidden/>
     <w:qFormat/>
+    <w:uiPriority w:val="9"/>
     <w:rPr>
       <w:rFonts w:eastAsiaTheme="majorEastAsia" w:cstheme="majorBidi"/>
-      <w:color w:val="0F4761" w:themeColor="accent1" w:themeShade="BF"/>
+      <w:color w:val="104862" w:themeColor="accent1" w:themeShade="BF"/>
       <w:sz w:val="28"/>
       <w:szCs w:val="28"/>
     </w:rPr>
   </w:style>
-  <w:style w:type="character" w:customStyle="1" w:styleId="40">
+  <w:style w:type="character" w:customStyle="1" w:styleId="23">
     <w:name w:val="Заголовок 4 Знак"/>
-    <w:basedOn w:val="a0"/>
-    <w:link w:val="4"/>
-    <w:uiPriority w:val="9"/>
+    <w:basedOn w:val="11"/>
+    <w:link w:val="5"/>
     <w:semiHidden/>
     <w:qFormat/>
+    <w:uiPriority w:val="9"/>
     <w:rPr>
       <w:rFonts w:eastAsiaTheme="majorEastAsia" w:cstheme="majorBidi"/>
       <w:i/>
       <w:iCs/>
-      <w:color w:val="0F4761" w:themeColor="accent1" w:themeShade="BF"/>
+      <w:color w:val="104862" w:themeColor="accent1" w:themeShade="BF"/>
     </w:rPr>
   </w:style>
-  <w:style w:type="character" w:customStyle="1" w:styleId="50">
+  <w:style w:type="character" w:customStyle="1" w:styleId="24">
     <w:name w:val="Заголовок 5 Знак"/>
-    <w:basedOn w:val="a0"/>
-    <w:link w:val="5"/>
-    <w:uiPriority w:val="9"/>
+    <w:basedOn w:val="11"/>
+    <w:link w:val="6"/>
     <w:semiHidden/>
     <w:qFormat/>
+    <w:uiPriority w:val="9"/>
     <w:rPr>
       <w:rFonts w:eastAsiaTheme="majorEastAsia" w:cstheme="majorBidi"/>
-      <w:color w:val="0F4761" w:themeColor="accent1" w:themeShade="BF"/>
+      <w:color w:val="104862" w:themeColor="accent1" w:themeShade="BF"/>
     </w:rPr>
   </w:style>
-  <w:style w:type="character" w:customStyle="1" w:styleId="60">
+  <w:style w:type="character" w:customStyle="1" w:styleId="25">
     <w:name w:val="Заголовок 6 Знак"/>
-    <w:basedOn w:val="a0"/>
-    <w:link w:val="6"/>
-    <w:uiPriority w:val="9"/>
+    <w:basedOn w:val="11"/>
+    <w:link w:val="7"/>
     <w:semiHidden/>
     <w:qFormat/>
+    <w:uiPriority w:val="9"/>
     <w:rPr>
       <w:rFonts w:eastAsiaTheme="majorEastAsia" w:cstheme="majorBidi"/>
       <w:i/>
       <w:iCs/>
       <w:color w:val="595959" w:themeColor="text1" w:themeTint="A6"/>
+      <w14:textFill>
+        <w14:solidFill>
+          <w14:schemeClr w14:val="tx1">
+            <w14:lumMod w14:val="65000"/>
+            <w14:lumOff w14:val="35000"/>
+          </w14:schemeClr>
+        </w14:solidFill>
+      </w14:textFill>
     </w:rPr>
   </w:style>
-  <w:style w:type="character" w:customStyle="1" w:styleId="70">
+  <w:style w:type="character" w:customStyle="1" w:styleId="26">
     <w:name w:val="Заголовок 7 Знак"/>
-    <w:basedOn w:val="a0"/>
-    <w:link w:val="7"/>
-    <w:uiPriority w:val="9"/>
+    <w:basedOn w:val="11"/>
+    <w:link w:val="8"/>
     <w:semiHidden/>
     <w:qFormat/>
+    <w:uiPriority w:val="9"/>
     <w:rPr>
       <w:rFonts w:eastAsiaTheme="majorEastAsia" w:cstheme="majorBidi"/>
       <w:color w:val="595959" w:themeColor="text1" w:themeTint="A6"/>
+      <w14:textFill>
+        <w14:solidFill>
+          <w14:schemeClr w14:val="tx1">
+            <w14:lumMod w14:val="65000"/>
+            <w14:lumOff w14:val="35000"/>
+          </w14:schemeClr>
+        </w14:solidFill>
+      </w14:textFill>
     </w:rPr>
   </w:style>
-  <w:style w:type="character" w:customStyle="1" w:styleId="80">
+  <w:style w:type="character" w:customStyle="1" w:styleId="27">
     <w:name w:val="Заголовок 8 Знак"/>
-    <w:basedOn w:val="a0"/>
-    <w:link w:val="8"/>
-    <w:uiPriority w:val="9"/>
+    <w:basedOn w:val="11"/>
+    <w:link w:val="9"/>
     <w:semiHidden/>
     <w:qFormat/>
+    <w:uiPriority w:val="9"/>
     <w:rPr>
       <w:rFonts w:eastAsiaTheme="majorEastAsia" w:cstheme="majorBidi"/>
       <w:i/>
       <w:iCs/>
       <w:color w:val="262626" w:themeColor="text1" w:themeTint="D9"/>
+      <w14:textFill>
+        <w14:solidFill>
+          <w14:schemeClr w14:val="tx1">
+            <w14:lumMod w14:val="85000"/>
+            <w14:lumOff w14:val="15000"/>
+          </w14:schemeClr>
+        </w14:solidFill>
+      </w14:textFill>
     </w:rPr>
   </w:style>
-  <w:style w:type="character" w:customStyle="1" w:styleId="90">
+  <w:style w:type="character" w:customStyle="1" w:styleId="28">
     <w:name w:val="Заголовок 9 Знак"/>
-    <w:basedOn w:val="a0"/>
-    <w:link w:val="9"/>
-    <w:uiPriority w:val="9"/>
+    <w:basedOn w:val="11"/>
+    <w:link w:val="10"/>
     <w:semiHidden/>
     <w:qFormat/>
+    <w:uiPriority w:val="9"/>
     <w:rPr>
       <w:rFonts w:eastAsiaTheme="majorEastAsia" w:cstheme="majorBidi"/>
       <w:color w:val="262626" w:themeColor="text1" w:themeTint="D9"/>
+      <w14:textFill>
+        <w14:solidFill>
+          <w14:schemeClr w14:val="tx1">
+            <w14:lumMod w14:val="85000"/>
+            <w14:lumOff w14:val="15000"/>
+          </w14:schemeClr>
+        </w14:solidFill>
+      </w14:textFill>
     </w:rPr>
   </w:style>
-  <w:style w:type="character" w:customStyle="1" w:styleId="a7">
+  <w:style w:type="character" w:customStyle="1" w:styleId="29">
     <w:name w:val="Заголовок Знак"/>
-    <w:basedOn w:val="a0"/>
-    <w:link w:val="a6"/>
+    <w:basedOn w:val="11"/>
+    <w:link w:val="17"/>
+    <w:qFormat/>
     <w:uiPriority w:val="10"/>
-    <w:qFormat/>
     <w:rPr>
-      <w:rFonts w:asciiTheme="majorHAnsi" w:eastAsiaTheme="majorEastAsia" w:hAnsiTheme="majorHAnsi" w:cstheme="majorBidi"/>
+      <w:rFonts w:asciiTheme="majorHAnsi" w:hAnsiTheme="majorHAnsi" w:eastAsiaTheme="majorEastAsia" w:cstheme="majorBidi"/>
       <w:spacing w:val="-10"/>
       <w:kern w:val="28"/>
       <w:sz w:val="56"/>
       <w:szCs w:val="56"/>
     </w:rPr>
   </w:style>
-  <w:style w:type="character" w:customStyle="1" w:styleId="a9">
+  <w:style w:type="character" w:customStyle="1" w:styleId="30">
     <w:name w:val="Подзаголовок Знак"/>
-    <w:basedOn w:val="a0"/>
-    <w:link w:val="a8"/>
+    <w:basedOn w:val="11"/>
+    <w:link w:val="18"/>
+    <w:qFormat/>
     <w:uiPriority w:val="11"/>
-    <w:qFormat/>
     <w:rPr>
       <w:rFonts w:eastAsiaTheme="majorEastAsia" w:cstheme="majorBidi"/>
       <w:color w:val="595959" w:themeColor="text1" w:themeTint="A6"/>
       <w:spacing w:val="15"/>
       <w:sz w:val="28"/>
       <w:szCs w:val="28"/>
+      <w14:textFill>
+        <w14:solidFill>
+          <w14:schemeClr w14:val="tx1">
+            <w14:lumMod w14:val="65000"/>
+            <w14:lumOff w14:val="35000"/>
+          </w14:schemeClr>
+        </w14:solidFill>
+      </w14:textFill>
     </w:rPr>
   </w:style>
-  <w:style w:type="paragraph" w:styleId="22">
+  <w:style w:type="paragraph" w:styleId="31">
     <w:name w:val="Quote"/>
-    <w:basedOn w:val="a"/>
-    <w:next w:val="a"/>
-    <w:link w:val="23"/>
+    <w:basedOn w:val="1"/>
+    <w:next w:val="1"/>
+    <w:link w:val="32"/>
+    <w:qFormat/>
     <w:uiPriority w:val="29"/>
-    <w:qFormat/>
     <w:pPr>
       <w:spacing w:before="160"/>
       <w:jc w:val="center"/>
@@ -7450,52 +7081,68 @@
       <w:i/>
       <w:iCs/>
       <w:color w:val="404040" w:themeColor="text1" w:themeTint="BF"/>
+      <w14:textFill>
+        <w14:solidFill>
+          <w14:schemeClr w14:val="tx1">
+            <w14:lumMod w14:val="75000"/>
+            <w14:lumOff w14:val="25000"/>
+          </w14:schemeClr>
+        </w14:solidFill>
+      </w14:textFill>
     </w:rPr>
   </w:style>
-  <w:style w:type="character" w:customStyle="1" w:styleId="23">
+  <w:style w:type="character" w:customStyle="1" w:styleId="32">
     <w:name w:val="Цитата 2 Знак"/>
-    <w:basedOn w:val="a0"/>
-    <w:link w:val="22"/>
+    <w:basedOn w:val="11"/>
+    <w:link w:val="31"/>
+    <w:qFormat/>
     <w:uiPriority w:val="29"/>
-    <w:qFormat/>
     <w:rPr>
       <w:i/>
       <w:iCs/>
       <w:color w:val="404040" w:themeColor="text1" w:themeTint="BF"/>
+      <w14:textFill>
+        <w14:solidFill>
+          <w14:schemeClr w14:val="tx1">
+            <w14:lumMod w14:val="75000"/>
+            <w14:lumOff w14:val="25000"/>
+          </w14:schemeClr>
+        </w14:solidFill>
+      </w14:textFill>
     </w:rPr>
   </w:style>
-  <w:style w:type="paragraph" w:styleId="ab">
+  <w:style w:type="paragraph" w:styleId="33">
     <w:name w:val="List Paragraph"/>
-    <w:basedOn w:val="a"/>
+    <w:basedOn w:val="1"/>
+    <w:qFormat/>
     <w:uiPriority w:val="34"/>
-    <w:qFormat/>
     <w:pPr>
       <w:ind w:left="720"/>
       <w:contextualSpacing/>
     </w:pPr>
   </w:style>
-  <w:style w:type="character" w:customStyle="1" w:styleId="12">
+  <w:style w:type="character" w:customStyle="1" w:styleId="34">
     <w:name w:val="Сильное выделение1"/>
-    <w:basedOn w:val="a0"/>
+    <w:basedOn w:val="11"/>
+    <w:qFormat/>
     <w:uiPriority w:val="21"/>
-    <w:qFormat/>
     <w:rPr>
       <w:i/>
       <w:iCs/>
-      <w:color w:val="0F4761" w:themeColor="accent1" w:themeShade="BF"/>
+      <w:color w:val="104862" w:themeColor="accent1" w:themeShade="BF"/>
     </w:rPr>
   </w:style>
-  <w:style w:type="paragraph" w:styleId="ac">
+  <w:style w:type="paragraph" w:styleId="35">
     <w:name w:val="Intense Quote"/>
-    <w:basedOn w:val="a"/>
-    <w:next w:val="a"/>
-    <w:link w:val="ad"/>
+    <w:basedOn w:val="1"/>
+    <w:next w:val="1"/>
+    <w:link w:val="36"/>
+    <w:qFormat/>
     <w:uiPriority w:val="30"/>
-    <w:qFormat/>
     <w:pPr>
       <w:pBdr>
-        <w:top w:val="single" w:sz="4" w:space="10" w:color="0F4761" w:themeColor="accent1" w:themeShade="BF"/>
-        <w:bottom w:val="single" w:sz="4" w:space="10" w:color="0F4761" w:themeColor="accent1" w:themeShade="BF"/>
+        <w:top w:val="single" w:color="0F4761" w:themeColor="accent1" w:themeShade="BF" w:sz="4" w:space="10"/>
+        <w:bottom w:val="single" w:color="0F4761" w:themeColor="accent1" w:themeShade="BF" w:sz="4" w:space="10"/>
       </w:pBdr>
       <w:spacing w:before="360" w:after="360"/>
       <w:ind w:left="864" w:right="864"/>
@@ -7504,39 +7151,40 @@
     <w:rPr>
       <w:i/>
       <w:iCs/>
-      <w:color w:val="0F4761" w:themeColor="accent1" w:themeShade="BF"/>
+      <w:color w:val="104862" w:themeColor="accent1" w:themeShade="BF"/>
     </w:rPr>
   </w:style>
-  <w:style w:type="character" w:customStyle="1" w:styleId="ad">
+  <w:style w:type="character" w:customStyle="1" w:styleId="36">
     <w:name w:val="Выделенная цитата Знак"/>
-    <w:basedOn w:val="a0"/>
-    <w:link w:val="ac"/>
+    <w:basedOn w:val="11"/>
+    <w:link w:val="35"/>
+    <w:qFormat/>
     <w:uiPriority w:val="30"/>
-    <w:qFormat/>
     <w:rPr>
       <w:i/>
       <w:iCs/>
-      <w:color w:val="0F4761" w:themeColor="accent1" w:themeShade="BF"/>
+      <w:color w:val="104862" w:themeColor="accent1" w:themeShade="BF"/>
     </w:rPr>
   </w:style>
-  <w:style w:type="character" w:customStyle="1" w:styleId="13">
+  <w:style w:type="character" w:customStyle="1" w:styleId="37">
     <w:name w:val="Сильная ссылка1"/>
-    <w:basedOn w:val="a0"/>
+    <w:basedOn w:val="11"/>
+    <w:qFormat/>
     <w:uiPriority w:val="32"/>
-    <w:qFormat/>
     <w:rPr>
       <w:b/>
       <w:bCs/>
       <w:smallCaps/>
-      <w:color w:val="0F4761" w:themeColor="accent1" w:themeShade="BF"/>
+      <w:color w:val="104862" w:themeColor="accent1" w:themeShade="BF"/>
       <w:spacing w:val="5"/>
     </w:rPr>
   </w:style>
-  <w:style w:type="paragraph" w:customStyle="1" w:styleId="ae">
+  <w:style w:type="paragraph" w:customStyle="1" w:styleId="38">
     <w:name w:val="ЗАГОЛОВОК"/>
-    <w:basedOn w:val="a"/>
-    <w:link w:val="af"/>
+    <w:basedOn w:val="1"/>
+    <w:link w:val="39"/>
     <w:qFormat/>
+    <w:uiPriority w:val="0"/>
     <w:pPr>
       <w:jc w:val="center"/>
     </w:pPr>
@@ -7548,11 +7196,12 @@
       <w:szCs w:val="28"/>
     </w:rPr>
   </w:style>
-  <w:style w:type="character" w:customStyle="1" w:styleId="af">
+  <w:style w:type="character" w:customStyle="1" w:styleId="39">
     <w:name w:val="ЗАГОЛОВОК Знак"/>
-    <w:basedOn w:val="a0"/>
-    <w:link w:val="ae"/>
+    <w:basedOn w:val="11"/>
+    <w:link w:val="38"/>
     <w:qFormat/>
+    <w:uiPriority w:val="0"/>
     <w:rPr>
       <w:rFonts w:ascii="Times New Roman" w:hAnsi="Times New Roman" w:cs="Times New Roman"/>
       <w:b/>
@@ -7561,11 +7210,12 @@
       <w:szCs w:val="28"/>
     </w:rPr>
   </w:style>
-  <w:style w:type="paragraph" w:customStyle="1" w:styleId="af0">
+  <w:style w:type="paragraph" w:customStyle="1" w:styleId="40">
     <w:name w:val="ПОДЗАГОЛОВОК"/>
-    <w:basedOn w:val="a"/>
-    <w:link w:val="af1"/>
+    <w:basedOn w:val="1"/>
+    <w:link w:val="41"/>
     <w:qFormat/>
+    <w:uiPriority w:val="0"/>
     <w:pPr>
       <w:spacing w:line="360" w:lineRule="auto"/>
       <w:ind w:firstLine="709"/>
@@ -7578,11 +7228,12 @@
       <w:szCs w:val="28"/>
     </w:rPr>
   </w:style>
-  <w:style w:type="character" w:customStyle="1" w:styleId="af1">
+  <w:style w:type="character" w:customStyle="1" w:styleId="41">
     <w:name w:val="ПОДЗАГОЛОВОК Знак"/>
-    <w:basedOn w:val="a0"/>
-    <w:link w:val="af0"/>
+    <w:basedOn w:val="11"/>
+    <w:link w:val="40"/>
     <w:qFormat/>
+    <w:uiPriority w:val="0"/>
     <w:rPr>
       <w:rFonts w:ascii="Times New Roman" w:hAnsi="Times New Roman" w:cs="Times New Roman"/>
       <w:b/>
@@ -7591,11 +7242,11 @@
       <w:szCs w:val="28"/>
     </w:rPr>
   </w:style>
-  <w:style w:type="paragraph" w:customStyle="1" w:styleId="TableParagraph">
+  <w:style w:type="paragraph" w:customStyle="1" w:styleId="42">
     <w:name w:val="Table Paragraph"/>
-    <w:basedOn w:val="a"/>
+    <w:basedOn w:val="1"/>
+    <w:qFormat/>
     <w:uiPriority w:val="1"/>
-    <w:qFormat/>
     <w:pPr>
       <w:widowControl w:val="0"/>
       <w:autoSpaceDE w:val="0"/>
@@ -7603,21 +7254,21 @@
       <w:spacing w:after="0" w:line="240" w:lineRule="auto"/>
     </w:pPr>
     <w:rPr>
-      <w:rFonts w:ascii="Times New Roman" w:eastAsia="Times New Roman" w:hAnsi="Times New Roman" w:cs="Times New Roman"/>
+      <w:rFonts w:ascii="Times New Roman" w:hAnsi="Times New Roman" w:eastAsia="Times New Roman" w:cs="Times New Roman"/>
       <w:kern w:val="0"/>
       <w:sz w:val="22"/>
       <w:szCs w:val="22"/>
       <w14:ligatures w14:val="none"/>
     </w:rPr>
   </w:style>
-  <w:style w:type="character" w:customStyle="1" w:styleId="a5">
+  <w:style w:type="character" w:customStyle="1" w:styleId="43">
     <w:name w:val="Основной текст Знак"/>
-    <w:basedOn w:val="a0"/>
-    <w:link w:val="a4"/>
+    <w:basedOn w:val="11"/>
+    <w:link w:val="14"/>
+    <w:qFormat/>
     <w:uiPriority w:val="1"/>
-    <w:qFormat/>
     <w:rPr>
-      <w:rFonts w:ascii="Times New Roman" w:eastAsia="Times New Roman" w:hAnsi="Times New Roman" w:cs="Times New Roman"/>
+      <w:rFonts w:ascii="Times New Roman" w:hAnsi="Times New Roman" w:eastAsia="Times New Roman" w:cs="Times New Roman"/>
       <w:kern w:val="0"/>
       <w:sz w:val="28"/>
       <w:szCs w:val="28"/>
@@ -7899,7 +7550,6 @@
       </a:style>
     </a:lnDef>
   </a:objectDefaults>
-  <a:extraClrSchemeLst/>
 </a:theme>
 </file>
 
@@ -7928,8 +7578,6 @@
 
 <file path=customXml/itemProps2.xml><?xml version="1.0" encoding="utf-8"?>
 <ds:datastoreItem xmlns:ds="http://schemas.openxmlformats.org/officeDocument/2006/customXml" ds:itemID="{99762DC3-750C-48F4-89E9-4764F8BE62AF}">
-  <ds:schemaRefs>
-    <ds:schemaRef ds:uri="http://schemas.openxmlformats.org/officeDocument/2006/bibliography"/>
-  </ds:schemaRefs>
+  <ds:schemaRefs/>
 </ds:datastoreItem>
 </file>